--- a/Descripcion-UC/Descripcion-UC004.docx
+++ b/Descripcion-UC/Descripcion-UC004.docx
@@ -1,41 +1,64 @@
 
 <file path=word/document.xml><?xml version="1.0" encoding="utf-8"?>
-<w:document xmlns:wpc="http://schemas.microsoft.com/office/word/2010/wordprocessingCanvas" xmlns:mc="http://schemas.openxmlformats.org/markup-compatibility/2006" xmlns:o="urn:schemas-microsoft-com:office:office" xmlns:r="http://schemas.openxmlformats.org/officeDocument/2006/relationships" xmlns:m="http://schemas.openxmlformats.org/officeDocument/2006/math" xmlns:v="urn:schemas-microsoft-com:vml" xmlns:wp14="http://schemas.microsoft.com/office/word/2010/wordprocessingDrawing" xmlns:wp="http://schemas.openxmlformats.org/drawingml/2006/wordprocessingDrawing" xmlns:w10="urn:schemas-microsoft-com:office:word" xmlns:w="http://schemas.openxmlformats.org/wordprocessingml/2006/main" xmlns:w14="http://schemas.microsoft.com/office/word/2010/wordml" xmlns:w15="http://schemas.microsoft.com/office/word/2012/wordml" xmlns:wpg="http://schemas.microsoft.com/office/word/2010/wordprocessingGroup" xmlns:wpi="http://schemas.microsoft.com/office/word/2010/wordprocessingInk" xmlns:wne="http://schemas.microsoft.com/office/word/2006/wordml" xmlns:wps="http://schemas.microsoft.com/office/word/2010/wordprocessingShape" xmlns:w16se="http://schemas.microsoft.com/office/word/2015/wordml/symex" xmlns:w16cid="http://schemas.microsoft.com/office/word/2016/wordml/cid" xmlns:w16="http://schemas.microsoft.com/office/word/2018/wordml" xmlns:w16cex="http://schemas.microsoft.com/office/word/2018/wordml/cex" xmlns:w16sdtdh="http://schemas.microsoft.com/office/word/2020/wordml/sdtdatahash" xmlns:w16sdtfl="http://schemas.microsoft.com/office/word/2024/wordml/sdtformatlock" xmlns:a="http://schemas.openxmlformats.org/drawingml/2006/main" xmlns:pic="http://schemas.openxmlformats.org/drawingml/2006/picture" xmlns:a14="http://schemas.microsoft.com/office/drawing/2010/main" mc:Ignorable="w14 w15 wp14 w16se w16cid w16 w16cex w16sdtdh w16sdtfl">
+<w:document xmlns:wpc="http://schemas.microsoft.com/office/word/2010/wordprocessingCanvas" xmlns:mc="http://schemas.openxmlformats.org/markup-compatibility/2006" xmlns:o="urn:schemas-microsoft-com:office:office" xmlns:r="http://schemas.openxmlformats.org/officeDocument/2006/relationships" xmlns:m="http://schemas.openxmlformats.org/officeDocument/2006/math" xmlns:v="urn:schemas-microsoft-com:vml" xmlns:wp14="http://schemas.microsoft.com/office/word/2010/wordprocessingDrawing" xmlns:wp="http://schemas.openxmlformats.org/drawingml/2006/wordprocessingDrawing" xmlns:w="http://schemas.openxmlformats.org/wordprocessingml/2006/main" xmlns:w14="http://schemas.microsoft.com/office/word/2010/wordml" xmlns:w10="urn:schemas-microsoft-com:office:word" xmlns:w15="http://schemas.microsoft.com/office/word/2012/wordml" xmlns:wpg="http://schemas.microsoft.com/office/word/2010/wordprocessingGroup" xmlns:wpi="http://schemas.microsoft.com/office/word/2010/wordprocessingInk" xmlns:wne="http://schemas.microsoft.com/office/word/2006/wordml" xmlns:wps="http://schemas.microsoft.com/office/word/2010/wordprocessingShape" xmlns:wpsCustomData="http://www.wps.cn/officeDocument/2013/wpsCustomData" mc:Ignorable="w14 w15 wp14">
   <w:body>
     <w:tbl>
       <w:tblPr>
-        <w:tblStyle w:val="TableNormal"/>
-        <w:bidiVisual w:val="0"/>
+        <w:tblStyle w:val="3"/>
         <w:tblW w:w="0" w:type="auto"/>
         <w:tblInd w:w="-615" w:type="dxa"/>
         <w:tblBorders>
-          <w:top w:val="single" w:sz="6"/>
-          <w:left w:val="single" w:sz="6"/>
-          <w:bottom w:val="single" w:sz="6"/>
-          <w:right w:val="single" w:sz="6"/>
+          <w:top w:val="single" w:color="auto" w:sz="6" w:space="0"/>
+          <w:left w:val="single" w:color="auto" w:sz="6" w:space="0"/>
+          <w:bottom w:val="single" w:color="auto" w:sz="6" w:space="0"/>
+          <w:right w:val="single" w:color="auto" w:sz="6" w:space="0"/>
+          <w:insideH w:val="none" w:color="auto" w:sz="0" w:space="0"/>
+          <w:insideV w:val="none" w:color="auto" w:sz="0" w:space="0"/>
         </w:tblBorders>
-        <w:tblLook w:val="0000" w:firstRow="0" w:lastRow="0" w:firstColumn="0" w:lastColumn="0" w:noHBand="0" w:noVBand="0"/>
+        <w:tblLayout w:type="autofit"/>
+        <w:tblCellMar>
+          <w:top w:w="0" w:type="dxa"/>
+          <w:left w:w="108" w:type="dxa"/>
+          <w:bottom w:w="0" w:type="dxa"/>
+          <w:right w:w="108" w:type="dxa"/>
+        </w:tblCellMar>
       </w:tblPr>
       <w:tblGrid>
-        <w:gridCol w:w="1759"/>
-        <w:gridCol w:w="2580"/>
-        <w:gridCol w:w="968"/>
-        <w:gridCol w:w="2610"/>
-        <w:gridCol w:w="2824"/>
+        <w:gridCol w:w="1723"/>
+        <w:gridCol w:w="2291"/>
+        <w:gridCol w:w="889"/>
+        <w:gridCol w:w="2362"/>
+        <w:gridCol w:w="2586"/>
       </w:tblGrid>
       <w:tr>
+        <w:tblPrEx>
+          <w:tblBorders>
+            <w:top w:val="single" w:color="auto" w:sz="6" w:space="0"/>
+            <w:left w:val="single" w:color="auto" w:sz="6" w:space="0"/>
+            <w:bottom w:val="single" w:color="auto" w:sz="6" w:space="0"/>
+            <w:right w:val="single" w:color="auto" w:sz="6" w:space="0"/>
+            <w:insideH w:val="none" w:color="auto" w:sz="0" w:space="0"/>
+            <w:insideV w:val="none" w:color="auto" w:sz="0" w:space="0"/>
+          </w:tblBorders>
+          <w:tblCellMar>
+            <w:top w:w="0" w:type="dxa"/>
+            <w:left w:w="108" w:type="dxa"/>
+            <w:bottom w:w="0" w:type="dxa"/>
+            <w:right w:w="108" w:type="dxa"/>
+          </w:tblCellMar>
+        </w:tblPrEx>
         <w:trPr>
-          <w:trHeight w:val="300"/>
+          <w:trHeight w:val="300" w:hRule="atLeast"/>
         </w:trPr>
         <w:tc>
           <w:tcPr>
             <w:tcW w:w="7917" w:type="dxa"/>
             <w:gridSpan w:val="4"/>
             <w:tcBorders>
-              <w:top w:val="single" w:color="000000" w:themeColor="text1" w:sz="6"/>
-              <w:left w:val="single" w:color="000000" w:themeColor="text1" w:sz="6"/>
-              <w:bottom w:val="single" w:color="000000" w:themeColor="text1" w:sz="6"/>
-              <w:right w:val="single" w:color="000000" w:themeColor="text1" w:sz="6"/>
+              <w:top w:val="single" w:color="000000" w:themeColor="text1" w:sz="6" w:space="0"/>
+              <w:left w:val="single" w:color="000000" w:themeColor="text1" w:sz="6" w:space="0"/>
+              <w:bottom w:val="single" w:color="000000" w:themeColor="text1" w:sz="6" w:space="0"/>
+              <w:right w:val="single" w:color="000000" w:themeColor="text1" w:sz="6" w:space="0"/>
             </w:tcBorders>
             <w:tcMar>
               <w:left w:w="105" w:type="dxa"/>
@@ -45,11 +68,10 @@
           </w:tcPr>
           <w:p>
             <w:pPr>
-              <w:pStyle w:val="Normal"/>
               <w:widowControl w:val="0"/>
               <w:suppressLineNumbers w:val="0"/>
               <w:bidi w:val="0"/>
-              <w:spacing w:before="0" w:beforeAutospacing="off" w:after="0" w:afterAutospacing="off" w:line="288" w:lineRule="auto"/>
+              <w:spacing w:before="0" w:beforeAutospacing="0" w:after="0" w:afterAutospacing="0" w:line="288" w:lineRule="auto"/>
               <w:ind w:left="0" w:right="0"/>
               <w:jc w:val="left"/>
               <w:rPr>
@@ -73,20 +95,7 @@
                 <w:szCs w:val="21"/>
                 <w:lang w:val="es-AR"/>
               </w:rPr>
-              <w:t xml:space="preserve">Nombre del Use Case: Registrar </w:t>
-            </w:r>
-            <w:r>
-              <w:rPr>
-                <w:rFonts w:ascii="Calibri" w:hAnsi="Calibri" w:eastAsia="Calibri" w:cs="Calibri"/>
-                <w:b w:val="0"/>
-                <w:bCs w:val="0"/>
-                <w:i w:val="0"/>
-                <w:iCs w:val="0"/>
-                <w:sz w:val="21"/>
-                <w:szCs w:val="21"/>
-                <w:lang w:val="es-AR"/>
-              </w:rPr>
-              <w:t>Categoria</w:t>
+              <w:t>Nombre del Use Case: Registrar Categoria</w:t>
             </w:r>
           </w:p>
         </w:tc>
@@ -94,10 +103,10 @@
           <w:tcPr>
             <w:tcW w:w="2824" w:type="dxa"/>
             <w:tcBorders>
-              <w:top w:val="single" w:color="000000" w:themeColor="text1" w:sz="6"/>
-              <w:left w:val="single" w:color="000000" w:themeColor="text1" w:sz="6"/>
-              <w:bottom w:val="single" w:color="000000" w:themeColor="text1" w:sz="6"/>
-              <w:right w:val="single" w:color="000000" w:themeColor="text1" w:sz="6"/>
+              <w:top w:val="single" w:color="000000" w:themeColor="text1" w:sz="6" w:space="0"/>
+              <w:left w:val="single" w:color="000000" w:themeColor="text1" w:sz="6" w:space="0"/>
+              <w:bottom w:val="single" w:color="000000" w:themeColor="text1" w:sz="6" w:space="0"/>
+              <w:right w:val="single" w:color="000000" w:themeColor="text1" w:sz="6" w:space="0"/>
             </w:tcBorders>
             <w:tcMar>
               <w:left w:w="105" w:type="dxa"/>
@@ -134,50 +143,40 @@
                 <w:szCs w:val="21"/>
                 <w:lang w:val="es-AR"/>
               </w:rPr>
-              <w:t>Nº</w:t>
-            </w:r>
-            <w:r>
-              <w:rPr>
-                <w:rFonts w:ascii="Calibri" w:hAnsi="Calibri" w:eastAsia="Calibri" w:cs="Calibri"/>
-                <w:b w:val="0"/>
-                <w:bCs w:val="0"/>
-                <w:i w:val="0"/>
-                <w:iCs w:val="0"/>
-                <w:sz w:val="21"/>
-                <w:szCs w:val="21"/>
-                <w:lang w:val="es-AR"/>
-              </w:rPr>
-              <w:t xml:space="preserve"> de orden: UC-00</w:t>
-            </w:r>
-            <w:r>
-              <w:rPr>
-                <w:rFonts w:ascii="Calibri" w:hAnsi="Calibri" w:eastAsia="Calibri" w:cs="Calibri"/>
-                <w:b w:val="0"/>
-                <w:bCs w:val="0"/>
-                <w:i w:val="0"/>
-                <w:iCs w:val="0"/>
-                <w:sz w:val="21"/>
-                <w:szCs w:val="21"/>
-                <w:lang w:val="es-AR"/>
-              </w:rPr>
-              <w:t>4</w:t>
+              <w:t>Nº de orden: UC-004</w:t>
             </w:r>
           </w:p>
         </w:tc>
       </w:tr>
       <w:tr>
+        <w:tblPrEx>
+          <w:tblBorders>
+            <w:top w:val="single" w:color="auto" w:sz="6" w:space="0"/>
+            <w:left w:val="single" w:color="auto" w:sz="6" w:space="0"/>
+            <w:bottom w:val="single" w:color="auto" w:sz="6" w:space="0"/>
+            <w:right w:val="single" w:color="auto" w:sz="6" w:space="0"/>
+            <w:insideH w:val="none" w:color="auto" w:sz="0" w:space="0"/>
+            <w:insideV w:val="none" w:color="auto" w:sz="0" w:space="0"/>
+          </w:tblBorders>
+          <w:tblCellMar>
+            <w:top w:w="0" w:type="dxa"/>
+            <w:left w:w="108" w:type="dxa"/>
+            <w:bottom w:w="0" w:type="dxa"/>
+            <w:right w:w="108" w:type="dxa"/>
+          </w:tblCellMar>
+        </w:tblPrEx>
         <w:trPr>
-          <w:trHeight w:val="285"/>
+          <w:trHeight w:val="285" w:hRule="atLeast"/>
         </w:trPr>
         <w:tc>
           <w:tcPr>
             <w:tcW w:w="4339" w:type="dxa"/>
             <w:gridSpan w:val="2"/>
             <w:tcBorders>
-              <w:top w:val="single" w:color="000000" w:themeColor="text1" w:sz="6"/>
-              <w:left w:val="single" w:color="000000" w:themeColor="text1" w:sz="6"/>
-              <w:bottom w:val="single" w:color="000000" w:themeColor="text1" w:sz="6"/>
-              <w:right w:val="single" w:color="000000" w:themeColor="text1" w:sz="6"/>
+              <w:top w:val="single" w:color="000000" w:themeColor="text1" w:sz="6" w:space="0"/>
+              <w:left w:val="single" w:color="000000" w:themeColor="text1" w:sz="6" w:space="0"/>
+              <w:bottom w:val="single" w:color="000000" w:themeColor="text1" w:sz="6" w:space="0"/>
+              <w:right w:val="single" w:color="000000" w:themeColor="text1" w:sz="6" w:space="0"/>
             </w:tcBorders>
             <w:tcMar>
               <w:left w:w="105" w:type="dxa"/>
@@ -219,10 +218,10 @@
             <w:tcW w:w="3578" w:type="dxa"/>
             <w:gridSpan w:val="2"/>
             <w:tcBorders>
-              <w:top w:val="single" w:color="000000" w:themeColor="text1" w:sz="6"/>
-              <w:left w:val="single" w:color="000000" w:themeColor="text1" w:sz="6"/>
-              <w:bottom w:val="single" w:color="000000" w:themeColor="text1" w:sz="6"/>
-              <w:right w:val="single" w:color="000000" w:themeColor="text1" w:sz="6"/>
+              <w:top w:val="single" w:color="000000" w:themeColor="text1" w:sz="6" w:space="0"/>
+              <w:left w:val="single" w:color="000000" w:themeColor="text1" w:sz="6" w:space="0"/>
+              <w:bottom w:val="single" w:color="000000" w:themeColor="text1" w:sz="6" w:space="0"/>
+              <w:right w:val="single" w:color="000000" w:themeColor="text1" w:sz="6" w:space="0"/>
             </w:tcBorders>
             <w:tcMar>
               <w:left w:w="105" w:type="dxa"/>
@@ -232,7 +231,6 @@
           </w:tcPr>
           <w:p>
             <w:pPr>
-              <w:pStyle w:val="Normal"/>
               <w:widowControl w:val="0"/>
               <w:spacing w:after="0" w:line="288" w:lineRule="auto"/>
               <w:rPr>
@@ -260,39 +258,35 @@
             </w:r>
             <w:r>
               <w:drawing>
-                <wp:inline wp14:editId="7E00C39D" wp14:anchorId="09F2995E">
+                <wp:inline distT="0" distB="0" distL="114300" distR="114300">
                   <wp:extent cx="142875" cy="95250"/>
                   <wp:effectExtent l="0" t="0" r="0" b="0"/>
                   <wp:docPr id="1486381639" name="drawing"/>
                   <wp:cNvGraphicFramePr>
-                    <a:graphicFrameLocks noChangeAspect="1"/>
+                    <a:graphicFrameLocks xmlns:a="http://schemas.openxmlformats.org/drawingml/2006/main" noChangeAspect="1"/>
                   </wp:cNvGraphicFramePr>
-                  <a:graphic>
-                    <a:graphicData xmlns:a="http://schemas.openxmlformats.org/drawingml/2006/main" uri="http://schemas.openxmlformats.org/drawingml/2006/picture">
+                  <a:graphic xmlns:a="http://schemas.openxmlformats.org/drawingml/2006/main">
+                    <a:graphicData uri="http://schemas.openxmlformats.org/drawingml/2006/picture">
                       <pic:pic xmlns:pic="http://schemas.openxmlformats.org/drawingml/2006/picture">
-                        <pic:nvPicPr xmlns:pic="http://schemas.openxmlformats.org/drawingml/2006/picture">
-                          <pic:cNvPr xmlns:pic="http://schemas.openxmlformats.org/drawingml/2006/picture" id="490321485" name="Picture 490321485"/>
-                          <pic:cNvPicPr xmlns:pic="http://schemas.openxmlformats.org/drawingml/2006/picture"/>
+                        <pic:nvPicPr>
+                          <pic:cNvPr id="1486381639" name="drawing"/>
+                          <pic:cNvPicPr>
+                            <a:picLocks noChangeAspect="1"/>
+                          </pic:cNvPicPr>
                         </pic:nvPicPr>
-                        <pic:blipFill xmlns:pic="http://schemas.openxmlformats.org/drawingml/2006/picture">
-                          <a:blip xmlns:r="http://schemas.openxmlformats.org/officeDocument/2006/relationships" xmlns:a="http://schemas.openxmlformats.org/drawingml/2006/main" r:embed="rId73550235">
-                            <a:extLst xmlns:a="http://schemas.openxmlformats.org/drawingml/2006/main">
-                              <a:ext xmlns:a="http://schemas.openxmlformats.org/drawingml/2006/main" uri="{28A0092B-C50C-407E-A947-70E740481C1C}">
-                                <a14:useLocalDpi xmlns:a14="http://schemas.microsoft.com/office/drawing/2010/main"/>
-                              </a:ext>
-                            </a:extLst>
-                          </a:blip>
-                          <a:stretch xmlns:a="http://schemas.openxmlformats.org/drawingml/2006/main">
-                            <a:fillRect xmlns:a="http://schemas.openxmlformats.org/drawingml/2006/main"/>
+                        <pic:blipFill>
+                          <a:blip r:embed="rId8"/>
+                          <a:stretch>
+                            <a:fillRect/>
                           </a:stretch>
                         </pic:blipFill>
-                        <pic:spPr xmlns:pic="http://schemas.openxmlformats.org/drawingml/2006/picture">
-                          <a:xfrm xmlns:a="http://schemas.openxmlformats.org/drawingml/2006/main">
-                            <a:off xmlns:a="http://schemas.openxmlformats.org/drawingml/2006/main" x="0" y="0"/>
-                            <a:ext xmlns:a="http://schemas.openxmlformats.org/drawingml/2006/main" cx="142875" cy="95250"/>
+                        <pic:spPr>
+                          <a:xfrm>
+                            <a:off x="0" y="0"/>
+                            <a:ext cx="142875" cy="95250"/>
                           </a:xfrm>
-                          <a:prstGeom xmlns:a="http://schemas.openxmlformats.org/drawingml/2006/main" prst="rect">
-                            <a:avLst xmlns:a="http://schemas.openxmlformats.org/drawingml/2006/main"/>
+                          <a:prstGeom prst="rect">
+                            <a:avLst/>
                           </a:prstGeom>
                         </pic:spPr>
                       </pic:pic>
@@ -307,10 +301,10 @@
           <w:tcPr>
             <w:tcW w:w="2824" w:type="dxa"/>
             <w:tcBorders>
-              <w:top w:val="single" w:color="000000" w:themeColor="text1" w:sz="6"/>
-              <w:left w:val="single" w:color="000000" w:themeColor="text1" w:sz="6"/>
-              <w:bottom w:val="single" w:color="000000" w:themeColor="text1" w:sz="6"/>
-              <w:right w:val="single" w:color="000000" w:themeColor="text1" w:sz="6"/>
+              <w:top w:val="single" w:color="000000" w:themeColor="text1" w:sz="6" w:space="0"/>
+              <w:left w:val="single" w:color="000000" w:themeColor="text1" w:sz="6" w:space="0"/>
+              <w:bottom w:val="single" w:color="000000" w:themeColor="text1" w:sz="6" w:space="0"/>
+              <w:right w:val="single" w:color="000000" w:themeColor="text1" w:sz="6" w:space="0"/>
             </w:tcBorders>
             <w:tcMar>
               <w:left w:w="105" w:type="dxa"/>
@@ -349,18 +343,34 @@
         </w:tc>
       </w:tr>
       <w:tr>
+        <w:tblPrEx>
+          <w:tblBorders>
+            <w:top w:val="single" w:color="auto" w:sz="6" w:space="0"/>
+            <w:left w:val="single" w:color="auto" w:sz="6" w:space="0"/>
+            <w:bottom w:val="single" w:color="auto" w:sz="6" w:space="0"/>
+            <w:right w:val="single" w:color="auto" w:sz="6" w:space="0"/>
+            <w:insideH w:val="none" w:color="auto" w:sz="0" w:space="0"/>
+            <w:insideV w:val="none" w:color="auto" w:sz="0" w:space="0"/>
+          </w:tblBorders>
+          <w:tblCellMar>
+            <w:top w:w="0" w:type="dxa"/>
+            <w:left w:w="108" w:type="dxa"/>
+            <w:bottom w:w="0" w:type="dxa"/>
+            <w:right w:w="108" w:type="dxa"/>
+          </w:tblCellMar>
+        </w:tblPrEx>
         <w:trPr>
-          <w:trHeight w:val="300"/>
+          <w:trHeight w:val="300" w:hRule="atLeast"/>
         </w:trPr>
         <w:tc>
           <w:tcPr>
             <w:tcW w:w="4339" w:type="dxa"/>
             <w:gridSpan w:val="2"/>
             <w:tcBorders>
-              <w:top w:val="single" w:color="000000" w:themeColor="text1" w:sz="6"/>
-              <w:left w:val="single" w:color="000000" w:themeColor="text1" w:sz="6"/>
-              <w:bottom w:val="single" w:color="000000" w:themeColor="text1" w:sz="6"/>
-              <w:right w:val="single" w:color="000000" w:themeColor="text1" w:sz="6"/>
+              <w:top w:val="single" w:color="000000" w:themeColor="text1" w:sz="6" w:space="0"/>
+              <w:left w:val="single" w:color="000000" w:themeColor="text1" w:sz="6" w:space="0"/>
+              <w:bottom w:val="single" w:color="000000" w:themeColor="text1" w:sz="6" w:space="0"/>
+              <w:right w:val="single" w:color="000000" w:themeColor="text1" w:sz="6" w:space="0"/>
             </w:tcBorders>
             <w:tcMar>
               <w:left w:w="105" w:type="dxa"/>
@@ -402,10 +412,10 @@
             <w:tcW w:w="3578" w:type="dxa"/>
             <w:gridSpan w:val="2"/>
             <w:tcBorders>
-              <w:top w:val="single" w:color="000000" w:themeColor="text1" w:sz="6"/>
-              <w:left w:val="single" w:color="000000" w:themeColor="text1" w:sz="6"/>
-              <w:bottom w:val="single" w:color="000000" w:themeColor="text1" w:sz="6"/>
-              <w:right w:val="single" w:color="000000" w:themeColor="text1" w:sz="6"/>
+              <w:top w:val="single" w:color="000000" w:themeColor="text1" w:sz="6" w:space="0"/>
+              <w:left w:val="single" w:color="000000" w:themeColor="text1" w:sz="6" w:space="0"/>
+              <w:bottom w:val="single" w:color="000000" w:themeColor="text1" w:sz="6" w:space="0"/>
+              <w:right w:val="single" w:color="000000" w:themeColor="text1" w:sz="6" w:space="0"/>
             </w:tcBorders>
             <w:tcMar>
               <w:left w:w="105" w:type="dxa"/>
@@ -446,10 +456,10 @@
           <w:tcPr>
             <w:tcW w:w="2824" w:type="dxa"/>
             <w:tcBorders>
-              <w:top w:val="single" w:color="000000" w:themeColor="text1" w:sz="6"/>
-              <w:left w:val="single" w:color="000000" w:themeColor="text1" w:sz="6"/>
-              <w:bottom w:val="single" w:color="000000" w:themeColor="text1" w:sz="6"/>
-              <w:right w:val="single" w:color="000000" w:themeColor="text1" w:sz="6"/>
+              <w:top w:val="single" w:color="000000" w:themeColor="text1" w:sz="6" w:space="0"/>
+              <w:left w:val="single" w:color="000000" w:themeColor="text1" w:sz="6" w:space="0"/>
+              <w:bottom w:val="single" w:color="000000" w:themeColor="text1" w:sz="6" w:space="0"/>
+              <w:right w:val="single" w:color="000000" w:themeColor="text1" w:sz="6" w:space="0"/>
             </w:tcBorders>
             <w:tcMar>
               <w:left w:w="105" w:type="dxa"/>
@@ -459,7 +469,6 @@
           </w:tcPr>
           <w:p>
             <w:pPr>
-              <w:pStyle w:val="Normal"/>
               <w:widowControl w:val="0"/>
               <w:spacing w:after="0" w:line="288" w:lineRule="auto"/>
               <w:rPr>
@@ -487,39 +496,35 @@
             </w:r>
             <w:r>
               <w:drawing>
-                <wp:inline wp14:editId="2A694B46" wp14:anchorId="0AC40ACE">
+                <wp:inline distT="0" distB="0" distL="114300" distR="114300">
                   <wp:extent cx="142875" cy="95250"/>
                   <wp:effectExtent l="0" t="0" r="0" b="0"/>
                   <wp:docPr id="2142151035" name="drawing"/>
                   <wp:cNvGraphicFramePr>
-                    <a:graphicFrameLocks noChangeAspect="1"/>
+                    <a:graphicFrameLocks xmlns:a="http://schemas.openxmlformats.org/drawingml/2006/main" noChangeAspect="1"/>
                   </wp:cNvGraphicFramePr>
-                  <a:graphic>
-                    <a:graphicData xmlns:a="http://schemas.openxmlformats.org/drawingml/2006/main" uri="http://schemas.openxmlformats.org/drawingml/2006/picture">
+                  <a:graphic xmlns:a="http://schemas.openxmlformats.org/drawingml/2006/main">
+                    <a:graphicData uri="http://schemas.openxmlformats.org/drawingml/2006/picture">
                       <pic:pic xmlns:pic="http://schemas.openxmlformats.org/drawingml/2006/picture">
-                        <pic:nvPicPr xmlns:pic="http://schemas.openxmlformats.org/drawingml/2006/picture">
-                          <pic:cNvPr xmlns:pic="http://schemas.openxmlformats.org/drawingml/2006/picture" id="490321485" name="Picture 490321485"/>
-                          <pic:cNvPicPr xmlns:pic="http://schemas.openxmlformats.org/drawingml/2006/picture"/>
+                        <pic:nvPicPr>
+                          <pic:cNvPr id="2142151035" name="drawing"/>
+                          <pic:cNvPicPr>
+                            <a:picLocks noChangeAspect="1"/>
+                          </pic:cNvPicPr>
                         </pic:nvPicPr>
-                        <pic:blipFill xmlns:pic="http://schemas.openxmlformats.org/drawingml/2006/picture">
-                          <a:blip xmlns:r="http://schemas.openxmlformats.org/officeDocument/2006/relationships" xmlns:a="http://schemas.openxmlformats.org/drawingml/2006/main" r:embed="rId73550235">
-                            <a:extLst xmlns:a="http://schemas.openxmlformats.org/drawingml/2006/main">
-                              <a:ext xmlns:a="http://schemas.openxmlformats.org/drawingml/2006/main" uri="{28A0092B-C50C-407E-A947-70E740481C1C}">
-                                <a14:useLocalDpi xmlns:a14="http://schemas.microsoft.com/office/drawing/2010/main"/>
-                              </a:ext>
-                            </a:extLst>
-                          </a:blip>
-                          <a:stretch xmlns:a="http://schemas.openxmlformats.org/drawingml/2006/main">
-                            <a:fillRect xmlns:a="http://schemas.openxmlformats.org/drawingml/2006/main"/>
+                        <pic:blipFill>
+                          <a:blip r:embed="rId8"/>
+                          <a:stretch>
+                            <a:fillRect/>
                           </a:stretch>
                         </pic:blipFill>
-                        <pic:spPr xmlns:pic="http://schemas.openxmlformats.org/drawingml/2006/picture">
-                          <a:xfrm xmlns:a="http://schemas.openxmlformats.org/drawingml/2006/main">
-                            <a:off xmlns:a="http://schemas.openxmlformats.org/drawingml/2006/main" x="0" y="0"/>
-                            <a:ext xmlns:a="http://schemas.openxmlformats.org/drawingml/2006/main" cx="142875" cy="95250"/>
+                        <pic:spPr>
+                          <a:xfrm>
+                            <a:off x="0" y="0"/>
+                            <a:ext cx="142875" cy="95250"/>
                           </a:xfrm>
-                          <a:prstGeom xmlns:a="http://schemas.openxmlformats.org/drawingml/2006/main" prst="rect">
-                            <a:avLst xmlns:a="http://schemas.openxmlformats.org/drawingml/2006/main"/>
+                          <a:prstGeom prst="rect">
+                            <a:avLst/>
                           </a:prstGeom>
                         </pic:spPr>
                       </pic:pic>
@@ -532,18 +537,34 @@
         </w:tc>
       </w:tr>
       <w:tr>
+        <w:tblPrEx>
+          <w:tblBorders>
+            <w:top w:val="single" w:color="auto" w:sz="6" w:space="0"/>
+            <w:left w:val="single" w:color="auto" w:sz="6" w:space="0"/>
+            <w:bottom w:val="single" w:color="auto" w:sz="6" w:space="0"/>
+            <w:right w:val="single" w:color="auto" w:sz="6" w:space="0"/>
+            <w:insideH w:val="none" w:color="auto" w:sz="0" w:space="0"/>
+            <w:insideV w:val="none" w:color="auto" w:sz="0" w:space="0"/>
+          </w:tblBorders>
+          <w:tblCellMar>
+            <w:top w:w="0" w:type="dxa"/>
+            <w:left w:w="108" w:type="dxa"/>
+            <w:bottom w:w="0" w:type="dxa"/>
+            <w:right w:w="108" w:type="dxa"/>
+          </w:tblCellMar>
+        </w:tblPrEx>
         <w:trPr>
-          <w:trHeight w:val="300"/>
+          <w:trHeight w:val="300" w:hRule="atLeast"/>
         </w:trPr>
         <w:tc>
           <w:tcPr>
             <w:tcW w:w="4339" w:type="dxa"/>
             <w:gridSpan w:val="2"/>
             <w:tcBorders>
-              <w:top w:val="single" w:color="000000" w:themeColor="text1" w:sz="6"/>
-              <w:left w:val="single" w:color="000000" w:themeColor="text1" w:sz="6"/>
-              <w:bottom w:val="single" w:color="000000" w:themeColor="text1" w:sz="6"/>
-              <w:right w:val="single" w:color="000000" w:themeColor="text1" w:sz="6"/>
+              <w:top w:val="single" w:color="000000" w:themeColor="text1" w:sz="6" w:space="0"/>
+              <w:left w:val="single" w:color="000000" w:themeColor="text1" w:sz="6" w:space="0"/>
+              <w:bottom w:val="single" w:color="000000" w:themeColor="text1" w:sz="6" w:space="0"/>
+              <w:right w:val="single" w:color="000000" w:themeColor="text1" w:sz="6" w:space="0"/>
             </w:tcBorders>
             <w:tcMar>
               <w:left w:w="105" w:type="dxa"/>
@@ -553,7 +574,6 @@
           </w:tcPr>
           <w:p>
             <w:pPr>
-              <w:pStyle w:val="Normal"/>
               <w:widowControl w:val="0"/>
               <w:spacing w:after="0" w:line="288" w:lineRule="auto"/>
               <w:rPr>
@@ -586,10 +606,10 @@
             <w:tcW w:w="6402" w:type="dxa"/>
             <w:gridSpan w:val="3"/>
             <w:tcBorders>
-              <w:top w:val="single" w:color="000000" w:themeColor="text1" w:sz="6"/>
-              <w:left w:val="single" w:color="000000" w:themeColor="text1" w:sz="6"/>
-              <w:bottom w:val="single" w:color="000000" w:themeColor="text1" w:sz="6"/>
-              <w:right w:val="single" w:color="000000" w:themeColor="text1" w:sz="6"/>
+              <w:top w:val="single" w:color="000000" w:themeColor="text1" w:sz="6" w:space="0"/>
+              <w:left w:val="single" w:color="000000" w:themeColor="text1" w:sz="6" w:space="0"/>
+              <w:bottom w:val="single" w:color="000000" w:themeColor="text1" w:sz="6" w:space="0"/>
+              <w:right w:val="single" w:color="000000" w:themeColor="text1" w:sz="6" w:space="0"/>
             </w:tcBorders>
             <w:tcMar>
               <w:left w:w="105" w:type="dxa"/>
@@ -628,18 +648,34 @@
         </w:tc>
       </w:tr>
       <w:tr>
+        <w:tblPrEx>
+          <w:tblBorders>
+            <w:top w:val="single" w:color="auto" w:sz="6" w:space="0"/>
+            <w:left w:val="single" w:color="auto" w:sz="6" w:space="0"/>
+            <w:bottom w:val="single" w:color="auto" w:sz="6" w:space="0"/>
+            <w:right w:val="single" w:color="auto" w:sz="6" w:space="0"/>
+            <w:insideH w:val="none" w:color="auto" w:sz="0" w:space="0"/>
+            <w:insideV w:val="none" w:color="auto" w:sz="0" w:space="0"/>
+          </w:tblBorders>
+          <w:tblCellMar>
+            <w:top w:w="0" w:type="dxa"/>
+            <w:left w:w="108" w:type="dxa"/>
+            <w:bottom w:w="0" w:type="dxa"/>
+            <w:right w:w="108" w:type="dxa"/>
+          </w:tblCellMar>
+        </w:tblPrEx>
         <w:trPr>
-          <w:trHeight w:val="300"/>
+          <w:trHeight w:val="300" w:hRule="atLeast"/>
         </w:trPr>
         <w:tc>
           <w:tcPr>
             <w:tcW w:w="10741" w:type="dxa"/>
             <w:gridSpan w:val="5"/>
             <w:tcBorders>
-              <w:top w:val="single" w:color="000000" w:themeColor="text1" w:sz="6"/>
-              <w:left w:val="single" w:color="000000" w:themeColor="text1" w:sz="6"/>
-              <w:bottom w:val="single" w:color="000000" w:themeColor="text1" w:sz="6"/>
-              <w:right w:val="single" w:color="000000" w:themeColor="text1" w:sz="6"/>
+              <w:top w:val="single" w:color="000000" w:themeColor="text1" w:sz="6" w:space="0"/>
+              <w:left w:val="single" w:color="000000" w:themeColor="text1" w:sz="6" w:space="0"/>
+              <w:bottom w:val="single" w:color="000000" w:themeColor="text1" w:sz="6" w:space="0"/>
+              <w:right w:val="single" w:color="000000" w:themeColor="text1" w:sz="6" w:space="0"/>
             </w:tcBorders>
             <w:tcMar>
               <w:left w:w="105" w:type="dxa"/>
@@ -676,39 +712,35 @@
             </w:r>
             <w:r>
               <w:drawing>
-                <wp:inline wp14:editId="5E232A97" wp14:anchorId="0F93E3A7">
+                <wp:inline distT="0" distB="0" distL="114300" distR="114300">
                   <wp:extent cx="142875" cy="95250"/>
                   <wp:effectExtent l="0" t="0" r="0" b="0"/>
                   <wp:docPr id="1598700714" name="drawing"/>
                   <wp:cNvGraphicFramePr>
-                    <a:graphicFrameLocks noChangeAspect="1"/>
+                    <a:graphicFrameLocks xmlns:a="http://schemas.openxmlformats.org/drawingml/2006/main" noChangeAspect="1"/>
                   </wp:cNvGraphicFramePr>
-                  <a:graphic>
-                    <a:graphicData xmlns:a="http://schemas.openxmlformats.org/drawingml/2006/main" uri="http://schemas.openxmlformats.org/drawingml/2006/picture">
+                  <a:graphic xmlns:a="http://schemas.openxmlformats.org/drawingml/2006/main">
+                    <a:graphicData uri="http://schemas.openxmlformats.org/drawingml/2006/picture">
                       <pic:pic xmlns:pic="http://schemas.openxmlformats.org/drawingml/2006/picture">
-                        <pic:nvPicPr xmlns:pic="http://schemas.openxmlformats.org/drawingml/2006/picture">
-                          <pic:cNvPr xmlns:pic="http://schemas.openxmlformats.org/drawingml/2006/picture" id="1598700714" name="Picture 1598700714"/>
-                          <pic:cNvPicPr xmlns:pic="http://schemas.openxmlformats.org/drawingml/2006/picture"/>
+                        <pic:nvPicPr>
+                          <pic:cNvPr id="1598700714" name="drawing"/>
+                          <pic:cNvPicPr>
+                            <a:picLocks noChangeAspect="1"/>
+                          </pic:cNvPicPr>
                         </pic:nvPicPr>
-                        <pic:blipFill xmlns:pic="http://schemas.openxmlformats.org/drawingml/2006/picture">
-                          <a:blip xmlns:r="http://schemas.openxmlformats.org/officeDocument/2006/relationships" xmlns:a="http://schemas.openxmlformats.org/drawingml/2006/main" r:embed="rId393526770">
-                            <a:extLst xmlns:a="http://schemas.openxmlformats.org/drawingml/2006/main">
-                              <a:ext xmlns:a="http://schemas.openxmlformats.org/drawingml/2006/main" uri="{28A0092B-C50C-407E-A947-70E740481C1C}">
-                                <a14:useLocalDpi xmlns:a14="http://schemas.microsoft.com/office/drawing/2010/main"/>
-                              </a:ext>
-                            </a:extLst>
-                          </a:blip>
-                          <a:stretch xmlns:a="http://schemas.openxmlformats.org/drawingml/2006/main">
-                            <a:fillRect xmlns:a="http://schemas.openxmlformats.org/drawingml/2006/main"/>
+                        <pic:blipFill>
+                          <a:blip r:embed="rId8"/>
+                          <a:stretch>
+                            <a:fillRect/>
                           </a:stretch>
                         </pic:blipFill>
-                        <pic:spPr xmlns:pic="http://schemas.openxmlformats.org/drawingml/2006/picture">
-                          <a:xfrm xmlns:a="http://schemas.openxmlformats.org/drawingml/2006/main">
-                            <a:off xmlns:a="http://schemas.openxmlformats.org/drawingml/2006/main" x="0" y="0"/>
-                            <a:ext xmlns:a="http://schemas.openxmlformats.org/drawingml/2006/main" cx="142875" cy="95250"/>
+                        <pic:spPr>
+                          <a:xfrm>
+                            <a:off x="0" y="0"/>
+                            <a:ext cx="142875" cy="95250"/>
                           </a:xfrm>
-                          <a:prstGeom xmlns:a="http://schemas.openxmlformats.org/drawingml/2006/main" prst="rect">
-                            <a:avLst xmlns:a="http://schemas.openxmlformats.org/drawingml/2006/main"/>
+                          <a:prstGeom prst="rect">
+                            <a:avLst/>
                           </a:prstGeom>
                         </pic:spPr>
                       </pic:pic>
@@ -734,18 +766,34 @@
         </w:tc>
       </w:tr>
       <w:tr>
+        <w:tblPrEx>
+          <w:tblBorders>
+            <w:top w:val="single" w:color="auto" w:sz="6" w:space="0"/>
+            <w:left w:val="single" w:color="auto" w:sz="6" w:space="0"/>
+            <w:bottom w:val="single" w:color="auto" w:sz="6" w:space="0"/>
+            <w:right w:val="single" w:color="auto" w:sz="6" w:space="0"/>
+            <w:insideH w:val="none" w:color="auto" w:sz="0" w:space="0"/>
+            <w:insideV w:val="none" w:color="auto" w:sz="0" w:space="0"/>
+          </w:tblBorders>
+          <w:tblCellMar>
+            <w:top w:w="0" w:type="dxa"/>
+            <w:left w:w="108" w:type="dxa"/>
+            <w:bottom w:w="0" w:type="dxa"/>
+            <w:right w:w="108" w:type="dxa"/>
+          </w:tblCellMar>
+        </w:tblPrEx>
         <w:trPr>
-          <w:trHeight w:val="300"/>
+          <w:trHeight w:val="300" w:hRule="atLeast"/>
         </w:trPr>
         <w:tc>
           <w:tcPr>
             <w:tcW w:w="10741" w:type="dxa"/>
             <w:gridSpan w:val="5"/>
             <w:tcBorders>
-              <w:top w:val="single" w:color="000000" w:themeColor="text1" w:sz="6"/>
-              <w:left w:val="single" w:color="000000" w:themeColor="text1" w:sz="6"/>
-              <w:bottom w:val="single" w:color="000000" w:themeColor="text1" w:sz="6"/>
-              <w:right w:val="single" w:color="000000" w:themeColor="text1" w:sz="6"/>
+              <w:top w:val="single" w:color="000000" w:themeColor="text1" w:sz="6" w:space="0"/>
+              <w:left w:val="single" w:color="000000" w:themeColor="text1" w:sz="6" w:space="0"/>
+              <w:bottom w:val="single" w:color="000000" w:themeColor="text1" w:sz="6" w:space="0"/>
+              <w:right w:val="single" w:color="000000" w:themeColor="text1" w:sz="6" w:space="0"/>
             </w:tcBorders>
             <w:tcMar>
               <w:left w:w="105" w:type="dxa"/>
@@ -755,7 +803,6 @@
           </w:tcPr>
           <w:p>
             <w:pPr>
-              <w:pStyle w:val="Normal"/>
               <w:widowControl w:val="0"/>
               <w:spacing w:after="0" w:line="288" w:lineRule="auto"/>
               <w:rPr>
@@ -785,18 +832,34 @@
         </w:tc>
       </w:tr>
       <w:tr>
+        <w:tblPrEx>
+          <w:tblBorders>
+            <w:top w:val="single" w:color="auto" w:sz="6" w:space="0"/>
+            <w:left w:val="single" w:color="auto" w:sz="6" w:space="0"/>
+            <w:bottom w:val="single" w:color="auto" w:sz="6" w:space="0"/>
+            <w:right w:val="single" w:color="auto" w:sz="6" w:space="0"/>
+            <w:insideH w:val="none" w:color="auto" w:sz="0" w:space="0"/>
+            <w:insideV w:val="none" w:color="auto" w:sz="0" w:space="0"/>
+          </w:tblBorders>
+          <w:tblCellMar>
+            <w:top w:w="0" w:type="dxa"/>
+            <w:left w:w="108" w:type="dxa"/>
+            <w:bottom w:w="0" w:type="dxa"/>
+            <w:right w:w="108" w:type="dxa"/>
+          </w:tblCellMar>
+        </w:tblPrEx>
         <w:trPr>
-          <w:trHeight w:val="300"/>
+          <w:trHeight w:val="300" w:hRule="atLeast"/>
         </w:trPr>
         <w:tc>
           <w:tcPr>
             <w:tcW w:w="10741" w:type="dxa"/>
             <w:gridSpan w:val="5"/>
             <w:tcBorders>
-              <w:top w:val="single" w:color="000000" w:themeColor="text1" w:sz="6"/>
-              <w:left w:val="single" w:color="000000" w:themeColor="text1" w:sz="6"/>
-              <w:bottom w:val="single" w:color="000000" w:themeColor="text1" w:sz="6"/>
-              <w:right w:val="single" w:color="000000" w:themeColor="text1" w:sz="6"/>
+              <w:top w:val="single" w:color="000000" w:themeColor="text1" w:sz="6" w:space="0"/>
+              <w:left w:val="single" w:color="000000" w:themeColor="text1" w:sz="6" w:space="0"/>
+              <w:bottom w:val="single" w:color="000000" w:themeColor="text1" w:sz="6" w:space="0"/>
+              <w:right w:val="single" w:color="000000" w:themeColor="text1" w:sz="6" w:space="0"/>
             </w:tcBorders>
             <w:tcMar>
               <w:left w:w="105" w:type="dxa"/>
@@ -806,7 +869,6 @@
           </w:tcPr>
           <w:p>
             <w:pPr>
-              <w:pStyle w:val="Normal"/>
               <w:widowControl w:val="0"/>
               <w:spacing w:after="0" w:line="288" w:lineRule="auto"/>
               <w:rPr>
@@ -836,18 +898,34 @@
         </w:tc>
       </w:tr>
       <w:tr>
+        <w:tblPrEx>
+          <w:tblBorders>
+            <w:top w:val="single" w:color="auto" w:sz="6" w:space="0"/>
+            <w:left w:val="single" w:color="auto" w:sz="6" w:space="0"/>
+            <w:bottom w:val="single" w:color="auto" w:sz="6" w:space="0"/>
+            <w:right w:val="single" w:color="auto" w:sz="6" w:space="0"/>
+            <w:insideH w:val="none" w:color="auto" w:sz="0" w:space="0"/>
+            <w:insideV w:val="none" w:color="auto" w:sz="0" w:space="0"/>
+          </w:tblBorders>
+          <w:tblCellMar>
+            <w:top w:w="0" w:type="dxa"/>
+            <w:left w:w="108" w:type="dxa"/>
+            <w:bottom w:w="0" w:type="dxa"/>
+            <w:right w:w="108" w:type="dxa"/>
+          </w:tblCellMar>
+        </w:tblPrEx>
         <w:trPr>
-          <w:trHeight w:val="300"/>
+          <w:trHeight w:val="300" w:hRule="atLeast"/>
         </w:trPr>
         <w:tc>
           <w:tcPr>
             <w:tcW w:w="1759" w:type="dxa"/>
             <w:vMerge w:val="restart"/>
             <w:tcBorders>
-              <w:top w:val="single" w:color="000000" w:themeColor="text1" w:sz="6"/>
-              <w:left w:val="single" w:color="000000" w:themeColor="text1" w:sz="6"/>
-              <w:bottom w:val="single" w:color="000000" w:themeColor="text1" w:sz="6"/>
-              <w:right w:val="single" w:color="000000" w:themeColor="text1" w:sz="6"/>
+              <w:top w:val="single" w:color="000000" w:themeColor="text1" w:sz="6" w:space="0"/>
+              <w:left w:val="single" w:color="000000" w:themeColor="text1" w:sz="6" w:space="0"/>
+              <w:bottom w:val="single" w:color="000000" w:themeColor="text1" w:sz="6" w:space="0"/>
+              <w:right w:val="single" w:color="000000" w:themeColor="text1" w:sz="6" w:space="0"/>
             </w:tcBorders>
             <w:tcMar>
               <w:left w:w="105" w:type="dxa"/>
@@ -889,10 +967,10 @@
             <w:tcW w:w="8982" w:type="dxa"/>
             <w:gridSpan w:val="4"/>
             <w:tcBorders>
-              <w:top w:val="single" w:color="000000" w:themeColor="text1" w:sz="6"/>
-              <w:left w:val="single" w:color="000000" w:themeColor="text1" w:sz="6"/>
-              <w:bottom w:val="single" w:color="000000" w:themeColor="text1" w:sz="6"/>
-              <w:right w:val="single" w:color="000000" w:themeColor="text1" w:sz="6"/>
+              <w:top w:val="single" w:color="000000" w:themeColor="text1" w:sz="6" w:space="0"/>
+              <w:left w:val="single" w:color="000000" w:themeColor="text1" w:sz="6" w:space="0"/>
+              <w:bottom w:val="single" w:color="000000" w:themeColor="text1" w:sz="6" w:space="0"/>
+              <w:right w:val="single" w:color="000000" w:themeColor="text1" w:sz="6" w:space="0"/>
             </w:tcBorders>
             <w:tcMar>
               <w:left w:w="105" w:type="dxa"/>
@@ -902,7 +980,6 @@
           </w:tcPr>
           <w:p>
             <w:pPr>
-              <w:pStyle w:val="Normal"/>
               <w:widowControl w:val="0"/>
               <w:spacing w:after="0" w:line="288" w:lineRule="auto"/>
               <w:rPr>
@@ -932,20 +1009,35 @@
         </w:tc>
       </w:tr>
       <w:tr>
+        <w:tblPrEx>
+          <w:tblBorders>
+            <w:top w:val="single" w:color="auto" w:sz="6" w:space="0"/>
+            <w:left w:val="single" w:color="auto" w:sz="6" w:space="0"/>
+            <w:bottom w:val="single" w:color="auto" w:sz="6" w:space="0"/>
+            <w:right w:val="single" w:color="auto" w:sz="6" w:space="0"/>
+            <w:insideH w:val="none" w:color="auto" w:sz="0" w:space="0"/>
+            <w:insideV w:val="none" w:color="auto" w:sz="0" w:space="0"/>
+          </w:tblBorders>
+          <w:tblCellMar>
+            <w:top w:w="0" w:type="dxa"/>
+            <w:left w:w="108" w:type="dxa"/>
+            <w:bottom w:w="0" w:type="dxa"/>
+            <w:right w:w="108" w:type="dxa"/>
+          </w:tblCellMar>
+        </w:tblPrEx>
         <w:trPr>
-          <w:trHeight w:val="300"/>
+          <w:trHeight w:val="300" w:hRule="atLeast"/>
         </w:trPr>
         <w:tc>
           <w:tcPr>
             <w:tcW w:w="1759" w:type="dxa"/>
-            <w:vMerge/>
+            <w:vMerge w:val="continue"/>
             <w:tcBorders>
-              <w:top w:sz="0"/>
-              <w:left w:val="single" w:color="000000" w:themeColor="text1" w:sz="0"/>
-              <w:bottom w:val="single" w:color="000000" w:themeColor="text1" w:sz="0"/>
-              <w:right w:val="single" w:color="000000" w:themeColor="text1" w:sz="0"/>
+              <w:top w:val="nil"/>
+              <w:left w:val="single" w:color="000000" w:themeColor="text1" w:sz="0" w:space="0"/>
+              <w:bottom w:val="single" w:color="000000" w:themeColor="text1" w:sz="0" w:space="0"/>
+              <w:right w:val="single" w:color="000000" w:themeColor="text1" w:sz="0" w:space="0"/>
             </w:tcBorders>
-            <w:tcMar/>
             <w:vAlign w:val="center"/>
           </w:tcPr>
           <w:p/>
@@ -955,10 +1047,10 @@
             <w:tcW w:w="8982" w:type="dxa"/>
             <w:gridSpan w:val="4"/>
             <w:tcBorders>
-              <w:top w:val="single" w:color="000000" w:themeColor="text1" w:sz="6"/>
-              <w:left w:val="single" w:color="000000" w:themeColor="text1" w:sz="6"/>
-              <w:bottom w:val="single" w:color="000000" w:themeColor="text1" w:sz="6"/>
-              <w:right w:val="single" w:color="000000" w:themeColor="text1" w:sz="6"/>
+              <w:top w:val="single" w:color="000000" w:themeColor="text1" w:sz="6" w:space="0"/>
+              <w:left w:val="single" w:color="000000" w:themeColor="text1" w:sz="6" w:space="0"/>
+              <w:bottom w:val="single" w:color="000000" w:themeColor="text1" w:sz="6" w:space="0"/>
+              <w:right w:val="single" w:color="000000" w:themeColor="text1" w:sz="6" w:space="0"/>
             </w:tcBorders>
             <w:tcMar>
               <w:left w:w="105" w:type="dxa"/>
@@ -968,7 +1060,6 @@
           </w:tcPr>
           <w:p>
             <w:pPr>
-              <w:pStyle w:val="Normal"/>
               <w:widowControl w:val="0"/>
               <w:spacing w:after="0" w:line="288" w:lineRule="auto"/>
               <w:rPr>
@@ -998,18 +1089,34 @@
         </w:tc>
       </w:tr>
       <w:tr>
+        <w:tblPrEx>
+          <w:tblBorders>
+            <w:top w:val="single" w:color="auto" w:sz="6" w:space="0"/>
+            <w:left w:val="single" w:color="auto" w:sz="6" w:space="0"/>
+            <w:bottom w:val="single" w:color="auto" w:sz="6" w:space="0"/>
+            <w:right w:val="single" w:color="auto" w:sz="6" w:space="0"/>
+            <w:insideH w:val="none" w:color="auto" w:sz="0" w:space="0"/>
+            <w:insideV w:val="none" w:color="auto" w:sz="0" w:space="0"/>
+          </w:tblBorders>
+          <w:tblCellMar>
+            <w:top w:w="0" w:type="dxa"/>
+            <w:left w:w="108" w:type="dxa"/>
+            <w:bottom w:w="0" w:type="dxa"/>
+            <w:right w:w="108" w:type="dxa"/>
+          </w:tblCellMar>
+        </w:tblPrEx>
         <w:trPr>
-          <w:trHeight w:val="300"/>
+          <w:trHeight w:val="300" w:hRule="atLeast"/>
         </w:trPr>
         <w:tc>
           <w:tcPr>
             <w:tcW w:w="5307" w:type="dxa"/>
             <w:gridSpan w:val="3"/>
             <w:tcBorders>
-              <w:top w:val="single" w:color="000000" w:themeColor="text1" w:sz="6"/>
-              <w:left w:val="single" w:color="000000" w:themeColor="text1" w:sz="6"/>
-              <w:bottom w:val="single" w:color="000000" w:themeColor="text1" w:sz="6"/>
-              <w:right w:val="single" w:color="000000" w:themeColor="text1" w:sz="6"/>
+              <w:top w:val="single" w:color="000000" w:themeColor="text1" w:sz="6" w:space="0"/>
+              <w:left w:val="single" w:color="000000" w:themeColor="text1" w:sz="6" w:space="0"/>
+              <w:bottom w:val="single" w:color="000000" w:themeColor="text1" w:sz="6" w:space="0"/>
+              <w:right w:val="single" w:color="000000" w:themeColor="text1" w:sz="6" w:space="0"/>
             </w:tcBorders>
             <w:tcMar>
               <w:left w:w="105" w:type="dxa"/>
@@ -1051,10 +1158,10 @@
             <w:tcW w:w="5434" w:type="dxa"/>
             <w:gridSpan w:val="2"/>
             <w:tcBorders>
-              <w:top w:val="single" w:color="000000" w:themeColor="text1" w:sz="6"/>
-              <w:left w:val="single" w:color="000000" w:themeColor="text1" w:sz="6"/>
-              <w:bottom w:val="single" w:color="000000" w:themeColor="text1" w:sz="6"/>
-              <w:right w:val="single" w:color="000000" w:themeColor="text1" w:sz="6"/>
+              <w:top w:val="single" w:color="000000" w:themeColor="text1" w:sz="6" w:space="0"/>
+              <w:left w:val="single" w:color="000000" w:themeColor="text1" w:sz="6" w:space="0"/>
+              <w:bottom w:val="single" w:color="000000" w:themeColor="text1" w:sz="6" w:space="0"/>
+              <w:right w:val="single" w:color="000000" w:themeColor="text1" w:sz="6" w:space="0"/>
             </w:tcBorders>
             <w:tcMar>
               <w:left w:w="105" w:type="dxa"/>
@@ -1093,18 +1200,34 @@
         </w:tc>
       </w:tr>
       <w:tr>
+        <w:tblPrEx>
+          <w:tblBorders>
+            <w:top w:val="single" w:color="auto" w:sz="6" w:space="0"/>
+            <w:left w:val="single" w:color="auto" w:sz="6" w:space="0"/>
+            <w:bottom w:val="single" w:color="auto" w:sz="6" w:space="0"/>
+            <w:right w:val="single" w:color="auto" w:sz="6" w:space="0"/>
+            <w:insideH w:val="none" w:color="auto" w:sz="0" w:space="0"/>
+            <w:insideV w:val="none" w:color="auto" w:sz="0" w:space="0"/>
+          </w:tblBorders>
+          <w:tblCellMar>
+            <w:top w:w="0" w:type="dxa"/>
+            <w:left w:w="108" w:type="dxa"/>
+            <w:bottom w:w="0" w:type="dxa"/>
+            <w:right w:w="108" w:type="dxa"/>
+          </w:tblCellMar>
+        </w:tblPrEx>
         <w:trPr>
-          <w:trHeight w:val="780"/>
+          <w:trHeight w:val="780" w:hRule="atLeast"/>
         </w:trPr>
         <w:tc>
           <w:tcPr>
             <w:tcW w:w="5307" w:type="dxa"/>
             <w:gridSpan w:val="3"/>
             <w:tcBorders>
-              <w:top w:val="single" w:color="000000" w:themeColor="text1" w:sz="6"/>
-              <w:left w:val="single" w:color="000000" w:themeColor="text1" w:sz="6"/>
-              <w:bottom w:val="single" w:color="000000" w:themeColor="text1" w:sz="6"/>
-              <w:right w:val="single" w:color="000000" w:themeColor="text1" w:sz="6"/>
+              <w:top w:val="single" w:color="000000" w:themeColor="text1" w:sz="6" w:space="0"/>
+              <w:left w:val="single" w:color="000000" w:themeColor="text1" w:sz="6" w:space="0"/>
+              <w:bottom w:val="single" w:color="000000" w:themeColor="text1" w:sz="6" w:space="0"/>
+              <w:right w:val="single" w:color="000000" w:themeColor="text1" w:sz="6" w:space="0"/>
             </w:tcBorders>
             <w:tcMar>
               <w:left w:w="105" w:type="dxa"/>
@@ -1114,11 +1237,10 @@
           </w:tcPr>
           <w:p>
             <w:pPr>
-              <w:pStyle w:val="Normal"/>
               <w:widowControl w:val="0"/>
               <w:suppressLineNumbers w:val="0"/>
               <w:bidi w:val="0"/>
-              <w:spacing w:before="0" w:beforeAutospacing="off" w:after="0" w:afterAutospacing="off" w:line="240" w:lineRule="auto"/>
+              <w:spacing w:before="0" w:beforeAutospacing="0" w:after="0" w:afterAutospacing="0" w:line="240" w:lineRule="auto"/>
               <w:ind w:left="0" w:right="0"/>
               <w:jc w:val="left"/>
               <w:rPr>
@@ -1143,29 +1265,15 @@
                 <w:szCs w:val="21"/>
                 <w:lang w:val="es-AR"/>
               </w:rPr>
-              <w:t>1.</w:t>
-            </w:r>
-            <w:r>
-              <w:rPr>
-                <w:rFonts w:ascii="Calibri" w:hAnsi="Calibri" w:eastAsia="Calibri" w:cs="Calibri"/>
-                <w:b w:val="0"/>
-                <w:bCs w:val="0"/>
-                <w:i w:val="0"/>
-                <w:iCs w:val="0"/>
-                <w:sz w:val="21"/>
-                <w:szCs w:val="21"/>
-                <w:lang w:val="es-AR"/>
-              </w:rPr>
-              <w:t xml:space="preserve"> El actor selecciona la opción "Registrar Categoría".</w:t>
-            </w:r>
-          </w:p>
-          <w:p>
-            <w:pPr>
-              <w:pStyle w:val="Normal"/>
+              <w:t>1. El actor selecciona la opción "Registrar Categoría".</w:t>
+            </w:r>
+          </w:p>
+          <w:p>
+            <w:pPr>
               <w:widowControl w:val="0"/>
               <w:suppressLineNumbers w:val="0"/>
               <w:bidi w:val="0"/>
-              <w:spacing w:before="0" w:beforeAutospacing="off" w:after="0" w:afterAutospacing="off" w:line="240" w:lineRule="auto"/>
+              <w:spacing w:before="0" w:beforeAutospacing="0" w:after="0" w:afterAutospacing="0" w:line="240" w:lineRule="auto"/>
               <w:ind w:left="0" w:right="0"/>
               <w:jc w:val="left"/>
               <w:rPr>
@@ -1174,118 +1282,31 @@
                 <w:bCs w:val="0"/>
                 <w:i w:val="0"/>
                 <w:iCs w:val="0"/>
-                <w:noProof w:val="0"/>
-                <w:sz w:val="21"/>
-                <w:szCs w:val="21"/>
-                <w:lang w:val="es-AR"/>
-              </w:rPr>
-            </w:pPr>
-            <w:r>
-              <w:rPr>
-                <w:rFonts w:ascii="Calibri" w:hAnsi="Calibri" w:eastAsia="Calibri" w:cs="Calibri"/>
-                <w:b w:val="0"/>
-                <w:bCs w:val="0"/>
-                <w:i w:val="0"/>
-                <w:iCs w:val="0"/>
-                <w:noProof w:val="0"/>
-                <w:sz w:val="21"/>
-                <w:szCs w:val="21"/>
-                <w:lang w:val="es-AR"/>
-              </w:rPr>
-              <w:t xml:space="preserve">2. El sistema despliega un formulario solicitando los campos obligatorios: </w:t>
-            </w:r>
-            <w:r>
-              <w:rPr>
-                <w:rFonts w:ascii="Calibri" w:hAnsi="Calibri" w:eastAsia="Calibri" w:cs="Calibri"/>
-                <w:b w:val="0"/>
-                <w:bCs w:val="0"/>
-                <w:i w:val="0"/>
-                <w:iCs w:val="0"/>
-                <w:noProof w:val="0"/>
-                <w:sz w:val="21"/>
-                <w:szCs w:val="21"/>
-                <w:lang w:val="es-AR"/>
-              </w:rPr>
-              <w:t>código</w:t>
-            </w:r>
-            <w:r>
-              <w:rPr>
-                <w:rFonts w:ascii="Calibri" w:hAnsi="Calibri" w:eastAsia="Calibri" w:cs="Calibri"/>
-                <w:b w:val="0"/>
-                <w:bCs w:val="0"/>
-                <w:i w:val="0"/>
-                <w:iCs w:val="0"/>
-                <w:noProof w:val="0"/>
-                <w:sz w:val="21"/>
-                <w:szCs w:val="21"/>
-                <w:lang w:val="es-AR"/>
-              </w:rPr>
-              <w:t xml:space="preserve"> (alfanumérico) y </w:t>
-            </w:r>
-            <w:r>
-              <w:rPr>
-                <w:rFonts w:ascii="Calibri" w:hAnsi="Calibri" w:eastAsia="Calibri" w:cs="Calibri"/>
-                <w:b w:val="0"/>
-                <w:bCs w:val="0"/>
-                <w:i w:val="0"/>
-                <w:iCs w:val="0"/>
-                <w:noProof w:val="0"/>
-                <w:sz w:val="21"/>
-                <w:szCs w:val="21"/>
-                <w:lang w:val="es-AR"/>
-              </w:rPr>
-              <w:t>nombre</w:t>
-            </w:r>
-            <w:r>
-              <w:rPr>
-                <w:rFonts w:ascii="Calibri" w:hAnsi="Calibri" w:eastAsia="Calibri" w:cs="Calibri"/>
-                <w:b w:val="0"/>
-                <w:bCs w:val="0"/>
-                <w:i w:val="0"/>
-                <w:iCs w:val="0"/>
-                <w:noProof w:val="0"/>
-                <w:sz w:val="21"/>
-                <w:szCs w:val="21"/>
-                <w:lang w:val="es-AR"/>
-              </w:rPr>
-              <w:t xml:space="preserve">, más un campo opcional: </w:t>
-            </w:r>
-            <w:r>
-              <w:rPr>
-                <w:rFonts w:ascii="Calibri" w:hAnsi="Calibri" w:eastAsia="Calibri" w:cs="Calibri"/>
-                <w:b w:val="0"/>
-                <w:bCs w:val="0"/>
-                <w:i w:val="0"/>
-                <w:iCs w:val="0"/>
-                <w:noProof w:val="0"/>
-                <w:sz w:val="21"/>
-                <w:szCs w:val="21"/>
-                <w:lang w:val="es-AR"/>
-              </w:rPr>
-              <w:t>descripción</w:t>
-            </w:r>
-            <w:r>
-              <w:rPr>
-                <w:rFonts w:ascii="Calibri" w:hAnsi="Calibri" w:eastAsia="Calibri" w:cs="Calibri"/>
-                <w:b w:val="0"/>
-                <w:bCs w:val="0"/>
-                <w:i w:val="0"/>
-                <w:iCs w:val="0"/>
-                <w:noProof w:val="0"/>
-                <w:sz w:val="21"/>
-                <w:szCs w:val="21"/>
-                <w:lang w:val="es-AR"/>
-              </w:rPr>
-              <w:t>.</w:t>
-            </w:r>
-          </w:p>
-          <w:p>
-            <w:pPr>
-              <w:pStyle w:val="Normal"/>
+                <w:sz w:val="21"/>
+                <w:szCs w:val="21"/>
+                <w:lang w:val="es-AR"/>
+              </w:rPr>
+            </w:pPr>
+            <w:r>
+              <w:rPr>
+                <w:rFonts w:ascii="Calibri" w:hAnsi="Calibri" w:eastAsia="Calibri" w:cs="Calibri"/>
+                <w:b w:val="0"/>
+                <w:bCs w:val="0"/>
+                <w:i w:val="0"/>
+                <w:iCs w:val="0"/>
+                <w:sz w:val="21"/>
+                <w:szCs w:val="21"/>
+                <w:lang w:val="es-AR"/>
+              </w:rPr>
+              <w:t>2. El sistema despliega un formulario solicitando los campos obligatorios: código (alfanumérico) y nombre, más un campo opcional: descripción.</w:t>
+            </w:r>
+          </w:p>
+          <w:p>
+            <w:pPr>
               <w:widowControl w:val="0"/>
               <w:suppressLineNumbers w:val="0"/>
               <w:bidi w:val="0"/>
-              <w:spacing w:before="0" w:beforeAutospacing="off" w:after="0" w:afterAutospacing="off" w:line="240" w:lineRule="auto"/>
+              <w:spacing w:before="0" w:beforeAutospacing="0" w:after="0" w:afterAutospacing="0" w:line="240" w:lineRule="auto"/>
               <w:ind w:left="0" w:right="0"/>
               <w:jc w:val="left"/>
               <w:rPr>
@@ -1294,20 +1315,18 @@
                 <w:bCs w:val="0"/>
                 <w:i w:val="0"/>
                 <w:iCs w:val="0"/>
-                <w:noProof w:val="0"/>
-                <w:sz w:val="21"/>
-                <w:szCs w:val="21"/>
-                <w:lang w:val="es-AR"/>
-              </w:rPr>
-            </w:pPr>
-            <w:r>
-              <w:rPr>
-                <w:rFonts w:ascii="Calibri" w:hAnsi="Calibri" w:eastAsia="Calibri" w:cs="Calibri"/>
-                <w:b w:val="0"/>
-                <w:bCs w:val="0"/>
-                <w:i w:val="0"/>
-                <w:iCs w:val="0"/>
-                <w:noProof w:val="0"/>
+                <w:sz w:val="21"/>
+                <w:szCs w:val="21"/>
+                <w:lang w:val="es-AR"/>
+              </w:rPr>
+            </w:pPr>
+            <w:r>
+              <w:rPr>
+                <w:rFonts w:ascii="Calibri" w:hAnsi="Calibri" w:eastAsia="Calibri" w:cs="Calibri"/>
+                <w:b w:val="0"/>
+                <w:bCs w:val="0"/>
+                <w:i w:val="0"/>
+                <w:iCs w:val="0"/>
                 <w:sz w:val="21"/>
                 <w:szCs w:val="21"/>
                 <w:lang w:val="es-AR"/>
@@ -1317,11 +1336,10 @@
           </w:p>
           <w:p>
             <w:pPr>
-              <w:pStyle w:val="Normal"/>
               <w:widowControl w:val="0"/>
               <w:suppressLineNumbers w:val="0"/>
               <w:bidi w:val="0"/>
-              <w:spacing w:before="0" w:beforeAutospacing="off" w:after="0" w:afterAutospacing="off" w:line="240" w:lineRule="auto"/>
+              <w:spacing w:before="0" w:beforeAutospacing="0" w:after="0" w:afterAutospacing="0" w:line="240" w:lineRule="auto"/>
               <w:ind w:left="0" w:right="0"/>
               <w:jc w:val="left"/>
               <w:rPr>
@@ -1330,20 +1348,18 @@
                 <w:bCs w:val="0"/>
                 <w:i w:val="0"/>
                 <w:iCs w:val="0"/>
-                <w:noProof w:val="0"/>
-                <w:sz w:val="21"/>
-                <w:szCs w:val="21"/>
-                <w:lang w:val="es-AR"/>
-              </w:rPr>
-            </w:pPr>
-          </w:p>
-          <w:p>
-            <w:pPr>
-              <w:pStyle w:val="Normal"/>
+                <w:sz w:val="21"/>
+                <w:szCs w:val="21"/>
+                <w:lang w:val="es-AR"/>
+              </w:rPr>
+            </w:pPr>
+          </w:p>
+          <w:p>
+            <w:pPr>
               <w:widowControl w:val="0"/>
               <w:suppressLineNumbers w:val="0"/>
               <w:bidi w:val="0"/>
-              <w:spacing w:before="0" w:beforeAutospacing="off" w:after="0" w:afterAutospacing="off" w:line="240" w:lineRule="auto"/>
+              <w:spacing w:before="0" w:beforeAutospacing="0" w:after="0" w:afterAutospacing="0" w:line="240" w:lineRule="auto"/>
               <w:ind w:left="0" w:right="0"/>
               <w:jc w:val="left"/>
               <w:rPr>
@@ -1352,20 +1368,18 @@
                 <w:bCs w:val="0"/>
                 <w:i w:val="0"/>
                 <w:iCs w:val="0"/>
-                <w:noProof w:val="0"/>
-                <w:sz w:val="21"/>
-                <w:szCs w:val="21"/>
-                <w:lang w:val="es-AR"/>
-              </w:rPr>
-            </w:pPr>
-          </w:p>
-          <w:p>
-            <w:pPr>
-              <w:pStyle w:val="Normal"/>
+                <w:sz w:val="21"/>
+                <w:szCs w:val="21"/>
+                <w:lang w:val="es-AR"/>
+              </w:rPr>
+            </w:pPr>
+          </w:p>
+          <w:p>
+            <w:pPr>
               <w:widowControl w:val="0"/>
               <w:suppressLineNumbers w:val="0"/>
               <w:bidi w:val="0"/>
-              <w:spacing w:before="0" w:beforeAutospacing="off" w:after="0" w:afterAutospacing="off" w:line="240" w:lineRule="auto"/>
+              <w:spacing w:before="0" w:beforeAutospacing="0" w:after="0" w:afterAutospacing="0" w:line="240" w:lineRule="auto"/>
               <w:ind w:left="0" w:right="0"/>
               <w:jc w:val="left"/>
               <w:rPr>
@@ -1374,20 +1388,18 @@
                 <w:bCs w:val="0"/>
                 <w:i w:val="0"/>
                 <w:iCs w:val="0"/>
-                <w:noProof w:val="0"/>
-                <w:sz w:val="21"/>
-                <w:szCs w:val="21"/>
-                <w:lang w:val="es-AR"/>
-              </w:rPr>
-            </w:pPr>
-          </w:p>
-          <w:p>
-            <w:pPr>
-              <w:pStyle w:val="Normal"/>
+                <w:sz w:val="21"/>
+                <w:szCs w:val="21"/>
+                <w:lang w:val="es-AR"/>
+              </w:rPr>
+            </w:pPr>
+          </w:p>
+          <w:p>
+            <w:pPr>
               <w:widowControl w:val="0"/>
               <w:suppressLineNumbers w:val="0"/>
               <w:bidi w:val="0"/>
-              <w:spacing w:before="0" w:beforeAutospacing="off" w:after="0" w:afterAutospacing="off" w:line="240" w:lineRule="auto"/>
+              <w:spacing w:before="0" w:beforeAutospacing="0" w:after="0" w:afterAutospacing="0" w:line="240" w:lineRule="auto"/>
               <w:ind w:left="0" w:right="0"/>
               <w:jc w:val="left"/>
               <w:rPr>
@@ -1396,20 +1408,18 @@
                 <w:bCs w:val="0"/>
                 <w:i w:val="0"/>
                 <w:iCs w:val="0"/>
-                <w:noProof w:val="0"/>
-                <w:sz w:val="21"/>
-                <w:szCs w:val="21"/>
-                <w:lang w:val="es-AR"/>
-              </w:rPr>
-            </w:pPr>
-          </w:p>
-          <w:p>
-            <w:pPr>
-              <w:pStyle w:val="Normal"/>
+                <w:sz w:val="21"/>
+                <w:szCs w:val="21"/>
+                <w:lang w:val="es-AR"/>
+              </w:rPr>
+            </w:pPr>
+          </w:p>
+          <w:p>
+            <w:pPr>
               <w:widowControl w:val="0"/>
               <w:suppressLineNumbers w:val="0"/>
               <w:bidi w:val="0"/>
-              <w:spacing w:before="0" w:beforeAutospacing="off" w:after="0" w:afterAutospacing="off" w:line="240" w:lineRule="auto"/>
+              <w:spacing w:before="0" w:beforeAutospacing="0" w:after="0" w:afterAutospacing="0" w:line="240" w:lineRule="auto"/>
               <w:ind w:left="0" w:right="0"/>
               <w:jc w:val="left"/>
               <w:rPr>
@@ -1418,20 +1428,18 @@
                 <w:bCs w:val="0"/>
                 <w:i w:val="0"/>
                 <w:iCs w:val="0"/>
-                <w:noProof w:val="0"/>
-                <w:sz w:val="21"/>
-                <w:szCs w:val="21"/>
-                <w:lang w:val="es-AR"/>
-              </w:rPr>
-            </w:pPr>
-          </w:p>
-          <w:p>
-            <w:pPr>
-              <w:pStyle w:val="Normal"/>
+                <w:sz w:val="21"/>
+                <w:szCs w:val="21"/>
+                <w:lang w:val="es-AR"/>
+              </w:rPr>
+            </w:pPr>
+          </w:p>
+          <w:p>
+            <w:pPr>
               <w:widowControl w:val="0"/>
               <w:suppressLineNumbers w:val="0"/>
               <w:bidi w:val="0"/>
-              <w:spacing w:before="0" w:beforeAutospacing="off" w:after="0" w:afterAutospacing="off" w:line="240" w:lineRule="auto"/>
+              <w:spacing w:before="0" w:beforeAutospacing="0" w:after="0" w:afterAutospacing="0" w:line="240" w:lineRule="auto"/>
               <w:ind w:left="0" w:right="0"/>
               <w:jc w:val="left"/>
               <w:rPr>
@@ -1440,20 +1448,18 @@
                 <w:bCs w:val="0"/>
                 <w:i w:val="0"/>
                 <w:iCs w:val="0"/>
-                <w:noProof w:val="0"/>
-                <w:sz w:val="21"/>
-                <w:szCs w:val="21"/>
-                <w:lang w:val="es-AR"/>
-              </w:rPr>
-            </w:pPr>
-            <w:r>
-              <w:rPr>
-                <w:rFonts w:ascii="Calibri" w:hAnsi="Calibri" w:eastAsia="Calibri" w:cs="Calibri"/>
-                <w:b w:val="0"/>
-                <w:bCs w:val="0"/>
-                <w:i w:val="0"/>
-                <w:iCs w:val="0"/>
-                <w:noProof w:val="0"/>
+                <w:sz w:val="21"/>
+                <w:szCs w:val="21"/>
+                <w:lang w:val="es-AR"/>
+              </w:rPr>
+            </w:pPr>
+            <w:r>
+              <w:rPr>
+                <w:rFonts w:ascii="Calibri" w:hAnsi="Calibri" w:eastAsia="Calibri" w:cs="Calibri"/>
+                <w:b w:val="0"/>
+                <w:bCs w:val="0"/>
+                <w:i w:val="0"/>
+                <w:iCs w:val="0"/>
                 <w:sz w:val="21"/>
                 <w:szCs w:val="21"/>
                 <w:lang w:val="es-AR"/>
@@ -1463,11 +1469,10 @@
           </w:p>
           <w:p>
             <w:pPr>
-              <w:pStyle w:val="Normal"/>
               <w:widowControl w:val="0"/>
               <w:suppressLineNumbers w:val="0"/>
               <w:bidi w:val="0"/>
-              <w:spacing w:before="0" w:beforeAutospacing="off" w:after="0" w:afterAutospacing="off" w:line="240" w:lineRule="auto"/>
+              <w:spacing w:before="0" w:beforeAutospacing="0" w:after="0" w:afterAutospacing="0" w:line="240" w:lineRule="auto"/>
               <w:ind w:left="0" w:right="0"/>
               <w:jc w:val="left"/>
               <w:rPr>
@@ -1476,118 +1481,31 @@
                 <w:bCs w:val="0"/>
                 <w:i w:val="0"/>
                 <w:iCs w:val="0"/>
-                <w:noProof w:val="0"/>
-                <w:sz w:val="21"/>
-                <w:szCs w:val="21"/>
-                <w:lang w:val="es-AR"/>
-              </w:rPr>
-            </w:pPr>
-            <w:r>
-              <w:rPr>
-                <w:rFonts w:ascii="Calibri" w:hAnsi="Calibri" w:eastAsia="Calibri" w:cs="Calibri"/>
-                <w:b w:val="0"/>
-                <w:bCs w:val="0"/>
-                <w:i w:val="0"/>
-                <w:iCs w:val="0"/>
-                <w:noProof w:val="0"/>
-                <w:sz w:val="21"/>
-                <w:szCs w:val="21"/>
-                <w:lang w:val="es-AR"/>
-              </w:rPr>
-              <w:t xml:space="preserve">5. El sistema consulta la base de datos para validar que el </w:t>
-            </w:r>
-            <w:r>
-              <w:rPr>
-                <w:rFonts w:ascii="Calibri" w:hAnsi="Calibri" w:eastAsia="Calibri" w:cs="Calibri"/>
-                <w:b w:val="0"/>
-                <w:bCs w:val="0"/>
-                <w:i w:val="0"/>
-                <w:iCs w:val="0"/>
-                <w:noProof w:val="0"/>
-                <w:sz w:val="21"/>
-                <w:szCs w:val="21"/>
-                <w:lang w:val="es-AR"/>
-              </w:rPr>
-              <w:t>código</w:t>
-            </w:r>
-            <w:r>
-              <w:rPr>
-                <w:rFonts w:ascii="Calibri" w:hAnsi="Calibri" w:eastAsia="Calibri" w:cs="Calibri"/>
-                <w:b w:val="0"/>
-                <w:bCs w:val="0"/>
-                <w:i w:val="0"/>
-                <w:iCs w:val="0"/>
-                <w:noProof w:val="0"/>
-                <w:sz w:val="21"/>
-                <w:szCs w:val="21"/>
-                <w:lang w:val="es-AR"/>
-              </w:rPr>
-              <w:t xml:space="preserve"> y el </w:t>
-            </w:r>
-            <w:r>
-              <w:rPr>
-                <w:rFonts w:ascii="Calibri" w:hAnsi="Calibri" w:eastAsia="Calibri" w:cs="Calibri"/>
-                <w:b w:val="0"/>
-                <w:bCs w:val="0"/>
-                <w:i w:val="0"/>
-                <w:iCs w:val="0"/>
-                <w:noProof w:val="0"/>
-                <w:sz w:val="21"/>
-                <w:szCs w:val="21"/>
-                <w:lang w:val="es-AR"/>
-              </w:rPr>
-              <w:t>nombre</w:t>
-            </w:r>
-            <w:r>
-              <w:rPr>
-                <w:rFonts w:ascii="Calibri" w:hAnsi="Calibri" w:eastAsia="Calibri" w:cs="Calibri"/>
-                <w:b w:val="0"/>
-                <w:bCs w:val="0"/>
-                <w:i w:val="0"/>
-                <w:iCs w:val="0"/>
-                <w:noProof w:val="0"/>
-                <w:sz w:val="21"/>
-                <w:szCs w:val="21"/>
-                <w:lang w:val="es-AR"/>
-              </w:rPr>
-              <w:t xml:space="preserve"> normalizado </w:t>
-            </w:r>
-            <w:r>
-              <w:rPr>
-                <w:rFonts w:ascii="Calibri" w:hAnsi="Calibri" w:eastAsia="Calibri" w:cs="Calibri"/>
-                <w:b w:val="0"/>
-                <w:bCs w:val="0"/>
-                <w:i w:val="0"/>
-                <w:iCs w:val="0"/>
-                <w:noProof w:val="0"/>
-                <w:sz w:val="21"/>
-                <w:szCs w:val="21"/>
-                <w:lang w:val="es-AR"/>
-              </w:rPr>
-              <w:t>no</w:t>
-            </w:r>
-            <w:r>
-              <w:rPr>
-                <w:rFonts w:ascii="Calibri" w:hAnsi="Calibri" w:eastAsia="Calibri" w:cs="Calibri"/>
-                <w:b w:val="0"/>
-                <w:bCs w:val="0"/>
-                <w:i w:val="0"/>
-                <w:iCs w:val="0"/>
-                <w:noProof w:val="0"/>
-                <w:sz w:val="21"/>
-                <w:szCs w:val="21"/>
-                <w:lang w:val="es-AR"/>
-              </w:rPr>
-              <w:t xml:space="preserve"> existan previamente.</w:t>
-            </w:r>
-          </w:p>
-          <w:p>
-            <w:pPr>
-              <w:pStyle w:val="Normal"/>
+                <w:sz w:val="21"/>
+                <w:szCs w:val="21"/>
+                <w:lang w:val="es-AR"/>
+              </w:rPr>
+            </w:pPr>
+            <w:r>
+              <w:rPr>
+                <w:rFonts w:ascii="Calibri" w:hAnsi="Calibri" w:eastAsia="Calibri" w:cs="Calibri"/>
+                <w:b w:val="0"/>
+                <w:bCs w:val="0"/>
+                <w:i w:val="0"/>
+                <w:iCs w:val="0"/>
+                <w:sz w:val="21"/>
+                <w:szCs w:val="21"/>
+                <w:lang w:val="es-AR"/>
+              </w:rPr>
+              <w:t>5. El sistema consulta la base de datos para validar que el código y el nombre normalizado no existan previamente.</w:t>
+            </w:r>
+          </w:p>
+          <w:p>
+            <w:pPr>
               <w:widowControl w:val="0"/>
               <w:suppressLineNumbers w:val="0"/>
               <w:bidi w:val="0"/>
-              <w:spacing w:before="0" w:beforeAutospacing="off" w:after="0" w:afterAutospacing="off" w:line="240" w:lineRule="auto"/>
+              <w:spacing w:before="0" w:beforeAutospacing="0" w:after="0" w:afterAutospacing="0" w:line="240" w:lineRule="auto"/>
               <w:ind w:left="0" w:right="0"/>
               <w:jc w:val="left"/>
               <w:rPr>
@@ -1604,11 +1522,10 @@
           </w:p>
           <w:p>
             <w:pPr>
-              <w:pStyle w:val="Normal"/>
               <w:widowControl w:val="0"/>
               <w:suppressLineNumbers w:val="0"/>
               <w:bidi w:val="0"/>
-              <w:spacing w:before="0" w:beforeAutospacing="off" w:after="0" w:afterAutospacing="off" w:line="240" w:lineRule="auto"/>
+              <w:spacing w:before="0" w:beforeAutospacing="0" w:after="0" w:afterAutospacing="0" w:line="240" w:lineRule="auto"/>
               <w:ind w:left="0" w:right="0"/>
               <w:jc w:val="left"/>
               <w:rPr>
@@ -1624,11 +1541,10 @@
           </w:p>
           <w:p>
             <w:pPr>
-              <w:pStyle w:val="Normal"/>
               <w:widowControl w:val="0"/>
               <w:suppressLineNumbers w:val="0"/>
               <w:bidi w:val="0"/>
-              <w:spacing w:before="0" w:beforeAutospacing="off" w:after="0" w:afterAutospacing="off" w:line="240" w:lineRule="auto"/>
+              <w:spacing w:before="0" w:beforeAutospacing="0" w:after="0" w:afterAutospacing="0" w:line="240" w:lineRule="auto"/>
               <w:ind w:left="0" w:right="0"/>
               <w:jc w:val="left"/>
               <w:rPr>
@@ -1644,11 +1560,10 @@
           </w:p>
           <w:p>
             <w:pPr>
-              <w:pStyle w:val="Normal"/>
               <w:widowControl w:val="0"/>
               <w:suppressLineNumbers w:val="0"/>
               <w:bidi w:val="0"/>
-              <w:spacing w:before="0" w:beforeAutospacing="off" w:after="0" w:afterAutospacing="off" w:line="240" w:lineRule="auto"/>
+              <w:spacing w:before="0" w:beforeAutospacing="0" w:after="0" w:afterAutospacing="0" w:line="240" w:lineRule="auto"/>
               <w:ind w:left="0" w:right="0"/>
               <w:jc w:val="left"/>
               <w:rPr>
@@ -1664,11 +1579,10 @@
           </w:p>
           <w:p>
             <w:pPr>
-              <w:pStyle w:val="Normal"/>
               <w:widowControl w:val="0"/>
               <w:suppressLineNumbers w:val="0"/>
               <w:bidi w:val="0"/>
-              <w:spacing w:before="0" w:beforeAutospacing="off" w:after="0" w:afterAutospacing="off" w:line="240" w:lineRule="auto"/>
+              <w:spacing w:before="0" w:beforeAutospacing="0" w:after="0" w:afterAutospacing="0" w:line="240" w:lineRule="auto"/>
               <w:ind w:left="0" w:right="0"/>
               <w:jc w:val="left"/>
               <w:rPr>
@@ -1684,11 +1598,10 @@
           </w:p>
           <w:p>
             <w:pPr>
-              <w:pStyle w:val="Normal"/>
               <w:widowControl w:val="0"/>
               <w:suppressLineNumbers w:val="0"/>
               <w:bidi w:val="0"/>
-              <w:spacing w:before="0" w:beforeAutospacing="off" w:after="0" w:afterAutospacing="off" w:line="240" w:lineRule="auto"/>
+              <w:spacing w:before="0" w:beforeAutospacing="0" w:after="0" w:afterAutospacing="0" w:line="240" w:lineRule="auto"/>
               <w:ind w:left="0" w:right="0"/>
               <w:jc w:val="left"/>
               <w:rPr>
@@ -1704,11 +1617,10 @@
           </w:p>
           <w:p>
             <w:pPr>
-              <w:pStyle w:val="Normal"/>
               <w:widowControl w:val="0"/>
               <w:suppressLineNumbers w:val="0"/>
               <w:bidi w:val="0"/>
-              <w:spacing w:before="0" w:beforeAutospacing="off" w:after="0" w:afterAutospacing="off" w:line="240" w:lineRule="auto"/>
+              <w:spacing w:before="0" w:beforeAutospacing="0" w:after="0" w:afterAutospacing="0" w:line="240" w:lineRule="auto"/>
               <w:ind w:left="0" w:right="0"/>
               <w:jc w:val="left"/>
               <w:rPr>
@@ -1724,11 +1636,10 @@
           </w:p>
           <w:p>
             <w:pPr>
-              <w:pStyle w:val="Normal"/>
               <w:widowControl w:val="0"/>
               <w:suppressLineNumbers w:val="0"/>
               <w:bidi w:val="0"/>
-              <w:spacing w:before="0" w:beforeAutospacing="off" w:after="0" w:afterAutospacing="off" w:line="240" w:lineRule="auto"/>
+              <w:spacing w:before="0" w:beforeAutospacing="0" w:after="0" w:afterAutospacing="0" w:line="240" w:lineRule="auto"/>
               <w:ind w:left="0" w:right="0"/>
               <w:jc w:val="left"/>
               <w:rPr>
@@ -1744,11 +1655,10 @@
           </w:p>
           <w:p>
             <w:pPr>
-              <w:pStyle w:val="Normal"/>
               <w:widowControl w:val="0"/>
               <w:suppressLineNumbers w:val="0"/>
               <w:bidi w:val="0"/>
-              <w:spacing w:before="0" w:beforeAutospacing="off" w:after="0" w:afterAutospacing="off" w:line="240" w:lineRule="auto"/>
+              <w:spacing w:before="0" w:beforeAutospacing="0" w:after="0" w:afterAutospacing="0" w:line="240" w:lineRule="auto"/>
               <w:ind w:left="0" w:right="0"/>
               <w:jc w:val="left"/>
               <w:rPr>
@@ -1764,11 +1674,10 @@
           </w:p>
           <w:p>
             <w:pPr>
-              <w:pStyle w:val="Normal"/>
               <w:widowControl w:val="0"/>
               <w:suppressLineNumbers w:val="0"/>
               <w:bidi w:val="0"/>
-              <w:spacing w:before="0" w:beforeAutospacing="off" w:after="0" w:afterAutospacing="off" w:line="240" w:lineRule="auto"/>
+              <w:spacing w:before="0" w:beforeAutospacing="0" w:after="0" w:afterAutospacing="0" w:line="240" w:lineRule="auto"/>
               <w:ind w:left="0" w:right="0"/>
               <w:jc w:val="left"/>
               <w:rPr>
@@ -1784,11 +1693,10 @@
           </w:p>
           <w:p>
             <w:pPr>
-              <w:pStyle w:val="Normal"/>
               <w:widowControl w:val="0"/>
               <w:suppressLineNumbers w:val="0"/>
               <w:bidi w:val="0"/>
-              <w:spacing w:before="0" w:beforeAutospacing="off" w:after="0" w:afterAutospacing="off" w:line="240" w:lineRule="auto"/>
+              <w:spacing w:before="0" w:beforeAutospacing="0" w:after="0" w:afterAutospacing="0" w:line="240" w:lineRule="auto"/>
               <w:ind w:left="0" w:right="0"/>
               <w:jc w:val="left"/>
               <w:rPr>
@@ -1804,11 +1712,10 @@
           </w:p>
           <w:p>
             <w:pPr>
-              <w:pStyle w:val="Normal"/>
               <w:widowControl w:val="0"/>
               <w:suppressLineNumbers w:val="0"/>
               <w:bidi w:val="0"/>
-              <w:spacing w:before="0" w:beforeAutospacing="off" w:after="0" w:afterAutospacing="off" w:line="240" w:lineRule="auto"/>
+              <w:spacing w:before="0" w:beforeAutospacing="0" w:after="0" w:afterAutospacing="0" w:line="240" w:lineRule="auto"/>
               <w:ind w:left="0" w:right="0"/>
               <w:jc w:val="left"/>
               <w:rPr>
@@ -1824,11 +1731,10 @@
           </w:p>
           <w:p>
             <w:pPr>
-              <w:pStyle w:val="Normal"/>
               <w:widowControl w:val="0"/>
               <w:suppressLineNumbers w:val="0"/>
               <w:bidi w:val="0"/>
-              <w:spacing w:before="0" w:beforeAutospacing="off" w:after="0" w:afterAutospacing="off" w:line="240" w:lineRule="auto"/>
+              <w:spacing w:before="0" w:beforeAutospacing="0" w:after="0" w:afterAutospacing="0" w:line="240" w:lineRule="auto"/>
               <w:ind w:left="0" w:right="0"/>
               <w:jc w:val="left"/>
               <w:rPr>
@@ -1837,66 +1743,23 @@
                 <w:bCs w:val="0"/>
                 <w:i w:val="0"/>
                 <w:iCs w:val="0"/>
-                <w:noProof w:val="0"/>
-                <w:sz w:val="21"/>
-                <w:szCs w:val="21"/>
-                <w:lang w:val="es-AR"/>
-              </w:rPr>
-            </w:pPr>
-            <w:r>
-              <w:rPr>
-                <w:rFonts w:ascii="Calibri" w:hAnsi="Calibri" w:eastAsia="Calibri" w:cs="Calibri"/>
-                <w:b w:val="0"/>
-                <w:bCs w:val="0"/>
-                <w:i w:val="0"/>
-                <w:iCs w:val="0"/>
-                <w:sz w:val="21"/>
-                <w:szCs w:val="21"/>
-                <w:lang w:val="es-AR"/>
-              </w:rPr>
-              <w:t xml:space="preserve">6. </w:t>
-            </w:r>
-            <w:r>
-              <w:rPr>
-                <w:rFonts w:ascii="Calibri" w:hAnsi="Calibri" w:eastAsia="Calibri" w:cs="Calibri"/>
-                <w:b w:val="0"/>
-                <w:bCs w:val="0"/>
-                <w:i w:val="0"/>
-                <w:iCs w:val="0"/>
-                <w:noProof w:val="0"/>
-                <w:sz w:val="21"/>
-                <w:szCs w:val="21"/>
-                <w:lang w:val="es-AR"/>
-              </w:rPr>
-              <w:t xml:space="preserve">El sistema persiste la nueva instancia de </w:t>
-            </w:r>
-            <w:r>
-              <w:rPr>
-                <w:rFonts w:ascii="Calibri" w:hAnsi="Calibri" w:eastAsia="Calibri" w:cs="Calibri"/>
-                <w:b w:val="0"/>
-                <w:bCs w:val="0"/>
-                <w:i w:val="0"/>
-                <w:iCs w:val="0"/>
-                <w:noProof w:val="0"/>
-                <w:sz w:val="21"/>
-                <w:szCs w:val="21"/>
-                <w:lang w:val="es-AR"/>
-              </w:rPr>
-              <w:t>CategoriaProducto</w:t>
-            </w:r>
-            <w:r>
-              <w:rPr>
-                <w:rFonts w:ascii="Calibri" w:hAnsi="Calibri" w:eastAsia="Calibri" w:cs="Calibri"/>
-                <w:b w:val="0"/>
-                <w:bCs w:val="0"/>
-                <w:i w:val="0"/>
-                <w:iCs w:val="0"/>
-                <w:noProof w:val="0"/>
-                <w:sz w:val="21"/>
-                <w:szCs w:val="21"/>
-                <w:lang w:val="es-AR"/>
-              </w:rPr>
-              <w:t>.</w:t>
+                <w:sz w:val="21"/>
+                <w:szCs w:val="21"/>
+                <w:lang w:val="es-AR"/>
+              </w:rPr>
+            </w:pPr>
+            <w:r>
+              <w:rPr>
+                <w:rFonts w:ascii="Calibri" w:hAnsi="Calibri" w:eastAsia="Calibri" w:cs="Calibri"/>
+                <w:b w:val="0"/>
+                <w:bCs w:val="0"/>
+                <w:i w:val="0"/>
+                <w:iCs w:val="0"/>
+                <w:sz w:val="21"/>
+                <w:szCs w:val="21"/>
+                <w:lang w:val="es-AR"/>
+              </w:rPr>
+              <w:t>6. El sistema persiste la nueva instancia de CategoriaProducto.</w:t>
             </w:r>
           </w:p>
           <w:p>
@@ -1905,20 +1768,18 @@
               <w:spacing w:after="0" w:line="240" w:lineRule="auto"/>
               <w:rPr>
                 <w:rFonts w:ascii="Calibri" w:hAnsi="Calibri" w:eastAsia="Calibri" w:cs="Calibri"/>
-                <w:noProof w:val="0"/>
-                <w:sz w:val="21"/>
-                <w:szCs w:val="21"/>
-                <w:lang w:val="es-AR"/>
-              </w:rPr>
-            </w:pPr>
-            <w:r>
-              <w:rPr>
-                <w:rFonts w:ascii="Calibri" w:hAnsi="Calibri" w:eastAsia="Calibri" w:cs="Calibri" w:asciiTheme="minorAscii" w:hAnsiTheme="minorAscii" w:eastAsiaTheme="minorAscii" w:cstheme="minorBidi"/>
-                <w:b w:val="0"/>
-                <w:bCs w:val="0"/>
-                <w:i w:val="0"/>
-                <w:iCs w:val="0"/>
-                <w:noProof w:val="0"/>
+                <w:sz w:val="21"/>
+                <w:szCs w:val="21"/>
+                <w:lang w:val="es-AR"/>
+              </w:rPr>
+            </w:pPr>
+            <w:r>
+              <w:rPr>
+                <w:rFonts w:asciiTheme="minorAscii" w:hAnsiTheme="minorAscii" w:eastAsiaTheme="minorAscii" w:cstheme="minorBidi"/>
+                <w:b w:val="0"/>
+                <w:bCs w:val="0"/>
+                <w:i w:val="0"/>
+                <w:iCs w:val="0"/>
                 <w:color w:val="auto"/>
                 <w:sz w:val="21"/>
                 <w:szCs w:val="21"/>
@@ -1929,7 +1790,6 @@
             <w:r>
               <w:rPr>
                 <w:rFonts w:ascii="Calibri" w:hAnsi="Calibri" w:eastAsia="Calibri" w:cs="Calibri"/>
-                <w:noProof w:val="0"/>
                 <w:sz w:val="21"/>
                 <w:szCs w:val="21"/>
                 <w:lang w:val="es-AR"/>
@@ -1943,16 +1803,14 @@
               <w:spacing w:after="0" w:line="240" w:lineRule="auto"/>
               <w:rPr>
                 <w:rFonts w:ascii="Calibri" w:hAnsi="Calibri" w:eastAsia="Calibri" w:cs="Calibri"/>
-                <w:noProof w:val="0"/>
-                <w:sz w:val="21"/>
-                <w:szCs w:val="21"/>
-                <w:lang w:val="es-AR"/>
-              </w:rPr>
-            </w:pPr>
-            <w:r>
-              <w:rPr>
-                <w:rFonts w:ascii="Calibri" w:hAnsi="Calibri" w:eastAsia="Calibri" w:cs="Calibri"/>
-                <w:noProof w:val="0"/>
+                <w:sz w:val="21"/>
+                <w:szCs w:val="21"/>
+                <w:lang w:val="es-AR"/>
+              </w:rPr>
+            </w:pPr>
+            <w:r>
+              <w:rPr>
+                <w:rFonts w:ascii="Calibri" w:hAnsi="Calibri" w:eastAsia="Calibri" w:cs="Calibri"/>
                 <w:sz w:val="21"/>
                 <w:szCs w:val="21"/>
                 <w:lang w:val="es-AR"/>
@@ -1966,10 +1824,10 @@
             <w:tcW w:w="5434" w:type="dxa"/>
             <w:gridSpan w:val="2"/>
             <w:tcBorders>
-              <w:top w:val="single" w:color="000000" w:themeColor="text1" w:sz="6"/>
-              <w:left w:val="single" w:color="000000" w:themeColor="text1" w:sz="6"/>
-              <w:bottom w:val="single" w:color="000000" w:themeColor="text1" w:sz="6"/>
-              <w:right w:val="single" w:color="000000" w:themeColor="text1" w:sz="6"/>
+              <w:top w:val="single" w:color="000000" w:themeColor="text1" w:sz="6" w:space="0"/>
+              <w:left w:val="single" w:color="000000" w:themeColor="text1" w:sz="6" w:space="0"/>
+              <w:bottom w:val="single" w:color="000000" w:themeColor="text1" w:sz="6" w:space="0"/>
+              <w:right w:val="single" w:color="000000" w:themeColor="text1" w:sz="6" w:space="0"/>
             </w:tcBorders>
             <w:tcMar>
               <w:left w:w="105" w:type="dxa"/>
@@ -2042,10 +1900,9 @@
           </w:p>
           <w:p>
             <w:pPr>
-              <w:pStyle w:val="Normal"/>
               <w:suppressLineNumbers w:val="0"/>
               <w:bidi w:val="0"/>
-              <w:spacing w:before="0" w:beforeAutospacing="off" w:after="0" w:afterAutospacing="off" w:line="240" w:lineRule="auto"/>
+              <w:spacing w:before="0" w:beforeAutospacing="0" w:after="0" w:afterAutospacing="0" w:line="240" w:lineRule="auto"/>
               <w:ind w:left="0" w:right="0"/>
               <w:jc w:val="left"/>
               <w:rPr>
@@ -2054,7 +1911,6 @@
                 <w:bCs w:val="0"/>
                 <w:i w:val="0"/>
                 <w:iCs w:val="0"/>
-                <w:noProof w:val="0"/>
                 <w:sz w:val="21"/>
                 <w:szCs w:val="21"/>
                 <w:lang w:val="es-ES"/>
@@ -2063,10 +1919,9 @@
           </w:p>
           <w:p>
             <w:pPr>
-              <w:pStyle w:val="Normal"/>
               <w:suppressLineNumbers w:val="0"/>
               <w:bidi w:val="0"/>
-              <w:spacing w:before="0" w:beforeAutospacing="off" w:after="0" w:afterAutospacing="off" w:line="240" w:lineRule="auto"/>
+              <w:spacing w:before="0" w:beforeAutospacing="0" w:after="0" w:afterAutospacing="0" w:line="240" w:lineRule="auto"/>
               <w:ind w:left="0" w:right="0"/>
               <w:jc w:val="left"/>
               <w:rPr>
@@ -2075,7 +1930,6 @@
                 <w:bCs w:val="0"/>
                 <w:i w:val="0"/>
                 <w:iCs w:val="0"/>
-                <w:noProof w:val="0"/>
                 <w:sz w:val="21"/>
                 <w:szCs w:val="21"/>
                 <w:lang w:val="es-ES"/>
@@ -2088,76 +1942,18 @@
                 <w:bCs w:val="0"/>
                 <w:i w:val="0"/>
                 <w:iCs w:val="0"/>
-                <w:noProof w:val="0"/>
                 <w:sz w:val="21"/>
                 <w:szCs w:val="21"/>
                 <w:lang w:val="es-ES"/>
               </w:rPr>
-              <w:t xml:space="preserve">3.1 El actor intenta guardar sin completar el </w:t>
-            </w:r>
-            <w:r>
-              <w:rPr>
-                <w:rFonts w:ascii="Calibri" w:hAnsi="Calibri" w:eastAsia="Calibri" w:cs="Calibri"/>
-                <w:b w:val="0"/>
-                <w:bCs w:val="0"/>
-                <w:i w:val="0"/>
-                <w:iCs w:val="0"/>
-                <w:noProof w:val="0"/>
-                <w:sz w:val="21"/>
-                <w:szCs w:val="21"/>
-                <w:lang w:val="es-ES"/>
-              </w:rPr>
-              <w:t>código</w:t>
-            </w:r>
-            <w:r>
-              <w:rPr>
-                <w:rFonts w:ascii="Calibri" w:hAnsi="Calibri" w:eastAsia="Calibri" w:cs="Calibri"/>
-                <w:b w:val="0"/>
-                <w:bCs w:val="0"/>
-                <w:i w:val="0"/>
-                <w:iCs w:val="0"/>
-                <w:noProof w:val="0"/>
-                <w:sz w:val="21"/>
-                <w:szCs w:val="21"/>
-                <w:lang w:val="es-ES"/>
-              </w:rPr>
-              <w:t xml:space="preserve"> o el </w:t>
-            </w:r>
-            <w:r>
-              <w:rPr>
-                <w:rFonts w:ascii="Calibri" w:hAnsi="Calibri" w:eastAsia="Calibri" w:cs="Calibri"/>
-                <w:b w:val="0"/>
-                <w:bCs w:val="0"/>
-                <w:i w:val="0"/>
-                <w:iCs w:val="0"/>
-                <w:noProof w:val="0"/>
-                <w:sz w:val="21"/>
-                <w:szCs w:val="21"/>
-                <w:lang w:val="es-ES"/>
-              </w:rPr>
-              <w:t>nombre</w:t>
-            </w:r>
-            <w:r>
-              <w:rPr>
-                <w:rFonts w:ascii="Calibri" w:hAnsi="Calibri" w:eastAsia="Calibri" w:cs="Calibri"/>
-                <w:b w:val="0"/>
-                <w:bCs w:val="0"/>
-                <w:i w:val="0"/>
-                <w:iCs w:val="0"/>
-                <w:noProof w:val="0"/>
-                <w:sz w:val="21"/>
-                <w:szCs w:val="21"/>
-                <w:lang w:val="es-ES"/>
-              </w:rPr>
-              <w:t>.</w:t>
-            </w:r>
-          </w:p>
-          <w:p>
-            <w:pPr>
-              <w:pStyle w:val="Normal"/>
+              <w:t>3.1 El actor intenta guardar sin completar el código o el nombre.</w:t>
+            </w:r>
+          </w:p>
+          <w:p>
+            <w:pPr>
               <w:suppressLineNumbers w:val="0"/>
               <w:bidi w:val="0"/>
-              <w:spacing w:before="0" w:beforeAutospacing="off" w:after="0" w:afterAutospacing="off" w:line="240" w:lineRule="auto"/>
+              <w:spacing w:before="0" w:beforeAutospacing="0" w:after="0" w:afterAutospacing="0" w:line="240" w:lineRule="auto"/>
               <w:ind w:right="0"/>
               <w:jc w:val="left"/>
               <w:rPr>
@@ -2166,7 +1962,6 @@
                 <w:bCs w:val="0"/>
                 <w:i w:val="0"/>
                 <w:iCs w:val="0"/>
-                <w:noProof w:val="0"/>
                 <w:sz w:val="21"/>
                 <w:szCs w:val="21"/>
                 <w:lang w:val="es-ES"/>
@@ -2179,7 +1974,6 @@
                 <w:bCs w:val="0"/>
                 <w:i w:val="0"/>
                 <w:iCs w:val="0"/>
-                <w:noProof w:val="0"/>
                 <w:sz w:val="21"/>
                 <w:szCs w:val="21"/>
                 <w:lang w:val="es-ES"/>
@@ -2189,10 +1983,9 @@
           </w:p>
           <w:p>
             <w:pPr>
-              <w:pStyle w:val="Normal"/>
               <w:suppressLineNumbers w:val="0"/>
               <w:bidi w:val="0"/>
-              <w:spacing w:before="0" w:beforeAutospacing="off" w:after="0" w:afterAutospacing="off" w:line="240" w:lineRule="auto"/>
+              <w:spacing w:before="0" w:beforeAutospacing="0" w:after="0" w:afterAutospacing="0" w:line="240" w:lineRule="auto"/>
               <w:ind w:right="0"/>
               <w:jc w:val="left"/>
               <w:rPr>
@@ -2201,7 +1994,6 @@
                 <w:bCs w:val="0"/>
                 <w:i w:val="0"/>
                 <w:iCs w:val="0"/>
-                <w:noProof w:val="0"/>
                 <w:sz w:val="21"/>
                 <w:szCs w:val="21"/>
                 <w:lang w:val="es-ES"/>
@@ -2214,7 +2006,6 @@
                 <w:bCs w:val="0"/>
                 <w:i w:val="0"/>
                 <w:iCs w:val="0"/>
-                <w:noProof w:val="0"/>
                 <w:sz w:val="21"/>
                 <w:szCs w:val="21"/>
                 <w:lang w:val="es-ES"/>
@@ -2272,10 +2063,9 @@
           </w:p>
           <w:p>
             <w:pPr>
-              <w:pStyle w:val="Normal"/>
               <w:suppressLineNumbers w:val="0"/>
               <w:bidi w:val="0"/>
-              <w:spacing w:before="0" w:beforeAutospacing="off" w:after="0" w:afterAutospacing="off" w:line="240" w:lineRule="auto"/>
+              <w:spacing w:before="0" w:beforeAutospacing="0" w:after="0" w:afterAutospacing="0" w:line="240" w:lineRule="auto"/>
               <w:ind w:left="0" w:right="0"/>
               <w:jc w:val="left"/>
               <w:rPr>
@@ -2284,19 +2074,17 @@
                 <w:bCs w:val="0"/>
                 <w:i w:val="0"/>
                 <w:iCs w:val="0"/>
-                <w:noProof w:val="0"/>
-                <w:sz w:val="21"/>
-                <w:szCs w:val="21"/>
-                <w:lang w:val="es-AR"/>
-              </w:rPr>
-            </w:pPr>
-          </w:p>
-          <w:p>
-            <w:pPr>
-              <w:pStyle w:val="Normal"/>
+                <w:sz w:val="21"/>
+                <w:szCs w:val="21"/>
+                <w:lang w:val="es-AR"/>
+              </w:rPr>
+            </w:pPr>
+          </w:p>
+          <w:p>
+            <w:pPr>
               <w:suppressLineNumbers w:val="0"/>
               <w:bidi w:val="0"/>
-              <w:spacing w:before="0" w:beforeAutospacing="off" w:after="0" w:afterAutospacing="off" w:line="240" w:lineRule="auto"/>
+              <w:spacing w:before="0" w:beforeAutospacing="0" w:after="0" w:afterAutospacing="0" w:line="240" w:lineRule="auto"/>
               <w:ind w:left="0" w:right="0"/>
               <w:jc w:val="left"/>
               <w:rPr>
@@ -2305,19 +2093,17 @@
                 <w:bCs w:val="0"/>
                 <w:i w:val="0"/>
                 <w:iCs w:val="0"/>
-                <w:noProof w:val="0"/>
-                <w:sz w:val="21"/>
-                <w:szCs w:val="21"/>
-                <w:lang w:val="es-AR"/>
-              </w:rPr>
-            </w:pPr>
-          </w:p>
-          <w:p>
-            <w:pPr>
-              <w:pStyle w:val="Normal"/>
+                <w:sz w:val="21"/>
+                <w:szCs w:val="21"/>
+                <w:lang w:val="es-AR"/>
+              </w:rPr>
+            </w:pPr>
+          </w:p>
+          <w:p>
+            <w:pPr>
               <w:suppressLineNumbers w:val="0"/>
               <w:bidi w:val="0"/>
-              <w:spacing w:before="0" w:beforeAutospacing="off" w:after="0" w:afterAutospacing="off" w:line="240" w:lineRule="auto"/>
+              <w:spacing w:before="0" w:beforeAutospacing="0" w:after="0" w:afterAutospacing="0" w:line="240" w:lineRule="auto"/>
               <w:ind w:left="0" w:right="0"/>
               <w:jc w:val="left"/>
               <w:rPr>
@@ -2326,89 +2112,30 @@
                 <w:bCs w:val="0"/>
                 <w:i w:val="0"/>
                 <w:iCs w:val="0"/>
-                <w:noProof w:val="0"/>
-                <w:sz w:val="21"/>
-                <w:szCs w:val="21"/>
-                <w:lang w:val="es-AR"/>
-              </w:rPr>
-            </w:pPr>
-            <w:r>
-              <w:rPr>
-                <w:rFonts w:ascii="Calibri" w:hAnsi="Calibri" w:eastAsia="Calibri" w:cs="Calibri"/>
-                <w:b w:val="0"/>
-                <w:bCs w:val="0"/>
-                <w:i w:val="0"/>
-                <w:iCs w:val="0"/>
-                <w:noProof w:val="0"/>
-                <w:sz w:val="21"/>
-                <w:szCs w:val="21"/>
-                <w:lang w:val="es-AR"/>
-              </w:rPr>
-              <w:t xml:space="preserve">5.1 El sistema detecta que el </w:t>
-            </w:r>
-            <w:r>
-              <w:rPr>
-                <w:rFonts w:ascii="Calibri" w:hAnsi="Calibri" w:eastAsia="Calibri" w:cs="Calibri"/>
-                <w:b w:val="0"/>
-                <w:bCs w:val="0"/>
-                <w:i w:val="0"/>
-                <w:iCs w:val="0"/>
-                <w:noProof w:val="0"/>
-                <w:sz w:val="21"/>
-                <w:szCs w:val="21"/>
-                <w:lang w:val="es-AR"/>
-              </w:rPr>
-              <w:t>código</w:t>
-            </w:r>
-            <w:r>
-              <w:rPr>
-                <w:rFonts w:ascii="Calibri" w:hAnsi="Calibri" w:eastAsia="Calibri" w:cs="Calibri"/>
-                <w:b w:val="0"/>
-                <w:bCs w:val="0"/>
-                <w:i w:val="0"/>
-                <w:iCs w:val="0"/>
-                <w:noProof w:val="0"/>
-                <w:sz w:val="21"/>
-                <w:szCs w:val="21"/>
-                <w:lang w:val="es-AR"/>
-              </w:rPr>
-              <w:t xml:space="preserve"> o el </w:t>
-            </w:r>
-            <w:r>
-              <w:rPr>
-                <w:rFonts w:ascii="Calibri" w:hAnsi="Calibri" w:eastAsia="Calibri" w:cs="Calibri"/>
-                <w:b w:val="0"/>
-                <w:bCs w:val="0"/>
-                <w:i w:val="0"/>
-                <w:iCs w:val="0"/>
-                <w:noProof w:val="0"/>
-                <w:sz w:val="21"/>
-                <w:szCs w:val="21"/>
-                <w:lang w:val="es-AR"/>
-              </w:rPr>
-              <w:t>nombre</w:t>
-            </w:r>
-            <w:r>
-              <w:rPr>
-                <w:rFonts w:ascii="Calibri" w:hAnsi="Calibri" w:eastAsia="Calibri" w:cs="Calibri"/>
-                <w:b w:val="0"/>
-                <w:bCs w:val="0"/>
-                <w:i w:val="0"/>
-                <w:iCs w:val="0"/>
-                <w:noProof w:val="0"/>
-                <w:sz w:val="21"/>
-                <w:szCs w:val="21"/>
-                <w:lang w:val="es-AR"/>
-              </w:rPr>
-              <w:t xml:space="preserve"> ya se encuentran registrados.</w:t>
-            </w:r>
-          </w:p>
-          <w:p>
-            <w:pPr>
-              <w:pStyle w:val="Normal"/>
+                <w:sz w:val="21"/>
+                <w:szCs w:val="21"/>
+                <w:lang w:val="es-AR"/>
+              </w:rPr>
+            </w:pPr>
+            <w:r>
+              <w:rPr>
+                <w:rFonts w:ascii="Calibri" w:hAnsi="Calibri" w:eastAsia="Calibri" w:cs="Calibri"/>
+                <w:b w:val="0"/>
+                <w:bCs w:val="0"/>
+                <w:i w:val="0"/>
+                <w:iCs w:val="0"/>
+                <w:sz w:val="21"/>
+                <w:szCs w:val="21"/>
+                <w:lang w:val="es-AR"/>
+              </w:rPr>
+              <w:t>5.1 El sistema detecta que el código o el nombre ya se encuentran registrados.</w:t>
+            </w:r>
+          </w:p>
+          <w:p>
+            <w:pPr>
               <w:suppressLineNumbers w:val="0"/>
               <w:bidi w:val="0"/>
-              <w:spacing w:before="0" w:beforeAutospacing="off" w:after="0" w:afterAutospacing="off" w:line="240" w:lineRule="auto"/>
+              <w:spacing w:before="0" w:beforeAutospacing="0" w:after="0" w:afterAutospacing="0" w:line="240" w:lineRule="auto"/>
               <w:ind w:right="0"/>
               <w:jc w:val="left"/>
               <w:rPr>
@@ -2417,20 +2144,18 @@
                 <w:bCs w:val="0"/>
                 <w:i w:val="0"/>
                 <w:iCs w:val="0"/>
-                <w:noProof w:val="0"/>
-                <w:sz w:val="21"/>
-                <w:szCs w:val="21"/>
-                <w:lang w:val="es-AR"/>
-              </w:rPr>
-            </w:pPr>
-            <w:r>
-              <w:rPr>
-                <w:rFonts w:ascii="Calibri" w:hAnsi="Calibri" w:eastAsia="Calibri" w:cs="Calibri"/>
-                <w:b w:val="0"/>
-                <w:bCs w:val="0"/>
-                <w:i w:val="0"/>
-                <w:iCs w:val="0"/>
-                <w:noProof w:val="0"/>
+                <w:sz w:val="21"/>
+                <w:szCs w:val="21"/>
+                <w:lang w:val="es-AR"/>
+              </w:rPr>
+            </w:pPr>
+            <w:r>
+              <w:rPr>
+                <w:rFonts w:ascii="Calibri" w:hAnsi="Calibri" w:eastAsia="Calibri" w:cs="Calibri"/>
+                <w:b w:val="0"/>
+                <w:bCs w:val="0"/>
+                <w:i w:val="0"/>
+                <w:iCs w:val="0"/>
                 <w:sz w:val="21"/>
                 <w:szCs w:val="21"/>
                 <w:lang w:val="es-AR"/>
@@ -2440,10 +2165,9 @@
           </w:p>
           <w:p>
             <w:pPr>
-              <w:pStyle w:val="Normal"/>
               <w:suppressLineNumbers w:val="0"/>
               <w:bidi w:val="0"/>
-              <w:spacing w:before="0" w:beforeAutospacing="off" w:after="0" w:afterAutospacing="off" w:line="240" w:lineRule="auto"/>
+              <w:spacing w:before="0" w:beforeAutospacing="0" w:after="0" w:afterAutospacing="0" w:line="240" w:lineRule="auto"/>
               <w:ind w:right="0"/>
               <w:jc w:val="left"/>
               <w:rPr>
@@ -2452,61 +2176,30 @@
                 <w:bCs w:val="0"/>
                 <w:i w:val="0"/>
                 <w:iCs w:val="0"/>
-                <w:noProof w:val="0"/>
-                <w:sz w:val="21"/>
-                <w:szCs w:val="21"/>
-                <w:lang w:val="es-AR"/>
-              </w:rPr>
-            </w:pPr>
-            <w:r>
-              <w:rPr>
-                <w:rFonts w:ascii="Calibri" w:hAnsi="Calibri" w:eastAsia="Calibri" w:cs="Calibri"/>
-                <w:b w:val="0"/>
-                <w:bCs w:val="0"/>
-                <w:i w:val="0"/>
-                <w:iCs w:val="0"/>
-                <w:noProof w:val="0"/>
-                <w:sz w:val="21"/>
-                <w:szCs w:val="21"/>
-                <w:lang w:val="es-AR"/>
-              </w:rPr>
-              <w:t xml:space="preserve">   5.1.2 El sistema resalta el campo duplicado y despliega una alerta (</w:t>
-            </w:r>
-            <w:r>
-              <w:rPr>
-                <w:rFonts w:ascii="Calibri" w:hAnsi="Calibri" w:eastAsia="Calibri" w:cs="Calibri"/>
-                <w:b w:val="0"/>
-                <w:bCs w:val="0"/>
-                <w:i w:val="0"/>
-                <w:iCs w:val="0"/>
-                <w:noProof w:val="0"/>
-                <w:sz w:val="21"/>
-                <w:szCs w:val="21"/>
-                <w:lang w:val="es-AR"/>
-              </w:rPr>
-              <w:t>Ej</w:t>
-            </w:r>
-            <w:r>
-              <w:rPr>
-                <w:rFonts w:ascii="Calibri" w:hAnsi="Calibri" w:eastAsia="Calibri" w:cs="Calibri"/>
-                <w:b w:val="0"/>
-                <w:bCs w:val="0"/>
-                <w:i w:val="0"/>
-                <w:iCs w:val="0"/>
-                <w:noProof w:val="0"/>
-                <w:sz w:val="21"/>
-                <w:szCs w:val="21"/>
-                <w:lang w:val="es-AR"/>
-              </w:rPr>
-              <w:t>: "La categoría 'Lácteos' ya existe en el catálogo").</w:t>
-            </w:r>
-          </w:p>
-          <w:p>
-            <w:pPr>
-              <w:pStyle w:val="Normal"/>
+                <w:sz w:val="21"/>
+                <w:szCs w:val="21"/>
+                <w:lang w:val="es-AR"/>
+              </w:rPr>
+            </w:pPr>
+            <w:r>
+              <w:rPr>
+                <w:rFonts w:ascii="Calibri" w:hAnsi="Calibri" w:eastAsia="Calibri" w:cs="Calibri"/>
+                <w:b w:val="0"/>
+                <w:bCs w:val="0"/>
+                <w:i w:val="0"/>
+                <w:iCs w:val="0"/>
+                <w:sz w:val="21"/>
+                <w:szCs w:val="21"/>
+                <w:lang w:val="es-AR"/>
+              </w:rPr>
+              <w:t xml:space="preserve">   5.1.2 El sistema resalta el campo duplicado y despliega una alerta (Ej: "La categoría 'Lácteos' ya existe en el catálogo").</w:t>
+            </w:r>
+          </w:p>
+          <w:p>
+            <w:pPr>
               <w:suppressLineNumbers w:val="0"/>
               <w:bidi w:val="0"/>
-              <w:spacing w:before="0" w:beforeAutospacing="off" w:after="0" w:afterAutospacing="off" w:line="240" w:lineRule="auto"/>
+              <w:spacing w:before="0" w:beforeAutospacing="0" w:after="0" w:afterAutospacing="0" w:line="240" w:lineRule="auto"/>
               <w:ind w:right="0"/>
               <w:jc w:val="left"/>
               <w:rPr>
@@ -2515,20 +2208,18 @@
                 <w:bCs w:val="0"/>
                 <w:i w:val="0"/>
                 <w:iCs w:val="0"/>
-                <w:noProof w:val="0"/>
-                <w:sz w:val="21"/>
-                <w:szCs w:val="21"/>
-                <w:lang w:val="es-AR"/>
-              </w:rPr>
-            </w:pPr>
-            <w:r>
-              <w:rPr>
-                <w:rFonts w:ascii="Calibri" w:hAnsi="Calibri" w:eastAsia="Calibri" w:cs="Calibri"/>
-                <w:b w:val="0"/>
-                <w:bCs w:val="0"/>
-                <w:i w:val="0"/>
-                <w:iCs w:val="0"/>
-                <w:noProof w:val="0"/>
+                <w:sz w:val="21"/>
+                <w:szCs w:val="21"/>
+                <w:lang w:val="es-AR"/>
+              </w:rPr>
+            </w:pPr>
+            <w:r>
+              <w:rPr>
+                <w:rFonts w:ascii="Calibri" w:hAnsi="Calibri" w:eastAsia="Calibri" w:cs="Calibri"/>
+                <w:b w:val="0"/>
+                <w:bCs w:val="0"/>
+                <w:i w:val="0"/>
+                <w:iCs w:val="0"/>
                 <w:sz w:val="21"/>
                 <w:szCs w:val="21"/>
                 <w:lang w:val="es-AR"/>
@@ -2538,8 +2229,7 @@
           </w:p>
           <w:p>
             <w:pPr>
-              <w:pStyle w:val="Normal"/>
-              <w:spacing w:before="0" w:beforeAutospacing="off" w:after="0" w:afterAutospacing="off" w:line="240" w:lineRule="auto"/>
+              <w:spacing w:before="0" w:beforeAutospacing="0" w:after="0" w:afterAutospacing="0" w:line="240" w:lineRule="auto"/>
               <w:ind w:right="0"/>
               <w:jc w:val="left"/>
               <w:rPr>
@@ -2574,18 +2264,34 @@
         </w:tc>
       </w:tr>
       <w:tr>
+        <w:tblPrEx>
+          <w:tblBorders>
+            <w:top w:val="single" w:color="auto" w:sz="6" w:space="0"/>
+            <w:left w:val="single" w:color="auto" w:sz="6" w:space="0"/>
+            <w:bottom w:val="single" w:color="auto" w:sz="6" w:space="0"/>
+            <w:right w:val="single" w:color="auto" w:sz="6" w:space="0"/>
+            <w:insideH w:val="none" w:color="auto" w:sz="0" w:space="0"/>
+            <w:insideV w:val="none" w:color="auto" w:sz="0" w:space="0"/>
+          </w:tblBorders>
+          <w:tblCellMar>
+            <w:top w:w="0" w:type="dxa"/>
+            <w:left w:w="108" w:type="dxa"/>
+            <w:bottom w:w="0" w:type="dxa"/>
+            <w:right w:w="108" w:type="dxa"/>
+          </w:tblCellMar>
+        </w:tblPrEx>
         <w:trPr>
-          <w:trHeight w:val="300"/>
+          <w:trHeight w:val="300" w:hRule="atLeast"/>
         </w:trPr>
         <w:tc>
           <w:tcPr>
             <w:tcW w:w="10741" w:type="dxa"/>
             <w:gridSpan w:val="5"/>
             <w:tcBorders>
-              <w:top w:val="single" w:color="000000" w:themeColor="text1" w:sz="6"/>
-              <w:left w:val="single" w:color="000000" w:themeColor="text1" w:sz="6"/>
-              <w:bottom w:val="single" w:color="000000" w:themeColor="text1" w:sz="6"/>
-              <w:right w:val="single" w:color="000000" w:themeColor="text1" w:sz="6"/>
+              <w:top w:val="single" w:color="000000" w:themeColor="text1" w:sz="6" w:space="0"/>
+              <w:left w:val="single" w:color="000000" w:themeColor="text1" w:sz="6" w:space="0"/>
+              <w:bottom w:val="single" w:color="000000" w:themeColor="text1" w:sz="6" w:space="0"/>
+              <w:right w:val="single" w:color="000000" w:themeColor="text1" w:sz="6" w:space="0"/>
             </w:tcBorders>
             <w:tcMar>
               <w:left w:w="105" w:type="dxa"/>
@@ -2598,44 +2304,74 @@
               <w:widowControl w:val="0"/>
               <w:spacing w:after="0" w:line="288" w:lineRule="auto"/>
               <w:rPr>
-                <w:rFonts w:ascii="Calibri" w:hAnsi="Calibri" w:eastAsia="Calibri" w:cs="Calibri"/>
-                <w:b w:val="0"/>
-                <w:bCs w:val="0"/>
-                <w:i w:val="0"/>
-                <w:iCs w:val="0"/>
-                <w:sz w:val="21"/>
-                <w:szCs w:val="21"/>
-              </w:rPr>
-            </w:pPr>
-            <w:r>
-              <w:rPr>
-                <w:rFonts w:ascii="Calibri" w:hAnsi="Calibri" w:eastAsia="Calibri" w:cs="Calibri"/>
-                <w:b w:val="0"/>
-                <w:bCs w:val="0"/>
-                <w:i w:val="0"/>
-                <w:iCs w:val="0"/>
-                <w:sz w:val="21"/>
-                <w:szCs w:val="21"/>
-                <w:lang w:val="es-AR"/>
-              </w:rPr>
-              <w:t>Asociaciones de extensión: no aplica</w:t>
+                <w:rFonts w:hint="default" w:ascii="Calibri" w:hAnsi="Calibri" w:eastAsia="Calibri" w:cs="Calibri"/>
+                <w:b w:val="0"/>
+                <w:bCs w:val="0"/>
+                <w:i w:val="0"/>
+                <w:iCs w:val="0"/>
+                <w:sz w:val="21"/>
+                <w:szCs w:val="21"/>
+                <w:lang w:val="es-MX"/>
+              </w:rPr>
+            </w:pPr>
+            <w:r>
+              <w:rPr>
+                <w:rFonts w:ascii="Calibri" w:hAnsi="Calibri" w:eastAsia="Calibri" w:cs="Calibri"/>
+                <w:b w:val="0"/>
+                <w:bCs w:val="0"/>
+                <w:i w:val="0"/>
+                <w:iCs w:val="0"/>
+                <w:sz w:val="21"/>
+                <w:szCs w:val="21"/>
+                <w:lang w:val="es-AR"/>
+              </w:rPr>
+              <w:t xml:space="preserve">Asociaciones de extensión: </w:t>
+            </w:r>
+            <w:r>
+              <w:rPr>
+                <w:rFonts w:hint="default" w:ascii="Calibri" w:hAnsi="Calibri" w:eastAsia="Calibri" w:cs="Calibri"/>
+                <w:b w:val="0"/>
+                <w:bCs w:val="0"/>
+                <w:i w:val="0"/>
+                <w:iCs w:val="0"/>
+                <w:sz w:val="21"/>
+                <w:szCs w:val="21"/>
+                <w:lang w:val="es-MX"/>
+              </w:rPr>
+              <w:t>No aplica</w:t>
             </w:r>
           </w:p>
         </w:tc>
       </w:tr>
       <w:tr>
+        <w:tblPrEx>
+          <w:tblBorders>
+            <w:top w:val="single" w:color="auto" w:sz="6" w:space="0"/>
+            <w:left w:val="single" w:color="auto" w:sz="6" w:space="0"/>
+            <w:bottom w:val="single" w:color="auto" w:sz="6" w:space="0"/>
+            <w:right w:val="single" w:color="auto" w:sz="6" w:space="0"/>
+            <w:insideH w:val="none" w:color="auto" w:sz="0" w:space="0"/>
+            <w:insideV w:val="none" w:color="auto" w:sz="0" w:space="0"/>
+          </w:tblBorders>
+          <w:tblCellMar>
+            <w:top w:w="0" w:type="dxa"/>
+            <w:left w:w="108" w:type="dxa"/>
+            <w:bottom w:w="0" w:type="dxa"/>
+            <w:right w:w="108" w:type="dxa"/>
+          </w:tblCellMar>
+        </w:tblPrEx>
         <w:trPr>
-          <w:trHeight w:val="300"/>
+          <w:trHeight w:val="300" w:hRule="atLeast"/>
         </w:trPr>
         <w:tc>
           <w:tcPr>
             <w:tcW w:w="10741" w:type="dxa"/>
             <w:gridSpan w:val="5"/>
             <w:tcBorders>
-              <w:top w:val="single" w:color="000000" w:themeColor="text1" w:sz="6"/>
-              <w:left w:val="single" w:color="000000" w:themeColor="text1" w:sz="6"/>
-              <w:bottom w:val="single" w:color="000000" w:themeColor="text1" w:sz="6"/>
-              <w:right w:val="single" w:color="000000" w:themeColor="text1" w:sz="6"/>
+              <w:top w:val="single" w:color="000000" w:themeColor="text1" w:sz="6" w:space="0"/>
+              <w:left w:val="single" w:color="000000" w:themeColor="text1" w:sz="6" w:space="0"/>
+              <w:bottom w:val="single" w:color="000000" w:themeColor="text1" w:sz="6" w:space="0"/>
+              <w:right w:val="single" w:color="000000" w:themeColor="text1" w:sz="6" w:space="0"/>
             </w:tcBorders>
             <w:tcMar>
               <w:left w:w="105" w:type="dxa"/>
@@ -2648,44 +2384,74 @@
               <w:widowControl w:val="0"/>
               <w:spacing w:after="0" w:line="288" w:lineRule="auto"/>
               <w:rPr>
-                <w:rFonts w:ascii="Calibri" w:hAnsi="Calibri" w:eastAsia="Calibri" w:cs="Calibri"/>
-                <w:b w:val="0"/>
-                <w:bCs w:val="0"/>
-                <w:i w:val="0"/>
-                <w:iCs w:val="0"/>
-                <w:sz w:val="21"/>
-                <w:szCs w:val="21"/>
-              </w:rPr>
-            </w:pPr>
-            <w:r>
-              <w:rPr>
-                <w:rFonts w:ascii="Calibri" w:hAnsi="Calibri" w:eastAsia="Calibri" w:cs="Calibri"/>
-                <w:b w:val="0"/>
-                <w:bCs w:val="0"/>
-                <w:i w:val="0"/>
-                <w:iCs w:val="0"/>
-                <w:sz w:val="21"/>
-                <w:szCs w:val="21"/>
-                <w:lang w:val="es-AR"/>
-              </w:rPr>
-              <w:t>Asociaciones de inclusión: Validar Antecedentes Cliente (llamada a API).</w:t>
+                <w:rFonts w:hint="default" w:ascii="Calibri" w:hAnsi="Calibri" w:eastAsia="Calibri" w:cs="Calibri"/>
+                <w:b w:val="0"/>
+                <w:bCs w:val="0"/>
+                <w:i w:val="0"/>
+                <w:iCs w:val="0"/>
+                <w:sz w:val="21"/>
+                <w:szCs w:val="21"/>
+                <w:lang w:val="es-MX"/>
+              </w:rPr>
+            </w:pPr>
+            <w:r>
+              <w:rPr>
+                <w:rFonts w:ascii="Calibri" w:hAnsi="Calibri" w:eastAsia="Calibri" w:cs="Calibri"/>
+                <w:b w:val="0"/>
+                <w:bCs w:val="0"/>
+                <w:i w:val="0"/>
+                <w:iCs w:val="0"/>
+                <w:sz w:val="21"/>
+                <w:szCs w:val="21"/>
+                <w:lang w:val="es-AR"/>
+              </w:rPr>
+              <w:t xml:space="preserve">Asociaciones de inclusión: </w:t>
+            </w:r>
+            <w:r>
+              <w:rPr>
+                <w:rFonts w:hint="default" w:ascii="Calibri" w:hAnsi="Calibri" w:eastAsia="Calibri" w:cs="Calibri"/>
+                <w:b w:val="0"/>
+                <w:bCs w:val="0"/>
+                <w:i w:val="0"/>
+                <w:iCs w:val="0"/>
+                <w:sz w:val="21"/>
+                <w:szCs w:val="21"/>
+                <w:lang w:val="es-MX"/>
+              </w:rPr>
+              <w:t>No aplica</w:t>
             </w:r>
           </w:p>
         </w:tc>
       </w:tr>
       <w:tr>
+        <w:tblPrEx>
+          <w:tblBorders>
+            <w:top w:val="single" w:color="auto" w:sz="6" w:space="0"/>
+            <w:left w:val="single" w:color="auto" w:sz="6" w:space="0"/>
+            <w:bottom w:val="single" w:color="auto" w:sz="6" w:space="0"/>
+            <w:right w:val="single" w:color="auto" w:sz="6" w:space="0"/>
+            <w:insideH w:val="none" w:color="auto" w:sz="0" w:space="0"/>
+            <w:insideV w:val="none" w:color="auto" w:sz="0" w:space="0"/>
+          </w:tblBorders>
+          <w:tblCellMar>
+            <w:top w:w="0" w:type="dxa"/>
+            <w:left w:w="108" w:type="dxa"/>
+            <w:bottom w:w="0" w:type="dxa"/>
+            <w:right w:w="108" w:type="dxa"/>
+          </w:tblCellMar>
+        </w:tblPrEx>
         <w:trPr>
-          <w:trHeight w:val="300"/>
+          <w:trHeight w:val="300" w:hRule="atLeast"/>
         </w:trPr>
         <w:tc>
           <w:tcPr>
             <w:tcW w:w="10741" w:type="dxa"/>
             <w:gridSpan w:val="5"/>
             <w:tcBorders>
-              <w:top w:val="single" w:color="000000" w:themeColor="text1" w:sz="6"/>
-              <w:left w:val="single" w:color="000000" w:themeColor="text1" w:sz="6"/>
-              <w:bottom w:val="single" w:color="000000" w:themeColor="text1" w:sz="6"/>
-              <w:right w:val="single" w:color="000000" w:themeColor="text1" w:sz="6"/>
+              <w:top w:val="single" w:color="000000" w:themeColor="text1" w:sz="6" w:space="0"/>
+              <w:left w:val="single" w:color="000000" w:themeColor="text1" w:sz="6" w:space="0"/>
+              <w:bottom w:val="single" w:color="000000" w:themeColor="text1" w:sz="6" w:space="0"/>
+              <w:right w:val="single" w:color="000000" w:themeColor="text1" w:sz="6" w:space="0"/>
             </w:tcBorders>
             <w:tcMar>
               <w:left w:w="105" w:type="dxa"/>
@@ -2718,24 +2484,68 @@
                 <w:szCs w:val="21"/>
                 <w:lang w:val="es-AR"/>
               </w:rPr>
-              <w:t>Use case donde se incluye: no aplica</w:t>
+              <w:t xml:space="preserve">Use case donde se incluye: </w:t>
+            </w:r>
+            <w:r>
+              <w:rPr>
+                <w:rFonts w:hint="default" w:ascii="Calibri" w:hAnsi="Calibri" w:eastAsia="Calibri" w:cs="Calibri"/>
+                <w:b w:val="0"/>
+                <w:bCs w:val="0"/>
+                <w:i w:val="0"/>
+                <w:iCs w:val="0"/>
+                <w:sz w:val="21"/>
+                <w:szCs w:val="21"/>
+                <w:lang w:val="es-MX"/>
+              </w:rPr>
+              <w:t>N</w:t>
+            </w:r>
+            <w:bookmarkStart w:id="0" w:name="_GoBack"/>
+            <w:bookmarkEnd w:id="0"/>
+            <w:r>
+              <w:rPr>
+                <w:rFonts w:ascii="Calibri" w:hAnsi="Calibri" w:eastAsia="Calibri" w:cs="Calibri"/>
+                <w:b w:val="0"/>
+                <w:bCs w:val="0"/>
+                <w:i w:val="0"/>
+                <w:iCs w:val="0"/>
+                <w:sz w:val="21"/>
+                <w:szCs w:val="21"/>
+                <w:lang w:val="es-AR"/>
+              </w:rPr>
+              <w:t>o aplica</w:t>
             </w:r>
           </w:p>
         </w:tc>
       </w:tr>
       <w:tr>
+        <w:tblPrEx>
+          <w:tblBorders>
+            <w:top w:val="single" w:color="auto" w:sz="6" w:space="0"/>
+            <w:left w:val="single" w:color="auto" w:sz="6" w:space="0"/>
+            <w:bottom w:val="single" w:color="auto" w:sz="6" w:space="0"/>
+            <w:right w:val="single" w:color="auto" w:sz="6" w:space="0"/>
+            <w:insideH w:val="none" w:color="auto" w:sz="0" w:space="0"/>
+            <w:insideV w:val="none" w:color="auto" w:sz="0" w:space="0"/>
+          </w:tblBorders>
+          <w:tblCellMar>
+            <w:top w:w="0" w:type="dxa"/>
+            <w:left w:w="108" w:type="dxa"/>
+            <w:bottom w:w="0" w:type="dxa"/>
+            <w:right w:w="108" w:type="dxa"/>
+          </w:tblCellMar>
+        </w:tblPrEx>
         <w:trPr>
-          <w:trHeight w:val="300"/>
+          <w:trHeight w:val="300" w:hRule="atLeast"/>
         </w:trPr>
         <w:tc>
           <w:tcPr>
             <w:tcW w:w="10741" w:type="dxa"/>
             <w:gridSpan w:val="5"/>
             <w:tcBorders>
-              <w:top w:val="single" w:color="000000" w:themeColor="text1" w:sz="6"/>
-              <w:left w:val="single" w:color="000000" w:themeColor="text1" w:sz="6"/>
-              <w:bottom w:val="single" w:color="000000" w:themeColor="text1" w:sz="6"/>
-              <w:right w:val="single" w:color="000000" w:themeColor="text1" w:sz="6"/>
+              <w:top w:val="single" w:color="000000" w:themeColor="text1" w:sz="6" w:space="0"/>
+              <w:left w:val="single" w:color="000000" w:themeColor="text1" w:sz="6" w:space="0"/>
+              <w:bottom w:val="single" w:color="000000" w:themeColor="text1" w:sz="6" w:space="0"/>
+              <w:right w:val="single" w:color="000000" w:themeColor="text1" w:sz="6" w:space="0"/>
             </w:tcBorders>
             <w:tcMar>
               <w:left w:w="105" w:type="dxa"/>
@@ -2768,24 +2578,53 @@
                 <w:szCs w:val="21"/>
                 <w:lang w:val="es-AR"/>
               </w:rPr>
-              <w:t>Use case al que extiende: no aplica</w:t>
+              <w:t xml:space="preserve">Use case al que extiende: </w:t>
+            </w:r>
+            <w:r>
+              <w:rPr>
+                <w:rFonts w:hint="default" w:ascii="Calibri" w:hAnsi="Calibri" w:eastAsia="Calibri" w:cs="Calibri"/>
+                <w:b w:val="0"/>
+                <w:bCs w:val="0"/>
+                <w:i w:val="0"/>
+                <w:iCs w:val="0"/>
+                <w:sz w:val="21"/>
+                <w:szCs w:val="21"/>
+                <w:lang w:val="es-MX"/>
+              </w:rPr>
+              <w:t>Consultar categoria</w:t>
             </w:r>
           </w:p>
         </w:tc>
       </w:tr>
       <w:tr>
+        <w:tblPrEx>
+          <w:tblBorders>
+            <w:top w:val="single" w:color="auto" w:sz="6" w:space="0"/>
+            <w:left w:val="single" w:color="auto" w:sz="6" w:space="0"/>
+            <w:bottom w:val="single" w:color="auto" w:sz="6" w:space="0"/>
+            <w:right w:val="single" w:color="auto" w:sz="6" w:space="0"/>
+            <w:insideH w:val="none" w:color="auto" w:sz="0" w:space="0"/>
+            <w:insideV w:val="none" w:color="auto" w:sz="0" w:space="0"/>
+          </w:tblBorders>
+          <w:tblCellMar>
+            <w:top w:w="0" w:type="dxa"/>
+            <w:left w:w="108" w:type="dxa"/>
+            <w:bottom w:w="0" w:type="dxa"/>
+            <w:right w:w="108" w:type="dxa"/>
+          </w:tblCellMar>
+        </w:tblPrEx>
         <w:trPr>
-          <w:trHeight w:val="300"/>
+          <w:trHeight w:val="300" w:hRule="atLeast"/>
         </w:trPr>
         <w:tc>
           <w:tcPr>
             <w:tcW w:w="10741" w:type="dxa"/>
             <w:gridSpan w:val="5"/>
             <w:tcBorders>
-              <w:top w:val="single" w:color="000000" w:themeColor="text1" w:sz="6"/>
-              <w:left w:val="single" w:color="000000" w:themeColor="text1" w:sz="6"/>
-              <w:bottom w:val="single" w:color="000000" w:themeColor="text1" w:sz="6"/>
-              <w:right w:val="single" w:color="000000" w:themeColor="text1" w:sz="6"/>
+              <w:top w:val="single" w:color="000000" w:themeColor="text1" w:sz="6" w:space="0"/>
+              <w:left w:val="single" w:color="000000" w:themeColor="text1" w:sz="6" w:space="0"/>
+              <w:bottom w:val="single" w:color="000000" w:themeColor="text1" w:sz="6" w:space="0"/>
+              <w:right w:val="single" w:color="000000" w:themeColor="text1" w:sz="6" w:space="0"/>
             </w:tcBorders>
             <w:tcMar>
               <w:left w:w="105" w:type="dxa"/>
@@ -2818,15 +2657,40 @@
                 <w:szCs w:val="21"/>
                 <w:lang w:val="es-AR"/>
               </w:rPr>
-              <w:t>Use case de generalización: no aplica</w:t>
+              <w:t xml:space="preserve">Use case de generalización: </w:t>
+            </w:r>
+            <w:r>
+              <w:rPr>
+                <w:rFonts w:hint="default" w:ascii="Calibri" w:hAnsi="Calibri" w:eastAsia="Calibri" w:cs="Calibri"/>
+                <w:b w:val="0"/>
+                <w:bCs w:val="0"/>
+                <w:i w:val="0"/>
+                <w:iCs w:val="0"/>
+                <w:sz w:val="21"/>
+                <w:szCs w:val="21"/>
+                <w:lang w:val="es-MX"/>
+              </w:rPr>
+              <w:t>N</w:t>
+            </w:r>
+            <w:r>
+              <w:rPr>
+                <w:rFonts w:ascii="Calibri" w:hAnsi="Calibri" w:eastAsia="Calibri" w:cs="Calibri"/>
+                <w:b w:val="0"/>
+                <w:bCs w:val="0"/>
+                <w:i w:val="0"/>
+                <w:iCs w:val="0"/>
+                <w:sz w:val="21"/>
+                <w:szCs w:val="21"/>
+                <w:lang w:val="es-AR"/>
+              </w:rPr>
+              <w:t>o aplica</w:t>
             </w:r>
           </w:p>
         </w:tc>
       </w:tr>
     </w:tbl>
-    <w:p xmlns:wp14="http://schemas.microsoft.com/office/word/2010/wordml" wp14:paraId="5C1A07E2" wp14:textId="1F628FCC">
+    <w:p>
       <w:pPr>
-        <w:pStyle w:val="Normal"/>
         <w:bidi w:val="0"/>
         <w:spacing w:after="200" w:line="276" w:lineRule="auto"/>
         <w:rPr>
@@ -2837,34 +2701,72 @@
           <w:iCs w:val="0"/>
           <w:caps w:val="0"/>
           <w:smallCaps w:val="0"/>
-          <w:noProof w:val="0"/>
-          <w:color w:val="000000" w:themeColor="text1" w:themeTint="FF" w:themeShade="FF"/>
+          <w:color w:val="000000" w:themeColor="text1" w:themeTint="FF"/>
           <w:sz w:val="21"/>
           <w:szCs w:val="21"/>
           <w:lang w:val="es-ES"/>
+          <w14:textFill>
+            <w14:solidFill>
+              <w14:schemeClr w14:val="tx1">
+                <w14:lumMod w14:val="100000"/>
+                <w14:lumOff w14:val="0"/>
+              </w14:schemeClr>
+            </w14:solidFill>
+          </w14:textFill>
         </w:rPr>
       </w:pPr>
     </w:p>
     <w:sectPr>
-      <w:pgSz w:w="11906" w:h="16838" w:orient="portrait"/>
+      <w:headerReference r:id="rId5" w:type="default"/>
+      <w:footerReference r:id="rId6" w:type="default"/>
+      <w:pgSz w:w="11906" w:h="16838"/>
       <w:pgMar w:top="1440" w:right="1440" w:bottom="1440" w:left="1440" w:header="720" w:footer="720" w:gutter="0"/>
-      <w:cols w:space="720"/>
-      <w:docGrid w:linePitch="360"/>
-      <w:headerReference w:type="default" r:id="Raf6a941a31044d6a"/>
-      <w:footerReference w:type="default" r:id="R8460bea49de745af"/>
+      <w:cols w:space="720" w:num="1"/>
+      <w:docGrid w:linePitch="360" w:charSpace="0"/>
     </w:sectPr>
   </w:body>
 </w:document>
 </file>
 
-<file path=word/footer.xml><?xml version="1.0" encoding="utf-8"?>
-<w:ftr xmlns:w14="http://schemas.microsoft.com/office/word/2010/wordml" xmlns:w="http://schemas.openxmlformats.org/wordprocessingml/2006/main">
+<file path=word/endnotes.xml><?xml version="1.0" encoding="utf-8"?>
+<w:endnotes xmlns:wpc="http://schemas.microsoft.com/office/word/2010/wordprocessingCanvas" xmlns:mc="http://schemas.openxmlformats.org/markup-compatibility/2006" xmlns:o="urn:schemas-microsoft-com:office:office" xmlns:r="http://schemas.openxmlformats.org/officeDocument/2006/relationships" xmlns:m="http://schemas.openxmlformats.org/officeDocument/2006/math" xmlns:v="urn:schemas-microsoft-com:vml" xmlns:wp14="http://schemas.microsoft.com/office/word/2010/wordprocessingDrawing" xmlns:wp="http://schemas.openxmlformats.org/drawingml/2006/wordprocessingDrawing" xmlns:w="http://schemas.openxmlformats.org/wordprocessingml/2006/main" xmlns:w14="http://schemas.microsoft.com/office/word/2010/wordml" xmlns:w15="http://schemas.microsoft.com/office/word/2012/wordml" xmlns:w10="urn:schemas-microsoft-com:office:word" xmlns:wpg="http://schemas.microsoft.com/office/word/2010/wordprocessingGroup" xmlns:wpi="http://schemas.microsoft.com/office/word/2010/wordprocessingInk" xmlns:wne="http://schemas.microsoft.com/office/word/2006/wordml" xmlns:wps="http://schemas.microsoft.com/office/word/2010/wordprocessingShape" xmlns:wpsCustomData="http://www.wps.cn/officeDocument/2013/wpsCustomData" mc:Ignorable="w14 w15 wp14">
+  <w:endnote w:type="separator" w:id="0">
+    <w:p>
+      <w:pPr>
+        <w:spacing w:line="240" w:lineRule="auto"/>
+      </w:pPr>
+      <w:r>
+        <w:separator/>
+      </w:r>
+    </w:p>
+  </w:endnote>
+  <w:endnote w:type="continuationSeparator" w:id="1">
+    <w:p>
+      <w:pPr>
+        <w:spacing w:line="240" w:lineRule="auto"/>
+      </w:pPr>
+      <w:r>
+        <w:continuationSeparator/>
+      </w:r>
+    </w:p>
+  </w:endnote>
+</w:endnotes>
+</file>
+
+<file path=word/footer1.xml><?xml version="1.0" encoding="utf-8"?>
+<w:ftr xmlns:wpc="http://schemas.microsoft.com/office/word/2010/wordprocessingCanvas" xmlns:mc="http://schemas.openxmlformats.org/markup-compatibility/2006" xmlns:o="urn:schemas-microsoft-com:office:office" xmlns:r="http://schemas.openxmlformats.org/officeDocument/2006/relationships" xmlns:m="http://schemas.openxmlformats.org/officeDocument/2006/math" xmlns:v="urn:schemas-microsoft-com:vml" xmlns:wp14="http://schemas.microsoft.com/office/word/2010/wordprocessingDrawing" xmlns:wp="http://schemas.openxmlformats.org/drawingml/2006/wordprocessingDrawing" xmlns:w10="urn:schemas-microsoft-com:office:word" xmlns:w="http://schemas.openxmlformats.org/wordprocessingml/2006/main" xmlns:w14="http://schemas.microsoft.com/office/word/2010/wordml" xmlns:w15="http://schemas.microsoft.com/office/word/2012/wordml" xmlns:wpg="http://schemas.microsoft.com/office/word/2010/wordprocessingGroup" xmlns:wpi="http://schemas.microsoft.com/office/word/2010/wordprocessingInk" xmlns:wne="http://schemas.microsoft.com/office/word/2006/wordml" xmlns:wps="http://schemas.microsoft.com/office/word/2010/wordprocessingShape" xmlns:wpsCustomData="http://www.wps.cn/officeDocument/2013/wpsCustomData" mc:Ignorable="w14 w15 wp14">
   <w:tbl>
     <w:tblPr>
-      <w:tblStyle w:val="TableNormal"/>
-      <w:bidiVisual w:val="0"/>
+      <w:tblStyle w:val="3"/>
       <w:tblW w:w="0" w:type="auto"/>
-      <w:tblLook w:val="06A0" w:firstRow="1" w:lastRow="0" w:firstColumn="1" w:lastColumn="0" w:noHBand="1" w:noVBand="1"/>
+      <w:tblInd w:w="0" w:type="dxa"/>
+      <w:tblLayout w:type="autofit"/>
+      <w:tblCellMar>
+        <w:top w:w="0" w:type="dxa"/>
+        <w:left w:w="108" w:type="dxa"/>
+        <w:bottom w:w="0" w:type="dxa"/>
+        <w:right w:w="108" w:type="dxa"/>
+      </w:tblCellMar>
     </w:tblPr>
     <w:tblGrid>
       <w:gridCol w:w="3005"/>
@@ -2872,17 +2774,24 @@
       <w:gridCol w:w="3005"/>
     </w:tblGrid>
     <w:tr>
+      <w:tblPrEx>
+        <w:tblCellMar>
+          <w:top w:w="0" w:type="dxa"/>
+          <w:left w:w="108" w:type="dxa"/>
+          <w:bottom w:w="0" w:type="dxa"/>
+          <w:right w:w="108" w:type="dxa"/>
+        </w:tblCellMar>
+      </w:tblPrEx>
       <w:trPr>
-        <w:trHeight w:val="300"/>
+        <w:trHeight w:val="300" w:hRule="atLeast"/>
       </w:trPr>
       <w:tc>
         <w:tcPr>
           <w:tcW w:w="3005" w:type="dxa"/>
-          <w:tcMar/>
         </w:tcPr>
         <w:p>
           <w:pPr>
-            <w:pStyle w:val="Header"/>
+            <w:pStyle w:val="4"/>
             <w:bidi w:val="0"/>
             <w:ind w:left="-115"/>
             <w:jc w:val="left"/>
@@ -2892,11 +2801,10 @@
       <w:tc>
         <w:tcPr>
           <w:tcW w:w="3005" w:type="dxa"/>
-          <w:tcMar/>
         </w:tcPr>
         <w:p>
           <w:pPr>
-            <w:pStyle w:val="Header"/>
+            <w:pStyle w:val="4"/>
             <w:bidi w:val="0"/>
             <w:jc w:val="center"/>
           </w:pPr>
@@ -2905,11 +2813,10 @@
       <w:tc>
         <w:tcPr>
           <w:tcW w:w="3005" w:type="dxa"/>
-          <w:tcMar/>
         </w:tcPr>
         <w:p>
           <w:pPr>
-            <w:pStyle w:val="Header"/>
+            <w:pStyle w:val="4"/>
             <w:bidi w:val="0"/>
             <w:ind w:right="-115"/>
             <w:jc w:val="right"/>
@@ -2920,21 +2827,52 @@
   </w:tbl>
   <w:p>
     <w:pPr>
-      <w:pStyle w:val="Footer"/>
+      <w:pStyle w:val="5"/>
       <w:bidi w:val="0"/>
     </w:pPr>
   </w:p>
 </w:ftr>
 </file>
 
-<file path=word/header.xml><?xml version="1.0" encoding="utf-8"?>
-<w:hdr xmlns:w14="http://schemas.microsoft.com/office/word/2010/wordml" xmlns:w="http://schemas.openxmlformats.org/wordprocessingml/2006/main">
+<file path=word/footnotes.xml><?xml version="1.0" encoding="utf-8"?>
+<w:footnotes xmlns:wpc="http://schemas.microsoft.com/office/word/2010/wordprocessingCanvas" xmlns:mc="http://schemas.openxmlformats.org/markup-compatibility/2006" xmlns:o="urn:schemas-microsoft-com:office:office" xmlns:r="http://schemas.openxmlformats.org/officeDocument/2006/relationships" xmlns:m="http://schemas.openxmlformats.org/officeDocument/2006/math" xmlns:v="urn:schemas-microsoft-com:vml" xmlns:wp14="http://schemas.microsoft.com/office/word/2010/wordprocessingDrawing" xmlns:wp="http://schemas.openxmlformats.org/drawingml/2006/wordprocessingDrawing" xmlns:w="http://schemas.openxmlformats.org/wordprocessingml/2006/main" xmlns:w14="http://schemas.microsoft.com/office/word/2010/wordml" xmlns:w15="http://schemas.microsoft.com/office/word/2012/wordml" xmlns:w10="urn:schemas-microsoft-com:office:word" xmlns:wpg="http://schemas.microsoft.com/office/word/2010/wordprocessingGroup" xmlns:wpi="http://schemas.microsoft.com/office/word/2010/wordprocessingInk" xmlns:wne="http://schemas.microsoft.com/office/word/2006/wordml" xmlns:wps="http://schemas.microsoft.com/office/word/2010/wordprocessingShape" xmlns:wpsCustomData="http://www.wps.cn/officeDocument/2013/wpsCustomData" mc:Ignorable="w14 w15 wp14">
+  <w:footnote w:type="separator" w:id="0">
+    <w:p>
+      <w:pPr>
+        <w:spacing w:before="0" w:after="0" w:line="279" w:lineRule="auto"/>
+      </w:pPr>
+      <w:r>
+        <w:separator/>
+      </w:r>
+    </w:p>
+  </w:footnote>
+  <w:footnote w:type="continuationSeparator" w:id="1">
+    <w:p>
+      <w:pPr>
+        <w:spacing w:before="0" w:after="0" w:line="279" w:lineRule="auto"/>
+      </w:pPr>
+      <w:r>
+        <w:continuationSeparator/>
+      </w:r>
+    </w:p>
+  </w:footnote>
+</w:footnotes>
+</file>
+
+<file path=word/header1.xml><?xml version="1.0" encoding="utf-8"?>
+<w:hdr xmlns:wpc="http://schemas.microsoft.com/office/word/2010/wordprocessingCanvas" xmlns:mc="http://schemas.openxmlformats.org/markup-compatibility/2006" xmlns:o="urn:schemas-microsoft-com:office:office" xmlns:r="http://schemas.openxmlformats.org/officeDocument/2006/relationships" xmlns:m="http://schemas.openxmlformats.org/officeDocument/2006/math" xmlns:v="urn:schemas-microsoft-com:vml" xmlns:wp14="http://schemas.microsoft.com/office/word/2010/wordprocessingDrawing" xmlns:wp="http://schemas.openxmlformats.org/drawingml/2006/wordprocessingDrawing" xmlns:w10="urn:schemas-microsoft-com:office:word" xmlns:w="http://schemas.openxmlformats.org/wordprocessingml/2006/main" xmlns:w14="http://schemas.microsoft.com/office/word/2010/wordml" xmlns:w15="http://schemas.microsoft.com/office/word/2012/wordml" xmlns:wpg="http://schemas.microsoft.com/office/word/2010/wordprocessingGroup" xmlns:wpi="http://schemas.microsoft.com/office/word/2010/wordprocessingInk" xmlns:wne="http://schemas.microsoft.com/office/word/2006/wordml" xmlns:wps="http://schemas.microsoft.com/office/word/2010/wordprocessingShape" xmlns:wpsCustomData="http://www.wps.cn/officeDocument/2013/wpsCustomData" mc:Ignorable="w14 w15 wp14">
   <w:tbl>
     <w:tblPr>
-      <w:tblStyle w:val="TableNormal"/>
-      <w:bidiVisual w:val="0"/>
+      <w:tblStyle w:val="3"/>
       <w:tblW w:w="0" w:type="auto"/>
-      <w:tblLook w:val="06A0" w:firstRow="1" w:lastRow="0" w:firstColumn="1" w:lastColumn="0" w:noHBand="1" w:noVBand="1"/>
+      <w:tblInd w:w="0" w:type="dxa"/>
+      <w:tblLayout w:type="autofit"/>
+      <w:tblCellMar>
+        <w:top w:w="0" w:type="dxa"/>
+        <w:left w:w="108" w:type="dxa"/>
+        <w:bottom w:w="0" w:type="dxa"/>
+        <w:right w:w="108" w:type="dxa"/>
+      </w:tblCellMar>
     </w:tblPr>
     <w:tblGrid>
       <w:gridCol w:w="3005"/>
@@ -2942,17 +2880,24 @@
       <w:gridCol w:w="3005"/>
     </w:tblGrid>
     <w:tr>
+      <w:tblPrEx>
+        <w:tblCellMar>
+          <w:top w:w="0" w:type="dxa"/>
+          <w:left w:w="108" w:type="dxa"/>
+          <w:bottom w:w="0" w:type="dxa"/>
+          <w:right w:w="108" w:type="dxa"/>
+        </w:tblCellMar>
+      </w:tblPrEx>
       <w:trPr>
-        <w:trHeight w:val="300"/>
+        <w:trHeight w:val="300" w:hRule="atLeast"/>
       </w:trPr>
       <w:tc>
         <w:tcPr>
           <w:tcW w:w="3005" w:type="dxa"/>
-          <w:tcMar/>
         </w:tcPr>
         <w:p>
           <w:pPr>
-            <w:pStyle w:val="Header"/>
+            <w:pStyle w:val="4"/>
             <w:bidi w:val="0"/>
             <w:ind w:left="-115"/>
             <w:jc w:val="left"/>
@@ -2962,11 +2907,10 @@
       <w:tc>
         <w:tcPr>
           <w:tcW w:w="3005" w:type="dxa"/>
-          <w:tcMar/>
         </w:tcPr>
         <w:p>
           <w:pPr>
-            <w:pStyle w:val="Header"/>
+            <w:pStyle w:val="4"/>
             <w:bidi w:val="0"/>
             <w:jc w:val="center"/>
           </w:pPr>
@@ -2975,11 +2919,10 @@
       <w:tc>
         <w:tcPr>
           <w:tcW w:w="3005" w:type="dxa"/>
-          <w:tcMar/>
         </w:tcPr>
         <w:p>
           <w:pPr>
-            <w:pStyle w:val="Header"/>
+            <w:pStyle w:val="4"/>
             <w:bidi w:val="0"/>
             <w:ind w:right="-115"/>
             <w:jc w:val="right"/>
@@ -2990,885 +2933,204 @@
   </w:tbl>
   <w:p>
     <w:pPr>
-      <w:pStyle w:val="Header"/>
+      <w:pStyle w:val="4"/>
       <w:bidi w:val="0"/>
     </w:pPr>
   </w:p>
 </w:hdr>
 </file>
 
-<file path=word/numbering.xml><?xml version="1.0" encoding="utf-8"?>
-<w:numbering xmlns:w="http://schemas.openxmlformats.org/wordprocessingml/2006/main">
-  <w:abstractNum xmlns:w="http://schemas.openxmlformats.org/wordprocessingml/2006/main" w:abstractNumId="4">
-    <w:nsid w:val="11dc5147"/>
-    <w:multiLevelType xmlns:w="http://schemas.openxmlformats.org/wordprocessingml/2006/main" w:val="hybridMultilevel"/>
-    <w:lvl xmlns:w="http://schemas.openxmlformats.org/wordprocessingml/2006/main" w:ilvl="0">
-      <w:start w:val="1"/>
-      <w:numFmt w:val="bullet"/>
-      <w:lvlText w:val=""/>
-      <w:lvlJc w:val="left"/>
-      <w:pPr>
-        <w:ind w:left="720" w:hanging="360"/>
-      </w:pPr>
-      <w:rPr>
-        <w:rFonts w:hint="default" w:ascii="Symbol" w:hAnsi="Symbol"/>
-      </w:rPr>
-    </w:lvl>
-    <w:lvl xmlns:w="http://schemas.openxmlformats.org/wordprocessingml/2006/main" w:ilvl="1">
-      <w:start w:val="1"/>
-      <w:numFmt w:val="bullet"/>
-      <w:lvlText w:val="o"/>
-      <w:lvlJc w:val="left"/>
-      <w:pPr>
-        <w:ind w:left="1440" w:hanging="360"/>
-      </w:pPr>
-      <w:rPr>
-        <w:rFonts w:hint="default" w:ascii="Courier New" w:hAnsi="Courier New"/>
-      </w:rPr>
-    </w:lvl>
-    <w:lvl xmlns:w="http://schemas.openxmlformats.org/wordprocessingml/2006/main" w:ilvl="2">
-      <w:start w:val="1"/>
-      <w:numFmt w:val="bullet"/>
-      <w:lvlText w:val=""/>
-      <w:lvlJc w:val="left"/>
-      <w:pPr>
-        <w:ind w:left="2160" w:hanging="360"/>
-      </w:pPr>
-      <w:rPr>
-        <w:rFonts w:hint="default" w:ascii="Wingdings" w:hAnsi="Wingdings"/>
-      </w:rPr>
-    </w:lvl>
-    <w:lvl xmlns:w="http://schemas.openxmlformats.org/wordprocessingml/2006/main" w:ilvl="3">
-      <w:start w:val="1"/>
-      <w:numFmt w:val="bullet"/>
-      <w:lvlText w:val=""/>
-      <w:lvlJc w:val="left"/>
-      <w:pPr>
-        <w:ind w:left="2880" w:hanging="360"/>
-      </w:pPr>
-      <w:rPr>
-        <w:rFonts w:hint="default" w:ascii="Symbol" w:hAnsi="Symbol"/>
-      </w:rPr>
-    </w:lvl>
-    <w:lvl xmlns:w="http://schemas.openxmlformats.org/wordprocessingml/2006/main" w:ilvl="4">
-      <w:start w:val="1"/>
-      <w:numFmt w:val="bullet"/>
-      <w:lvlText w:val="o"/>
-      <w:lvlJc w:val="left"/>
-      <w:pPr>
-        <w:ind w:left="3600" w:hanging="360"/>
-      </w:pPr>
-      <w:rPr>
-        <w:rFonts w:hint="default" w:ascii="Courier New" w:hAnsi="Courier New"/>
-      </w:rPr>
-    </w:lvl>
-    <w:lvl xmlns:w="http://schemas.openxmlformats.org/wordprocessingml/2006/main" w:ilvl="5">
-      <w:start w:val="1"/>
-      <w:numFmt w:val="bullet"/>
-      <w:lvlText w:val=""/>
-      <w:lvlJc w:val="left"/>
-      <w:pPr>
-        <w:ind w:left="4320" w:hanging="360"/>
-      </w:pPr>
-      <w:rPr>
-        <w:rFonts w:hint="default" w:ascii="Wingdings" w:hAnsi="Wingdings"/>
-      </w:rPr>
-    </w:lvl>
-    <w:lvl xmlns:w="http://schemas.openxmlformats.org/wordprocessingml/2006/main" w:ilvl="6">
-      <w:start w:val="1"/>
-      <w:numFmt w:val="bullet"/>
-      <w:lvlText w:val=""/>
-      <w:lvlJc w:val="left"/>
-      <w:pPr>
-        <w:ind w:left="5040" w:hanging="360"/>
-      </w:pPr>
-      <w:rPr>
-        <w:rFonts w:hint="default" w:ascii="Symbol" w:hAnsi="Symbol"/>
-      </w:rPr>
-    </w:lvl>
-    <w:lvl xmlns:w="http://schemas.openxmlformats.org/wordprocessingml/2006/main" w:ilvl="7">
-      <w:start w:val="1"/>
-      <w:numFmt w:val="bullet"/>
-      <w:lvlText w:val="o"/>
-      <w:lvlJc w:val="left"/>
-      <w:pPr>
-        <w:ind w:left="5760" w:hanging="360"/>
-      </w:pPr>
-      <w:rPr>
-        <w:rFonts w:hint="default" w:ascii="Courier New" w:hAnsi="Courier New"/>
-      </w:rPr>
-    </w:lvl>
-    <w:lvl xmlns:w="http://schemas.openxmlformats.org/wordprocessingml/2006/main" w:ilvl="8">
-      <w:start w:val="1"/>
-      <w:numFmt w:val="bullet"/>
-      <w:lvlText w:val=""/>
-      <w:lvlJc w:val="left"/>
-      <w:pPr>
-        <w:ind w:left="6480" w:hanging="360"/>
-      </w:pPr>
-      <w:rPr>
-        <w:rFonts w:hint="default" w:ascii="Wingdings" w:hAnsi="Wingdings"/>
-      </w:rPr>
-    </w:lvl>
-  </w:abstractNum>
-  <w:abstractNum xmlns:w="http://schemas.openxmlformats.org/wordprocessingml/2006/main" w:abstractNumId="3">
-    <w:nsid w:val="67b3b29b"/>
-    <w:multiLevelType xmlns:w="http://schemas.openxmlformats.org/wordprocessingml/2006/main" w:val="hybridMultilevel"/>
-    <w:lvl xmlns:w="http://schemas.openxmlformats.org/wordprocessingml/2006/main" w:ilvl="0">
-      <w:start w:val="1"/>
-      <w:numFmt w:val="bullet"/>
-      <w:lvlText w:val=""/>
-      <w:lvlJc w:val="left"/>
-      <w:pPr>
-        <w:ind w:left="720" w:hanging="360"/>
-      </w:pPr>
-      <w:rPr>
-        <w:rFonts w:hint="default" w:ascii="Symbol" w:hAnsi="Symbol"/>
-      </w:rPr>
-    </w:lvl>
-    <w:lvl xmlns:w="http://schemas.openxmlformats.org/wordprocessingml/2006/main" w:ilvl="1">
-      <w:start w:val="1"/>
-      <w:numFmt w:val="bullet"/>
-      <w:lvlText w:val="o"/>
-      <w:lvlJc w:val="left"/>
-      <w:pPr>
-        <w:ind w:left="1440" w:hanging="360"/>
-      </w:pPr>
-      <w:rPr>
-        <w:rFonts w:hint="default" w:ascii="Courier New" w:hAnsi="Courier New"/>
-      </w:rPr>
-    </w:lvl>
-    <w:lvl xmlns:w="http://schemas.openxmlformats.org/wordprocessingml/2006/main" w:ilvl="2">
-      <w:start w:val="1"/>
-      <w:numFmt w:val="bullet"/>
-      <w:lvlText w:val=""/>
-      <w:lvlJc w:val="left"/>
-      <w:pPr>
-        <w:ind w:left="2160" w:hanging="360"/>
-      </w:pPr>
-      <w:rPr>
-        <w:rFonts w:hint="default" w:ascii="Wingdings" w:hAnsi="Wingdings"/>
-      </w:rPr>
-    </w:lvl>
-    <w:lvl xmlns:w="http://schemas.openxmlformats.org/wordprocessingml/2006/main" w:ilvl="3">
-      <w:start w:val="1"/>
-      <w:numFmt w:val="bullet"/>
-      <w:lvlText w:val=""/>
-      <w:lvlJc w:val="left"/>
-      <w:pPr>
-        <w:ind w:left="2880" w:hanging="360"/>
-      </w:pPr>
-      <w:rPr>
-        <w:rFonts w:hint="default" w:ascii="Symbol" w:hAnsi="Symbol"/>
-      </w:rPr>
-    </w:lvl>
-    <w:lvl xmlns:w="http://schemas.openxmlformats.org/wordprocessingml/2006/main" w:ilvl="4">
-      <w:start w:val="1"/>
-      <w:numFmt w:val="bullet"/>
-      <w:lvlText w:val="o"/>
-      <w:lvlJc w:val="left"/>
-      <w:pPr>
-        <w:ind w:left="3600" w:hanging="360"/>
-      </w:pPr>
-      <w:rPr>
-        <w:rFonts w:hint="default" w:ascii="Courier New" w:hAnsi="Courier New"/>
-      </w:rPr>
-    </w:lvl>
-    <w:lvl xmlns:w="http://schemas.openxmlformats.org/wordprocessingml/2006/main" w:ilvl="5">
-      <w:start w:val="1"/>
-      <w:numFmt w:val="bullet"/>
-      <w:lvlText w:val=""/>
-      <w:lvlJc w:val="left"/>
-      <w:pPr>
-        <w:ind w:left="4320" w:hanging="360"/>
-      </w:pPr>
-      <w:rPr>
-        <w:rFonts w:hint="default" w:ascii="Wingdings" w:hAnsi="Wingdings"/>
-      </w:rPr>
-    </w:lvl>
-    <w:lvl xmlns:w="http://schemas.openxmlformats.org/wordprocessingml/2006/main" w:ilvl="6">
-      <w:start w:val="1"/>
-      <w:numFmt w:val="bullet"/>
-      <w:lvlText w:val=""/>
-      <w:lvlJc w:val="left"/>
-      <w:pPr>
-        <w:ind w:left="5040" w:hanging="360"/>
-      </w:pPr>
-      <w:rPr>
-        <w:rFonts w:hint="default" w:ascii="Symbol" w:hAnsi="Symbol"/>
-      </w:rPr>
-    </w:lvl>
-    <w:lvl xmlns:w="http://schemas.openxmlformats.org/wordprocessingml/2006/main" w:ilvl="7">
-      <w:start w:val="1"/>
-      <w:numFmt w:val="bullet"/>
-      <w:lvlText w:val="o"/>
-      <w:lvlJc w:val="left"/>
-      <w:pPr>
-        <w:ind w:left="5760" w:hanging="360"/>
-      </w:pPr>
-      <w:rPr>
-        <w:rFonts w:hint="default" w:ascii="Courier New" w:hAnsi="Courier New"/>
-      </w:rPr>
-    </w:lvl>
-    <w:lvl xmlns:w="http://schemas.openxmlformats.org/wordprocessingml/2006/main" w:ilvl="8">
-      <w:start w:val="1"/>
-      <w:numFmt w:val="bullet"/>
-      <w:lvlText w:val=""/>
-      <w:lvlJc w:val="left"/>
-      <w:pPr>
-        <w:ind w:left="6480" w:hanging="360"/>
-      </w:pPr>
-      <w:rPr>
-        <w:rFonts w:hint="default" w:ascii="Wingdings" w:hAnsi="Wingdings"/>
-      </w:rPr>
-    </w:lvl>
-  </w:abstractNum>
-  <w:abstractNum xmlns:w="http://schemas.openxmlformats.org/wordprocessingml/2006/main" w:abstractNumId="2">
-    <w:nsid w:val="2b27be13"/>
-    <w:multiLevelType xmlns:w="http://schemas.openxmlformats.org/wordprocessingml/2006/main" w:val="hybridMultilevel"/>
-    <w:lvl xmlns:w="http://schemas.openxmlformats.org/wordprocessingml/2006/main" w:ilvl="0">
-      <w:start w:val="1"/>
-      <w:numFmt w:val="bullet"/>
-      <w:lvlText w:val=""/>
-      <w:lvlJc w:val="left"/>
-      <w:pPr>
-        <w:ind w:left="720" w:hanging="360"/>
-      </w:pPr>
-      <w:rPr>
-        <w:rFonts w:hint="default" w:ascii="Symbol" w:hAnsi="Symbol"/>
-      </w:rPr>
-    </w:lvl>
-    <w:lvl xmlns:w="http://schemas.openxmlformats.org/wordprocessingml/2006/main" w:ilvl="1">
-      <w:start w:val="1"/>
-      <w:numFmt w:val="bullet"/>
-      <w:lvlText w:val="o"/>
-      <w:lvlJc w:val="left"/>
-      <w:pPr>
-        <w:ind w:left="1440" w:hanging="360"/>
-      </w:pPr>
-      <w:rPr>
-        <w:rFonts w:hint="default" w:ascii="Courier New" w:hAnsi="Courier New"/>
-      </w:rPr>
-    </w:lvl>
-    <w:lvl xmlns:w="http://schemas.openxmlformats.org/wordprocessingml/2006/main" w:ilvl="2">
-      <w:start w:val="1"/>
-      <w:numFmt w:val="bullet"/>
-      <w:lvlText w:val=""/>
-      <w:lvlJc w:val="left"/>
-      <w:pPr>
-        <w:ind w:left="2160" w:hanging="360"/>
-      </w:pPr>
-      <w:rPr>
-        <w:rFonts w:hint="default" w:ascii="Wingdings" w:hAnsi="Wingdings"/>
-      </w:rPr>
-    </w:lvl>
-    <w:lvl xmlns:w="http://schemas.openxmlformats.org/wordprocessingml/2006/main" w:ilvl="3">
-      <w:start w:val="1"/>
-      <w:numFmt w:val="bullet"/>
-      <w:lvlText w:val=""/>
-      <w:lvlJc w:val="left"/>
-      <w:pPr>
-        <w:ind w:left="2880" w:hanging="360"/>
-      </w:pPr>
-      <w:rPr>
-        <w:rFonts w:hint="default" w:ascii="Symbol" w:hAnsi="Symbol"/>
-      </w:rPr>
-    </w:lvl>
-    <w:lvl xmlns:w="http://schemas.openxmlformats.org/wordprocessingml/2006/main" w:ilvl="4">
-      <w:start w:val="1"/>
-      <w:numFmt w:val="bullet"/>
-      <w:lvlText w:val="o"/>
-      <w:lvlJc w:val="left"/>
-      <w:pPr>
-        <w:ind w:left="3600" w:hanging="360"/>
-      </w:pPr>
-      <w:rPr>
-        <w:rFonts w:hint="default" w:ascii="Courier New" w:hAnsi="Courier New"/>
-      </w:rPr>
-    </w:lvl>
-    <w:lvl xmlns:w="http://schemas.openxmlformats.org/wordprocessingml/2006/main" w:ilvl="5">
-      <w:start w:val="1"/>
-      <w:numFmt w:val="bullet"/>
-      <w:lvlText w:val=""/>
-      <w:lvlJc w:val="left"/>
-      <w:pPr>
-        <w:ind w:left="4320" w:hanging="360"/>
-      </w:pPr>
-      <w:rPr>
-        <w:rFonts w:hint="default" w:ascii="Wingdings" w:hAnsi="Wingdings"/>
-      </w:rPr>
-    </w:lvl>
-    <w:lvl xmlns:w="http://schemas.openxmlformats.org/wordprocessingml/2006/main" w:ilvl="6">
-      <w:start w:val="1"/>
-      <w:numFmt w:val="bullet"/>
-      <w:lvlText w:val=""/>
-      <w:lvlJc w:val="left"/>
-      <w:pPr>
-        <w:ind w:left="5040" w:hanging="360"/>
-      </w:pPr>
-      <w:rPr>
-        <w:rFonts w:hint="default" w:ascii="Symbol" w:hAnsi="Symbol"/>
-      </w:rPr>
-    </w:lvl>
-    <w:lvl xmlns:w="http://schemas.openxmlformats.org/wordprocessingml/2006/main" w:ilvl="7">
-      <w:start w:val="1"/>
-      <w:numFmt w:val="bullet"/>
-      <w:lvlText w:val="o"/>
-      <w:lvlJc w:val="left"/>
-      <w:pPr>
-        <w:ind w:left="5760" w:hanging="360"/>
-      </w:pPr>
-      <w:rPr>
-        <w:rFonts w:hint="default" w:ascii="Courier New" w:hAnsi="Courier New"/>
-      </w:rPr>
-    </w:lvl>
-    <w:lvl xmlns:w="http://schemas.openxmlformats.org/wordprocessingml/2006/main" w:ilvl="8">
-      <w:start w:val="1"/>
-      <w:numFmt w:val="bullet"/>
-      <w:lvlText w:val=""/>
-      <w:lvlJc w:val="left"/>
-      <w:pPr>
-        <w:ind w:left="6480" w:hanging="360"/>
-      </w:pPr>
-      <w:rPr>
-        <w:rFonts w:hint="default" w:ascii="Wingdings" w:hAnsi="Wingdings"/>
-      </w:rPr>
-    </w:lvl>
-  </w:abstractNum>
-  <w:abstractNum xmlns:w="http://schemas.openxmlformats.org/wordprocessingml/2006/main" w:abstractNumId="1">
-    <w:nsid w:val="43209b98"/>
-    <w:multiLevelType xmlns:w="http://schemas.openxmlformats.org/wordprocessingml/2006/main" w:val="hybridMultilevel"/>
-    <w:lvl xmlns:w="http://schemas.openxmlformats.org/wordprocessingml/2006/main" w:ilvl="0">
-      <w:start w:val="1"/>
-      <w:numFmt w:val="bullet"/>
-      <w:lvlText w:val=""/>
-      <w:lvlJc w:val="left"/>
-      <w:pPr>
-        <w:ind w:left="720" w:hanging="360"/>
-      </w:pPr>
-      <w:rPr>
-        <w:rFonts w:hint="default" w:ascii="Symbol" w:hAnsi="Symbol"/>
-      </w:rPr>
-    </w:lvl>
-    <w:lvl xmlns:w="http://schemas.openxmlformats.org/wordprocessingml/2006/main" w:ilvl="1">
-      <w:start w:val="1"/>
-      <w:numFmt w:val="bullet"/>
-      <w:lvlText w:val="o"/>
-      <w:lvlJc w:val="left"/>
-      <w:pPr>
-        <w:ind w:left="1440" w:hanging="360"/>
-      </w:pPr>
-      <w:rPr>
-        <w:rFonts w:hint="default" w:ascii="Courier New" w:hAnsi="Courier New"/>
-      </w:rPr>
-    </w:lvl>
-    <w:lvl xmlns:w="http://schemas.openxmlformats.org/wordprocessingml/2006/main" w:ilvl="2">
-      <w:start w:val="1"/>
-      <w:numFmt w:val="bullet"/>
-      <w:lvlText w:val=""/>
-      <w:lvlJc w:val="left"/>
-      <w:pPr>
-        <w:ind w:left="2160" w:hanging="360"/>
-      </w:pPr>
-      <w:rPr>
-        <w:rFonts w:hint="default" w:ascii="Wingdings" w:hAnsi="Wingdings"/>
-      </w:rPr>
-    </w:lvl>
-    <w:lvl xmlns:w="http://schemas.openxmlformats.org/wordprocessingml/2006/main" w:ilvl="3">
-      <w:start w:val="1"/>
-      <w:numFmt w:val="bullet"/>
-      <w:lvlText w:val=""/>
-      <w:lvlJc w:val="left"/>
-      <w:pPr>
-        <w:ind w:left="2880" w:hanging="360"/>
-      </w:pPr>
-      <w:rPr>
-        <w:rFonts w:hint="default" w:ascii="Symbol" w:hAnsi="Symbol"/>
-      </w:rPr>
-    </w:lvl>
-    <w:lvl xmlns:w="http://schemas.openxmlformats.org/wordprocessingml/2006/main" w:ilvl="4">
-      <w:start w:val="1"/>
-      <w:numFmt w:val="bullet"/>
-      <w:lvlText w:val="o"/>
-      <w:lvlJc w:val="left"/>
-      <w:pPr>
-        <w:ind w:left="3600" w:hanging="360"/>
-      </w:pPr>
-      <w:rPr>
-        <w:rFonts w:hint="default" w:ascii="Courier New" w:hAnsi="Courier New"/>
-      </w:rPr>
-    </w:lvl>
-    <w:lvl xmlns:w="http://schemas.openxmlformats.org/wordprocessingml/2006/main" w:ilvl="5">
-      <w:start w:val="1"/>
-      <w:numFmt w:val="bullet"/>
-      <w:lvlText w:val=""/>
-      <w:lvlJc w:val="left"/>
-      <w:pPr>
-        <w:ind w:left="4320" w:hanging="360"/>
-      </w:pPr>
-      <w:rPr>
-        <w:rFonts w:hint="default" w:ascii="Wingdings" w:hAnsi="Wingdings"/>
-      </w:rPr>
-    </w:lvl>
-    <w:lvl xmlns:w="http://schemas.openxmlformats.org/wordprocessingml/2006/main" w:ilvl="6">
-      <w:start w:val="1"/>
-      <w:numFmt w:val="bullet"/>
-      <w:lvlText w:val=""/>
-      <w:lvlJc w:val="left"/>
-      <w:pPr>
-        <w:ind w:left="5040" w:hanging="360"/>
-      </w:pPr>
-      <w:rPr>
-        <w:rFonts w:hint="default" w:ascii="Symbol" w:hAnsi="Symbol"/>
-      </w:rPr>
-    </w:lvl>
-    <w:lvl xmlns:w="http://schemas.openxmlformats.org/wordprocessingml/2006/main" w:ilvl="7">
-      <w:start w:val="1"/>
-      <w:numFmt w:val="bullet"/>
-      <w:lvlText w:val="o"/>
-      <w:lvlJc w:val="left"/>
-      <w:pPr>
-        <w:ind w:left="5760" w:hanging="360"/>
-      </w:pPr>
-      <w:rPr>
-        <w:rFonts w:hint="default" w:ascii="Courier New" w:hAnsi="Courier New"/>
-      </w:rPr>
-    </w:lvl>
-    <w:lvl xmlns:w="http://schemas.openxmlformats.org/wordprocessingml/2006/main" w:ilvl="8">
-      <w:start w:val="1"/>
-      <w:numFmt w:val="bullet"/>
-      <w:lvlText w:val=""/>
-      <w:lvlJc w:val="left"/>
-      <w:pPr>
-        <w:ind w:left="6480" w:hanging="360"/>
-      </w:pPr>
-      <w:rPr>
-        <w:rFonts w:hint="default" w:ascii="Wingdings" w:hAnsi="Wingdings"/>
-      </w:rPr>
-    </w:lvl>
-  </w:abstractNum>
-  <w:num w:numId="4">
-    <w:abstractNumId w:val="4"/>
-  </w:num>
-  <w:num w:numId="3">
-    <w:abstractNumId w:val="3"/>
-  </w:num>
-  <w:num w:numId="2">
-    <w:abstractNumId w:val="2"/>
-  </w:num>
-  <w:num w:numId="1">
-    <w:abstractNumId w:val="1"/>
-  </w:num>
-</w:numbering>
-</file>
-
 <file path=word/styles.xml><?xml version="1.0" encoding="utf-8"?>
-<w:styles xmlns:wp14="http://schemas.microsoft.com/office/word/2010/wordprocessingDrawing" xmlns:mc="http://schemas.openxmlformats.org/markup-compatibility/2006" xmlns:r="http://schemas.openxmlformats.org/officeDocument/2006/relationships" xmlns:w="http://schemas.openxmlformats.org/wordprocessingml/2006/main" xmlns:w14="http://schemas.microsoft.com/office/word/2010/wordml" xmlns:w15="http://schemas.microsoft.com/office/word/2012/wordml" xmlns:w16se="http://schemas.microsoft.com/office/word/2015/wordml/symex" xmlns:w16cid="http://schemas.microsoft.com/office/word/2016/wordml/cid" xmlns:w16="http://schemas.microsoft.com/office/word/2018/wordml" xmlns:w16cex="http://schemas.microsoft.com/office/word/2018/wordml/cex" xmlns:w16sdtdh="http://schemas.microsoft.com/office/word/2020/wordml/sdtdatahash" xmlns:w16sdtfl="http://schemas.microsoft.com/office/word/2024/wordml/sdtformatlock" mc:Ignorable="w14 w15 wp14 w16se w16cid w16 w16cex w16sdtdh w16sdtfl">
+<w:styles xmlns:mc="http://schemas.openxmlformats.org/markup-compatibility/2006" xmlns:o="urn:schemas-microsoft-com:office:office" xmlns:r="http://schemas.openxmlformats.org/officeDocument/2006/relationships" xmlns:m="http://schemas.openxmlformats.org/officeDocument/2006/math" xmlns:v="urn:schemas-microsoft-com:vml" xmlns:w="http://schemas.openxmlformats.org/wordprocessingml/2006/main" xmlns:w14="http://schemas.microsoft.com/office/word/2010/wordml" xmlns:w10="urn:schemas-microsoft-com:office:word" xmlns:sl="http://schemas.openxmlformats.org/schemaLibrary/2006/main" xmlns:wpsCustomData="http://www.wps.cn/officeDocument/2013/wpsCustomData" mc:Ignorable="w14">
   <w:docDefaults>
     <w:rPrDefault>
       <w:rPr>
         <w:rFonts w:asciiTheme="minorHAnsi" w:hAnsiTheme="minorHAnsi" w:eastAsiaTheme="minorHAnsi" w:cstheme="minorBidi"/>
-        <w:sz w:val="24"/>
-        <w:szCs w:val="24"/>
-        <w:lang w:val="es-ES" w:eastAsia="en-US" w:bidi="ar-SA"/>
       </w:rPr>
     </w:rPrDefault>
-    <w:pPrDefault>
-      <w:pPr>
-        <w:spacing w:after="160" w:line="279" w:lineRule="auto"/>
-      </w:pPr>
-    </w:pPrDefault>
+    <w:pPrDefault/>
   </w:docDefaults>
-  <w:latentStyles w:defLockedState="0" w:defUIPriority="99" w:defSemiHidden="0" w:defUnhideWhenUsed="0" w:defQFormat="0" w:count="371">
-    <w:lsdException w:name="Normal" w:uiPriority="0" w:qFormat="1"/>
-    <w:lsdException w:name="heading 1" w:uiPriority="9" w:qFormat="1"/>
-    <w:lsdException w:name="heading 2" w:uiPriority="9" w:semiHidden="1" w:unhideWhenUsed="1" w:qFormat="1"/>
-    <w:lsdException w:name="heading 3" w:uiPriority="9" w:semiHidden="1" w:unhideWhenUsed="1" w:qFormat="1"/>
-    <w:lsdException w:name="heading 4" w:uiPriority="9" w:semiHidden="1" w:unhideWhenUsed="1" w:qFormat="1"/>
-    <w:lsdException w:name="heading 5" w:uiPriority="9" w:semiHidden="1" w:unhideWhenUsed="1" w:qFormat="1"/>
-    <w:lsdException w:name="heading 6" w:uiPriority="9" w:semiHidden="1" w:unhideWhenUsed="1" w:qFormat="1"/>
-    <w:lsdException w:name="heading 7" w:uiPriority="9" w:semiHidden="1" w:unhideWhenUsed="1" w:qFormat="1"/>
-    <w:lsdException w:name="heading 8" w:uiPriority="9" w:semiHidden="1" w:unhideWhenUsed="1" w:qFormat="1"/>
-    <w:lsdException w:name="heading 9" w:uiPriority="9" w:semiHidden="1" w:unhideWhenUsed="1" w:qFormat="1"/>
-    <w:lsdException w:name="index 1" w:semiHidden="1" w:unhideWhenUsed="1"/>
-    <w:lsdException w:name="index 2" w:semiHidden="1" w:unhideWhenUsed="1"/>
-    <w:lsdException w:name="index 3" w:semiHidden="1" w:unhideWhenUsed="1"/>
-    <w:lsdException w:name="index 4" w:semiHidden="1" w:unhideWhenUsed="1"/>
-    <w:lsdException w:name="index 5" w:semiHidden="1" w:unhideWhenUsed="1"/>
-    <w:lsdException w:name="index 6" w:semiHidden="1" w:unhideWhenUsed="1"/>
-    <w:lsdException w:name="index 7" w:semiHidden="1" w:unhideWhenUsed="1"/>
-    <w:lsdException w:name="index 8" w:semiHidden="1" w:unhideWhenUsed="1"/>
-    <w:lsdException w:name="index 9" w:semiHidden="1" w:unhideWhenUsed="1"/>
-    <w:lsdException w:name="toc 1" w:uiPriority="39" w:semiHidden="1" w:unhideWhenUsed="1"/>
-    <w:lsdException w:name="toc 2" w:uiPriority="39" w:semiHidden="1" w:unhideWhenUsed="1"/>
-    <w:lsdException w:name="toc 3" w:uiPriority="39" w:semiHidden="1" w:unhideWhenUsed="1"/>
-    <w:lsdException w:name="toc 4" w:uiPriority="39" w:semiHidden="1" w:unhideWhenUsed="1"/>
-    <w:lsdException w:name="toc 5" w:uiPriority="39" w:semiHidden="1" w:unhideWhenUsed="1"/>
-    <w:lsdException w:name="toc 6" w:uiPriority="39" w:semiHidden="1" w:unhideWhenUsed="1"/>
-    <w:lsdException w:name="toc 7" w:uiPriority="39" w:semiHidden="1" w:unhideWhenUsed="1"/>
-    <w:lsdException w:name="toc 8" w:uiPriority="39" w:semiHidden="1" w:unhideWhenUsed="1"/>
-    <w:lsdException w:name="toc 9" w:uiPriority="39" w:semiHidden="1" w:unhideWhenUsed="1"/>
-    <w:lsdException w:name="Normal Indent" w:semiHidden="1" w:unhideWhenUsed="1"/>
-    <w:lsdException w:name="footnote text" w:semiHidden="1" w:unhideWhenUsed="1"/>
-    <w:lsdException w:name="annotation text" w:semiHidden="1" w:unhideWhenUsed="1"/>
-    <w:lsdException w:name="header" w:semiHidden="1" w:unhideWhenUsed="1"/>
-    <w:lsdException w:name="footer" w:semiHidden="1" w:unhideWhenUsed="1"/>
-    <w:lsdException w:name="index heading" w:semiHidden="1" w:unhideWhenUsed="1"/>
-    <w:lsdException w:name="caption" w:uiPriority="35" w:semiHidden="1" w:unhideWhenUsed="1" w:qFormat="1"/>
-    <w:lsdException w:name="table of figures" w:semiHidden="1" w:unhideWhenUsed="1"/>
-    <w:lsdException w:name="envelope address" w:semiHidden="1" w:unhideWhenUsed="1"/>
-    <w:lsdException w:name="envelope return" w:semiHidden="1" w:unhideWhenUsed="1"/>
-    <w:lsdException w:name="footnote reference" w:semiHidden="1" w:unhideWhenUsed="1"/>
-    <w:lsdException w:name="annotation reference" w:semiHidden="1" w:unhideWhenUsed="1"/>
-    <w:lsdException w:name="line number" w:semiHidden="1" w:unhideWhenUsed="1"/>
-    <w:lsdException w:name="page number" w:semiHidden="1" w:unhideWhenUsed="1"/>
-    <w:lsdException w:name="endnote reference" w:semiHidden="1" w:unhideWhenUsed="1"/>
-    <w:lsdException w:name="endnote text" w:semiHidden="1" w:unhideWhenUsed="1"/>
-    <w:lsdException w:name="table of authorities" w:semiHidden="1" w:unhideWhenUsed="1"/>
-    <w:lsdException w:name="macro" w:semiHidden="1" w:unhideWhenUsed="1"/>
-    <w:lsdException w:name="toa heading" w:semiHidden="1" w:unhideWhenUsed="1"/>
-    <w:lsdException w:name="List" w:semiHidden="1" w:unhideWhenUsed="1"/>
-    <w:lsdException w:name="List Bullet" w:semiHidden="1" w:unhideWhenUsed="1"/>
-    <w:lsdException w:name="List Number" w:semiHidden="1" w:unhideWhenUsed="1"/>
-    <w:lsdException w:name="List 2" w:semiHidden="1" w:unhideWhenUsed="1"/>
-    <w:lsdException w:name="List 3" w:semiHidden="1" w:unhideWhenUsed="1"/>
-    <w:lsdException w:name="List 4" w:semiHidden="1" w:unhideWhenUsed="1"/>
-    <w:lsdException w:name="List 5" w:semiHidden="1" w:unhideWhenUsed="1"/>
-    <w:lsdException w:name="List Bullet 2" w:semiHidden="1" w:unhideWhenUsed="1"/>
-    <w:lsdException w:name="List Bullet 3" w:semiHidden="1" w:unhideWhenUsed="1"/>
-    <w:lsdException w:name="List Bullet 4" w:semiHidden="1" w:unhideWhenUsed="1"/>
-    <w:lsdException w:name="List Bullet 5" w:semiHidden="1" w:unhideWhenUsed="1"/>
-    <w:lsdException w:name="List Number 2" w:semiHidden="1" w:unhideWhenUsed="1"/>
-    <w:lsdException w:name="List Number 3" w:semiHidden="1" w:unhideWhenUsed="1"/>
-    <w:lsdException w:name="List Number 4" w:semiHidden="1" w:unhideWhenUsed="1"/>
-    <w:lsdException w:name="List Number 5" w:semiHidden="1" w:unhideWhenUsed="1"/>
-    <w:lsdException w:name="Title" w:uiPriority="10" w:qFormat="1"/>
-    <w:lsdException w:name="Closing" w:semiHidden="1" w:unhideWhenUsed="1"/>
-    <w:lsdException w:name="Signature" w:semiHidden="1" w:unhideWhenUsed="1"/>
-    <w:lsdException w:name="Default Paragraph Font" w:uiPriority="1" w:semiHidden="1" w:unhideWhenUsed="1"/>
-    <w:lsdException w:name="Body Text" w:semiHidden="1" w:unhideWhenUsed="1"/>
-    <w:lsdException w:name="Body Text Indent" w:semiHidden="1" w:unhideWhenUsed="1"/>
-    <w:lsdException w:name="List Continue" w:semiHidden="1" w:unhideWhenUsed="1"/>
-    <w:lsdException w:name="List Continue 2" w:semiHidden="1" w:unhideWhenUsed="1"/>
-    <w:lsdException w:name="List Continue 3" w:semiHidden="1" w:unhideWhenUsed="1"/>
-    <w:lsdException w:name="List Continue 4" w:semiHidden="1" w:unhideWhenUsed="1"/>
-    <w:lsdException w:name="List Continue 5" w:semiHidden="1" w:unhideWhenUsed="1"/>
-    <w:lsdException w:name="Message Header" w:semiHidden="1" w:unhideWhenUsed="1"/>
-    <w:lsdException w:name="Subtitle" w:uiPriority="11" w:qFormat="1"/>
-    <w:lsdException w:name="Salutation" w:semiHidden="1" w:unhideWhenUsed="1"/>
-    <w:lsdException w:name="Date" w:semiHidden="1" w:unhideWhenUsed="1"/>
-    <w:lsdException w:name="Body Text First Indent" w:semiHidden="1" w:unhideWhenUsed="1"/>
-    <w:lsdException w:name="Body Text First Indent 2" w:semiHidden="1" w:unhideWhenUsed="1"/>
-    <w:lsdException w:name="Note Heading" w:semiHidden="1" w:unhideWhenUsed="1"/>
-    <w:lsdException w:name="Body Text 2" w:semiHidden="1" w:unhideWhenUsed="1"/>
-    <w:lsdException w:name="Body Text 3" w:semiHidden="1" w:unhideWhenUsed="1"/>
-    <w:lsdException w:name="Body Text Indent 2" w:semiHidden="1" w:unhideWhenUsed="1"/>
-    <w:lsdException w:name="Body Text Indent 3" w:semiHidden="1" w:unhideWhenUsed="1"/>
-    <w:lsdException w:name="Block Text" w:semiHidden="1" w:unhideWhenUsed="1"/>
-    <w:lsdException w:name="Hyperlink" w:semiHidden="1" w:unhideWhenUsed="1"/>
-    <w:lsdException w:name="FollowedHyperlink" w:semiHidden="1" w:unhideWhenUsed="1"/>
-    <w:lsdException w:name="Strong" w:uiPriority="22" w:qFormat="1"/>
-    <w:lsdException w:name="Emphasis" w:uiPriority="20" w:qFormat="1"/>
-    <w:lsdException w:name="Document Map" w:semiHidden="1" w:unhideWhenUsed="1"/>
-    <w:lsdException w:name="Plain Text" w:semiHidden="1" w:unhideWhenUsed="1"/>
-    <w:lsdException w:name="E-mail Signature" w:semiHidden="1" w:unhideWhenUsed="1"/>
-    <w:lsdException w:name="HTML Top of Form" w:semiHidden="1" w:unhideWhenUsed="1"/>
-    <w:lsdException w:name="HTML Bottom of Form" w:semiHidden="1" w:unhideWhenUsed="1"/>
-    <w:lsdException w:name="Normal (Web)" w:semiHidden="1" w:unhideWhenUsed="1"/>
-    <w:lsdException w:name="HTML Acronym" w:semiHidden="1" w:unhideWhenUsed="1"/>
-    <w:lsdException w:name="HTML Address" w:semiHidden="1" w:unhideWhenUsed="1"/>
-    <w:lsdException w:name="HTML Cite" w:semiHidden="1" w:unhideWhenUsed="1"/>
-    <w:lsdException w:name="HTML Code" w:semiHidden="1" w:unhideWhenUsed="1"/>
-    <w:lsdException w:name="HTML Definition" w:semiHidden="1" w:unhideWhenUsed="1"/>
-    <w:lsdException w:name="HTML Keyboard" w:semiHidden="1" w:unhideWhenUsed="1"/>
-    <w:lsdException w:name="HTML Preformatted" w:semiHidden="1" w:unhideWhenUsed="1"/>
-    <w:lsdException w:name="HTML Sample" w:semiHidden="1" w:unhideWhenUsed="1"/>
-    <w:lsdException w:name="HTML Typewriter" w:semiHidden="1" w:unhideWhenUsed="1"/>
-    <w:lsdException w:name="HTML Variable" w:semiHidden="1" w:unhideWhenUsed="1"/>
-    <w:lsdException w:name="Normal Table" w:semiHidden="1" w:unhideWhenUsed="1"/>
-    <w:lsdException w:name="annotation subject" w:semiHidden="1" w:unhideWhenUsed="1"/>
-    <w:lsdException w:name="No List" w:semiHidden="1" w:unhideWhenUsed="1"/>
-    <w:lsdException w:name="Outline List 1" w:semiHidden="1" w:unhideWhenUsed="1"/>
-    <w:lsdException w:name="Outline List 2" w:semiHidden="1" w:unhideWhenUsed="1"/>
-    <w:lsdException w:name="Outline List 3" w:semiHidden="1" w:unhideWhenUsed="1"/>
-    <w:lsdException w:name="Table Simple 1" w:semiHidden="1" w:unhideWhenUsed="1"/>
-    <w:lsdException w:name="Table Simple 2" w:semiHidden="1" w:unhideWhenUsed="1"/>
-    <w:lsdException w:name="Table Simple 3" w:semiHidden="1" w:unhideWhenUsed="1"/>
-    <w:lsdException w:name="Table Classic 1" w:semiHidden="1" w:unhideWhenUsed="1"/>
-    <w:lsdException w:name="Table Classic 2" w:semiHidden="1" w:unhideWhenUsed="1"/>
-    <w:lsdException w:name="Table Classic 3" w:semiHidden="1" w:unhideWhenUsed="1"/>
-    <w:lsdException w:name="Table Classic 4" w:semiHidden="1" w:unhideWhenUsed="1"/>
-    <w:lsdException w:name="Table Colorful 1" w:semiHidden="1" w:unhideWhenUsed="1"/>
-    <w:lsdException w:name="Table Colorful 2" w:semiHidden="1" w:unhideWhenUsed="1"/>
-    <w:lsdException w:name="Table Colorful 3" w:semiHidden="1" w:unhideWhenUsed="1"/>
-    <w:lsdException w:name="Table Columns 1" w:semiHidden="1" w:unhideWhenUsed="1"/>
-    <w:lsdException w:name="Table Columns 2" w:semiHidden="1" w:unhideWhenUsed="1"/>
-    <w:lsdException w:name="Table Columns 3" w:semiHidden="1" w:unhideWhenUsed="1"/>
-    <w:lsdException w:name="Table Columns 4" w:semiHidden="1" w:unhideWhenUsed="1"/>
-    <w:lsdException w:name="Table Columns 5" w:semiHidden="1" w:unhideWhenUsed="1"/>
-    <w:lsdException w:name="Table Grid 1" w:semiHidden="1" w:unhideWhenUsed="1"/>
-    <w:lsdException w:name="Table Grid 2" w:semiHidden="1" w:unhideWhenUsed="1"/>
-    <w:lsdException w:name="Table Grid 3" w:semiHidden="1" w:unhideWhenUsed="1"/>
-    <w:lsdException w:name="Table Grid 4" w:semiHidden="1" w:unhideWhenUsed="1"/>
-    <w:lsdException w:name="Table Grid 5" w:semiHidden="1" w:unhideWhenUsed="1"/>
-    <w:lsdException w:name="Table Grid 6" w:semiHidden="1" w:unhideWhenUsed="1"/>
-    <w:lsdException w:name="Table Grid 7" w:semiHidden="1" w:unhideWhenUsed="1"/>
-    <w:lsdException w:name="Table Grid 8" w:semiHidden="1" w:unhideWhenUsed="1"/>
-    <w:lsdException w:name="Table List 1" w:semiHidden="1" w:unhideWhenUsed="1"/>
-    <w:lsdException w:name="Table List 2" w:semiHidden="1" w:unhideWhenUsed="1"/>
-    <w:lsdException w:name="Table List 3" w:semiHidden="1" w:unhideWhenUsed="1"/>
-    <w:lsdException w:name="Table List 4" w:semiHidden="1" w:unhideWhenUsed="1"/>
-    <w:lsdException w:name="Table List 5" w:semiHidden="1" w:unhideWhenUsed="1"/>
-    <w:lsdException w:name="Table List 6" w:semiHidden="1" w:unhideWhenUsed="1"/>
-    <w:lsdException w:name="Table List 7" w:semiHidden="1" w:unhideWhenUsed="1"/>
-    <w:lsdException w:name="Table List 8" w:semiHidden="1" w:unhideWhenUsed="1"/>
-    <w:lsdException w:name="Table 3D effects 1" w:semiHidden="1" w:unhideWhenUsed="1"/>
-    <w:lsdException w:name="Table 3D effects 2" w:semiHidden="1" w:unhideWhenUsed="1"/>
-    <w:lsdException w:name="Table 3D effects 3" w:semiHidden="1" w:unhideWhenUsed="1"/>
-    <w:lsdException w:name="Table Contemporary" w:semiHidden="1" w:unhideWhenUsed="1"/>
-    <w:lsdException w:name="Table Elegant" w:semiHidden="1" w:unhideWhenUsed="1"/>
-    <w:lsdException w:name="Table Professional" w:semiHidden="1" w:unhideWhenUsed="1"/>
-    <w:lsdException w:name="Table Subtle 1" w:semiHidden="1" w:unhideWhenUsed="1"/>
-    <w:lsdException w:name="Table Subtle 2" w:semiHidden="1" w:unhideWhenUsed="1"/>
-    <w:lsdException w:name="Table Web 1" w:semiHidden="1" w:unhideWhenUsed="1"/>
-    <w:lsdException w:name="Table Web 2" w:semiHidden="1" w:unhideWhenUsed="1"/>
-    <w:lsdException w:name="Table Web 3" w:semiHidden="1" w:unhideWhenUsed="1"/>
-    <w:lsdException w:name="Balloon Text" w:semiHidden="1" w:unhideWhenUsed="1"/>
-    <w:lsdException w:name="Table Grid" w:uiPriority="39"/>
-    <w:lsdException w:name="Table Theme" w:semiHidden="1" w:unhideWhenUsed="1"/>
-    <w:lsdException w:name="Placeholder Text" w:semiHidden="1"/>
-    <w:lsdException w:name="No Spacing" w:uiPriority="1" w:qFormat="1"/>
-    <w:lsdException w:name="Light Shading" w:uiPriority="60"/>
-    <w:lsdException w:name="Light List" w:uiPriority="61"/>
-    <w:lsdException w:name="Light Grid" w:uiPriority="62"/>
-    <w:lsdException w:name="Medium Shading 1" w:uiPriority="63"/>
-    <w:lsdException w:name="Medium Shading 2" w:uiPriority="64"/>
-    <w:lsdException w:name="Medium List 1" w:uiPriority="65"/>
-    <w:lsdException w:name="Medium List 2" w:uiPriority="66"/>
-    <w:lsdException w:name="Medium Grid 1" w:uiPriority="67"/>
-    <w:lsdException w:name="Medium Grid 2" w:uiPriority="68"/>
-    <w:lsdException w:name="Medium Grid 3" w:uiPriority="69"/>
-    <w:lsdException w:name="Dark List" w:uiPriority="70"/>
-    <w:lsdException w:name="Colorful Shading" w:uiPriority="71"/>
-    <w:lsdException w:name="Colorful List" w:uiPriority="72"/>
-    <w:lsdException w:name="Colorful Grid" w:uiPriority="73"/>
-    <w:lsdException w:name="Light Shading Accent 1" w:uiPriority="60"/>
-    <w:lsdException w:name="Light List Accent 1" w:uiPriority="61"/>
-    <w:lsdException w:name="Light Grid Accent 1" w:uiPriority="62"/>
-    <w:lsdException w:name="Medium Shading 1 Accent 1" w:uiPriority="63"/>
-    <w:lsdException w:name="Medium Shading 2 Accent 1" w:uiPriority="64"/>
-    <w:lsdException w:name="Medium List 1 Accent 1" w:uiPriority="65"/>
-    <w:lsdException w:name="Revision" w:semiHidden="1"/>
-    <w:lsdException w:name="List Paragraph" w:uiPriority="34" w:qFormat="1"/>
-    <w:lsdException w:name="Quote" w:uiPriority="29" w:qFormat="1"/>
-    <w:lsdException w:name="Intense Quote" w:uiPriority="30" w:qFormat="1"/>
-    <w:lsdException w:name="Medium List 2 Accent 1" w:uiPriority="66"/>
-    <w:lsdException w:name="Medium Grid 1 Accent 1" w:uiPriority="67"/>
-    <w:lsdException w:name="Medium Grid 2 Accent 1" w:uiPriority="68"/>
-    <w:lsdException w:name="Medium Grid 3 Accent 1" w:uiPriority="69"/>
-    <w:lsdException w:name="Dark List Accent 1" w:uiPriority="70"/>
-    <w:lsdException w:name="Colorful Shading Accent 1" w:uiPriority="71"/>
-    <w:lsdException w:name="Colorful List Accent 1" w:uiPriority="72"/>
-    <w:lsdException w:name="Colorful Grid Accent 1" w:uiPriority="73"/>
-    <w:lsdException w:name="Light Shading Accent 2" w:uiPriority="60"/>
-    <w:lsdException w:name="Light List Accent 2" w:uiPriority="61"/>
-    <w:lsdException w:name="Light Grid Accent 2" w:uiPriority="62"/>
-    <w:lsdException w:name="Medium Shading 1 Accent 2" w:uiPriority="63"/>
-    <w:lsdException w:name="Medium Shading 2 Accent 2" w:uiPriority="64"/>
-    <w:lsdException w:name="Medium List 1 Accent 2" w:uiPriority="65"/>
-    <w:lsdException w:name="Medium List 2 Accent 2" w:uiPriority="66"/>
-    <w:lsdException w:name="Medium Grid 1 Accent 2" w:uiPriority="67"/>
-    <w:lsdException w:name="Medium Grid 2 Accent 2" w:uiPriority="68"/>
-    <w:lsdException w:name="Medium Grid 3 Accent 2" w:uiPriority="69"/>
-    <w:lsdException w:name="Dark List Accent 2" w:uiPriority="70"/>
-    <w:lsdException w:name="Colorful Shading Accent 2" w:uiPriority="71"/>
-    <w:lsdException w:name="Colorful List Accent 2" w:uiPriority="72"/>
-    <w:lsdException w:name="Colorful Grid Accent 2" w:uiPriority="73"/>
-    <w:lsdException w:name="Light Shading Accent 3" w:uiPriority="60"/>
-    <w:lsdException w:name="Light List Accent 3" w:uiPriority="61"/>
-    <w:lsdException w:name="Light Grid Accent 3" w:uiPriority="62"/>
-    <w:lsdException w:name="Medium Shading 1 Accent 3" w:uiPriority="63"/>
-    <w:lsdException w:name="Medium Shading 2 Accent 3" w:uiPriority="64"/>
-    <w:lsdException w:name="Medium List 1 Accent 3" w:uiPriority="65"/>
-    <w:lsdException w:name="Medium List 2 Accent 3" w:uiPriority="66"/>
-    <w:lsdException w:name="Medium Grid 1 Accent 3" w:uiPriority="67"/>
-    <w:lsdException w:name="Medium Grid 2 Accent 3" w:uiPriority="68"/>
-    <w:lsdException w:name="Medium Grid 3 Accent 3" w:uiPriority="69"/>
-    <w:lsdException w:name="Dark List Accent 3" w:uiPriority="70"/>
-    <w:lsdException w:name="Colorful Shading Accent 3" w:uiPriority="71"/>
-    <w:lsdException w:name="Colorful List Accent 3" w:uiPriority="72"/>
-    <w:lsdException w:name="Colorful Grid Accent 3" w:uiPriority="73"/>
-    <w:lsdException w:name="Light Shading Accent 4" w:uiPriority="60"/>
-    <w:lsdException w:name="Light List Accent 4" w:uiPriority="61"/>
-    <w:lsdException w:name="Light Grid Accent 4" w:uiPriority="62"/>
-    <w:lsdException w:name="Medium Shading 1 Accent 4" w:uiPriority="63"/>
-    <w:lsdException w:name="Medium Shading 2 Accent 4" w:uiPriority="64"/>
-    <w:lsdException w:name="Medium List 1 Accent 4" w:uiPriority="65"/>
-    <w:lsdException w:name="Medium List 2 Accent 4" w:uiPriority="66"/>
-    <w:lsdException w:name="Medium Grid 1 Accent 4" w:uiPriority="67"/>
-    <w:lsdException w:name="Medium Grid 2 Accent 4" w:uiPriority="68"/>
-    <w:lsdException w:name="Medium Grid 3 Accent 4" w:uiPriority="69"/>
-    <w:lsdException w:name="Dark List Accent 4" w:uiPriority="70"/>
-    <w:lsdException w:name="Colorful Shading Accent 4" w:uiPriority="71"/>
-    <w:lsdException w:name="Colorful List Accent 4" w:uiPriority="72"/>
-    <w:lsdException w:name="Colorful Grid Accent 4" w:uiPriority="73"/>
-    <w:lsdException w:name="Light Shading Accent 5" w:uiPriority="60"/>
-    <w:lsdException w:name="Light List Accent 5" w:uiPriority="61"/>
-    <w:lsdException w:name="Light Grid Accent 5" w:uiPriority="62"/>
-    <w:lsdException w:name="Medium Shading 1 Accent 5" w:uiPriority="63"/>
-    <w:lsdException w:name="Medium Shading 2 Accent 5" w:uiPriority="64"/>
-    <w:lsdException w:name="Medium List 1 Accent 5" w:uiPriority="65"/>
-    <w:lsdException w:name="Medium List 2 Accent 5" w:uiPriority="66"/>
-    <w:lsdException w:name="Medium Grid 1 Accent 5" w:uiPriority="67"/>
-    <w:lsdException w:name="Medium Grid 2 Accent 5" w:uiPriority="68"/>
-    <w:lsdException w:name="Medium Grid 3 Accent 5" w:uiPriority="69"/>
-    <w:lsdException w:name="Dark List Accent 5" w:uiPriority="70"/>
-    <w:lsdException w:name="Colorful Shading Accent 5" w:uiPriority="71"/>
-    <w:lsdException w:name="Colorful List Accent 5" w:uiPriority="72"/>
-    <w:lsdException w:name="Colorful Grid Accent 5" w:uiPriority="73"/>
-    <w:lsdException w:name="Light Shading Accent 6" w:uiPriority="60"/>
-    <w:lsdException w:name="Light List Accent 6" w:uiPriority="61"/>
-    <w:lsdException w:name="Light Grid Accent 6" w:uiPriority="62"/>
-    <w:lsdException w:name="Medium Shading 1 Accent 6" w:uiPriority="63"/>
-    <w:lsdException w:name="Medium Shading 2 Accent 6" w:uiPriority="64"/>
-    <w:lsdException w:name="Medium List 1 Accent 6" w:uiPriority="65"/>
-    <w:lsdException w:name="Medium List 2 Accent 6" w:uiPriority="66"/>
-    <w:lsdException w:name="Medium Grid 1 Accent 6" w:uiPriority="67"/>
-    <w:lsdException w:name="Medium Grid 2 Accent 6" w:uiPriority="68"/>
-    <w:lsdException w:name="Medium Grid 3 Accent 6" w:uiPriority="69"/>
-    <w:lsdException w:name="Dark List Accent 6" w:uiPriority="70"/>
-    <w:lsdException w:name="Colorful Shading Accent 6" w:uiPriority="71"/>
-    <w:lsdException w:name="Colorful List Accent 6" w:uiPriority="72"/>
-    <w:lsdException w:name="Colorful Grid Accent 6" w:uiPriority="73"/>
-    <w:lsdException w:name="Subtle Emphasis" w:uiPriority="19" w:qFormat="1"/>
-    <w:lsdException w:name="Intense Emphasis" w:uiPriority="21" w:qFormat="1"/>
-    <w:lsdException w:name="Subtle Reference" w:uiPriority="31" w:qFormat="1"/>
-    <w:lsdException w:name="Intense Reference" w:uiPriority="32" w:qFormat="1"/>
-    <w:lsdException w:name="Book Title" w:uiPriority="33" w:qFormat="1"/>
-    <w:lsdException w:name="Bibliography" w:uiPriority="37" w:semiHidden="1" w:unhideWhenUsed="1"/>
-    <w:lsdException w:name="TOC Heading" w:uiPriority="39" w:semiHidden="1" w:unhideWhenUsed="1" w:qFormat="1"/>
-    <w:lsdException w:name="Plain Table 1" w:uiPriority="41"/>
-    <w:lsdException w:name="Plain Table 2" w:uiPriority="42"/>
-    <w:lsdException w:name="Plain Table 3" w:uiPriority="43"/>
-    <w:lsdException w:name="Plain Table 4" w:uiPriority="44"/>
-    <w:lsdException w:name="Plain Table 5" w:uiPriority="45"/>
-    <w:lsdException w:name="Grid Table Light" w:uiPriority="40"/>
-    <w:lsdException w:name="Grid Table 1 Light" w:uiPriority="46"/>
-    <w:lsdException w:name="Grid Table 2" w:uiPriority="47"/>
-    <w:lsdException w:name="Grid Table 3" w:uiPriority="48"/>
-    <w:lsdException w:name="Grid Table 4" w:uiPriority="49"/>
-    <w:lsdException w:name="Grid Table 5 Dark" w:uiPriority="50"/>
-    <w:lsdException w:name="Grid Table 6 Colorful" w:uiPriority="51"/>
-    <w:lsdException w:name="Grid Table 7 Colorful" w:uiPriority="52"/>
-    <w:lsdException w:name="Grid Table 1 Light Accent 1" w:uiPriority="46"/>
-    <w:lsdException w:name="Grid Table 2 Accent 1" w:uiPriority="47"/>
-    <w:lsdException w:name="Grid Table 3 Accent 1" w:uiPriority="48"/>
-    <w:lsdException w:name="Grid Table 4 Accent 1" w:uiPriority="49"/>
-    <w:lsdException w:name="Grid Table 5 Dark Accent 1" w:uiPriority="50"/>
-    <w:lsdException w:name="Grid Table 6 Colorful Accent 1" w:uiPriority="51"/>
-    <w:lsdException w:name="Grid Table 7 Colorful Accent 1" w:uiPriority="52"/>
-    <w:lsdException w:name="Grid Table 1 Light Accent 2" w:uiPriority="46"/>
-    <w:lsdException w:name="Grid Table 2 Accent 2" w:uiPriority="47"/>
-    <w:lsdException w:name="Grid Table 3 Accent 2" w:uiPriority="48"/>
-    <w:lsdException w:name="Grid Table 4 Accent 2" w:uiPriority="49"/>
-    <w:lsdException w:name="Grid Table 5 Dark Accent 2" w:uiPriority="50"/>
-    <w:lsdException w:name="Grid Table 6 Colorful Accent 2" w:uiPriority="51"/>
-    <w:lsdException w:name="Grid Table 7 Colorful Accent 2" w:uiPriority="52"/>
-    <w:lsdException w:name="Grid Table 1 Light Accent 3" w:uiPriority="46"/>
-    <w:lsdException w:name="Grid Table 2 Accent 3" w:uiPriority="47"/>
-    <w:lsdException w:name="Grid Table 3 Accent 3" w:uiPriority="48"/>
-    <w:lsdException w:name="Grid Table 4 Accent 3" w:uiPriority="49"/>
-    <w:lsdException w:name="Grid Table 5 Dark Accent 3" w:uiPriority="50"/>
-    <w:lsdException w:name="Grid Table 6 Colorful Accent 3" w:uiPriority="51"/>
-    <w:lsdException w:name="Grid Table 7 Colorful Accent 3" w:uiPriority="52"/>
-    <w:lsdException w:name="Grid Table 1 Light Accent 4" w:uiPriority="46"/>
-    <w:lsdException w:name="Grid Table 2 Accent 4" w:uiPriority="47"/>
-    <w:lsdException w:name="Grid Table 3 Accent 4" w:uiPriority="48"/>
-    <w:lsdException w:name="Grid Table 4 Accent 4" w:uiPriority="49"/>
-    <w:lsdException w:name="Grid Table 5 Dark Accent 4" w:uiPriority="50"/>
-    <w:lsdException w:name="Grid Table 6 Colorful Accent 4" w:uiPriority="51"/>
-    <w:lsdException w:name="Grid Table 7 Colorful Accent 4" w:uiPriority="52"/>
-    <w:lsdException w:name="Grid Table 1 Light Accent 5" w:uiPriority="46"/>
-    <w:lsdException w:name="Grid Table 2 Accent 5" w:uiPriority="47"/>
-    <w:lsdException w:name="Grid Table 3 Accent 5" w:uiPriority="48"/>
-    <w:lsdException w:name="Grid Table 4 Accent 5" w:uiPriority="49"/>
-    <w:lsdException w:name="Grid Table 5 Dark Accent 5" w:uiPriority="50"/>
-    <w:lsdException w:name="Grid Table 6 Colorful Accent 5" w:uiPriority="51"/>
-    <w:lsdException w:name="Grid Table 7 Colorful Accent 5" w:uiPriority="52"/>
-    <w:lsdException w:name="Grid Table 1 Light Accent 6" w:uiPriority="46"/>
-    <w:lsdException w:name="Grid Table 2 Accent 6" w:uiPriority="47"/>
-    <w:lsdException w:name="Grid Table 3 Accent 6" w:uiPriority="48"/>
-    <w:lsdException w:name="Grid Table 4 Accent 6" w:uiPriority="49"/>
-    <w:lsdException w:name="Grid Table 5 Dark Accent 6" w:uiPriority="50"/>
-    <w:lsdException w:name="Grid Table 6 Colorful Accent 6" w:uiPriority="51"/>
-    <w:lsdException w:name="Grid Table 7 Colorful Accent 6" w:uiPriority="52"/>
-    <w:lsdException w:name="List Table 1 Light" w:uiPriority="46"/>
-    <w:lsdException w:name="List Table 2" w:uiPriority="47"/>
-    <w:lsdException w:name="List Table 3" w:uiPriority="48"/>
-    <w:lsdException w:name="List Table 4" w:uiPriority="49"/>
-    <w:lsdException w:name="List Table 5 Dark" w:uiPriority="50"/>
-    <w:lsdException w:name="List Table 6 Colorful" w:uiPriority="51"/>
-    <w:lsdException w:name="List Table 7 Colorful" w:uiPriority="52"/>
-    <w:lsdException w:name="List Table 1 Light Accent 1" w:uiPriority="46"/>
-    <w:lsdException w:name="List Table 2 Accent 1" w:uiPriority="47"/>
-    <w:lsdException w:name="List Table 3 Accent 1" w:uiPriority="48"/>
-    <w:lsdException w:name="List Table 4 Accent 1" w:uiPriority="49"/>
-    <w:lsdException w:name="List Table 5 Dark Accent 1" w:uiPriority="50"/>
-    <w:lsdException w:name="List Table 6 Colorful Accent 1" w:uiPriority="51"/>
-    <w:lsdException w:name="List Table 7 Colorful Accent 1" w:uiPriority="52"/>
-    <w:lsdException w:name="List Table 1 Light Accent 2" w:uiPriority="46"/>
-    <w:lsdException w:name="List Table 2 Accent 2" w:uiPriority="47"/>
-    <w:lsdException w:name="List Table 3 Accent 2" w:uiPriority="48"/>
-    <w:lsdException w:name="List Table 4 Accent 2" w:uiPriority="49"/>
-    <w:lsdException w:name="List Table 5 Dark Accent 2" w:uiPriority="50"/>
-    <w:lsdException w:name="List Table 6 Colorful Accent 2" w:uiPriority="51"/>
-    <w:lsdException w:name="List Table 7 Colorful Accent 2" w:uiPriority="52"/>
-    <w:lsdException w:name="List Table 1 Light Accent 3" w:uiPriority="46"/>
-    <w:lsdException w:name="List Table 2 Accent 3" w:uiPriority="47"/>
-    <w:lsdException w:name="List Table 3 Accent 3" w:uiPriority="48"/>
-    <w:lsdException w:name="List Table 4 Accent 3" w:uiPriority="49"/>
-    <w:lsdException w:name="List Table 5 Dark Accent 3" w:uiPriority="50"/>
-    <w:lsdException w:name="List Table 6 Colorful Accent 3" w:uiPriority="51"/>
-    <w:lsdException w:name="List Table 7 Colorful Accent 3" w:uiPriority="52"/>
-    <w:lsdException w:name="List Table 1 Light Accent 4" w:uiPriority="46"/>
-    <w:lsdException w:name="List Table 2 Accent 4" w:uiPriority="47"/>
-    <w:lsdException w:name="List Table 3 Accent 4" w:uiPriority="48"/>
-    <w:lsdException w:name="List Table 4 Accent 4" w:uiPriority="49"/>
-    <w:lsdException w:name="List Table 5 Dark Accent 4" w:uiPriority="50"/>
-    <w:lsdException w:name="List Table 6 Colorful Accent 4" w:uiPriority="51"/>
-    <w:lsdException w:name="List Table 7 Colorful Accent 4" w:uiPriority="52"/>
-    <w:lsdException w:name="List Table 1 Light Accent 5" w:uiPriority="46"/>
-    <w:lsdException w:name="List Table 2 Accent 5" w:uiPriority="47"/>
-    <w:lsdException w:name="List Table 3 Accent 5" w:uiPriority="48"/>
-    <w:lsdException w:name="List Table 4 Accent 5" w:uiPriority="49"/>
-    <w:lsdException w:name="List Table 5 Dark Accent 5" w:uiPriority="50"/>
-    <w:lsdException w:name="List Table 6 Colorful Accent 5" w:uiPriority="51"/>
-    <w:lsdException w:name="List Table 7 Colorful Accent 5" w:uiPriority="52"/>
-    <w:lsdException w:name="List Table 1 Light Accent 6" w:uiPriority="46"/>
-    <w:lsdException w:name="List Table 2 Accent 6" w:uiPriority="47"/>
-    <w:lsdException w:name="List Table 3 Accent 6" w:uiPriority="48"/>
-    <w:lsdException w:name="List Table 4 Accent 6" w:uiPriority="49"/>
-    <w:lsdException w:name="List Table 5 Dark Accent 6" w:uiPriority="50"/>
-    <w:lsdException w:name="List Table 6 Colorful Accent 6" w:uiPriority="51"/>
-    <w:lsdException w:name="List Table 7 Colorful Accent 6" w:uiPriority="52"/>
+  <w:latentStyles w:count="260" w:defQFormat="0" w:defUnhideWhenUsed="1" w:defSemiHidden="1" w:defUIPriority="99" w:defLockedState="0">
+    <w:lsdException w:qFormat="1" w:unhideWhenUsed="0" w:uiPriority="0" w:semiHidden="0" w:name="Normal"/>
+    <w:lsdException w:qFormat="1" w:unhideWhenUsed="0" w:uiPriority="9" w:semiHidden="0" w:name="heading 1"/>
+    <w:lsdException w:qFormat="1" w:uiPriority="9" w:name="heading 2"/>
+    <w:lsdException w:qFormat="1" w:uiPriority="9" w:name="heading 3"/>
+    <w:lsdException w:qFormat="1" w:uiPriority="9" w:name="heading 4"/>
+    <w:lsdException w:qFormat="1" w:uiPriority="9" w:name="heading 5"/>
+    <w:lsdException w:qFormat="1" w:uiPriority="9" w:name="heading 6"/>
+    <w:lsdException w:qFormat="1" w:uiPriority="9" w:name="heading 7"/>
+    <w:lsdException w:qFormat="1" w:uiPriority="9" w:name="heading 8"/>
+    <w:lsdException w:qFormat="1" w:uiPriority="9" w:name="heading 9"/>
+    <w:lsdException w:uiPriority="99" w:name="index 1"/>
+    <w:lsdException w:uiPriority="99" w:name="index 2"/>
+    <w:lsdException w:uiPriority="99" w:name="index 3"/>
+    <w:lsdException w:uiPriority="99" w:name="index 4"/>
+    <w:lsdException w:uiPriority="99" w:name="index 5"/>
+    <w:lsdException w:uiPriority="99" w:name="index 6"/>
+    <w:lsdException w:uiPriority="99" w:name="index 7"/>
+    <w:lsdException w:uiPriority="99" w:name="index 8"/>
+    <w:lsdException w:uiPriority="99" w:name="index 9"/>
+    <w:lsdException w:uiPriority="39" w:name="toc 1"/>
+    <w:lsdException w:uiPriority="39" w:name="toc 2"/>
+    <w:lsdException w:uiPriority="39" w:name="toc 3"/>
+    <w:lsdException w:uiPriority="39" w:name="toc 4"/>
+    <w:lsdException w:uiPriority="39" w:name="toc 5"/>
+    <w:lsdException w:uiPriority="39" w:name="toc 6"/>
+    <w:lsdException w:uiPriority="39" w:name="toc 7"/>
+    <w:lsdException w:uiPriority="39" w:name="toc 8"/>
+    <w:lsdException w:uiPriority="39" w:name="toc 9"/>
+    <w:lsdException w:uiPriority="99" w:name="Normal Indent"/>
+    <w:lsdException w:uiPriority="99" w:name="footnote text"/>
+    <w:lsdException w:uiPriority="99" w:name="annotation text"/>
+    <w:lsdException w:qFormat="1" w:uiPriority="99" w:semiHidden="0" w:name="header"/>
+    <w:lsdException w:qFormat="1" w:uiPriority="99" w:semiHidden="0" w:name="footer"/>
+    <w:lsdException w:uiPriority="99" w:name="index heading"/>
+    <w:lsdException w:qFormat="1" w:uiPriority="35" w:name="caption"/>
+    <w:lsdException w:uiPriority="99" w:name="table of figures"/>
+    <w:lsdException w:uiPriority="99" w:name="envelope address"/>
+    <w:lsdException w:uiPriority="99" w:name="envelope return"/>
+    <w:lsdException w:uiPriority="99" w:name="footnote reference"/>
+    <w:lsdException w:uiPriority="99" w:name="annotation reference"/>
+    <w:lsdException w:uiPriority="99" w:name="line number"/>
+    <w:lsdException w:uiPriority="99" w:name="page number"/>
+    <w:lsdException w:uiPriority="99" w:name="endnote reference"/>
+    <w:lsdException w:uiPriority="99" w:name="endnote text"/>
+    <w:lsdException w:uiPriority="99" w:name="table of authorities"/>
+    <w:lsdException w:uiPriority="99" w:name="macro"/>
+    <w:lsdException w:uiPriority="99" w:name="toa heading"/>
+    <w:lsdException w:uiPriority="99" w:name="List"/>
+    <w:lsdException w:uiPriority="99" w:name="List Bullet"/>
+    <w:lsdException w:uiPriority="99" w:name="List Number"/>
+    <w:lsdException w:uiPriority="99" w:name="List 2"/>
+    <w:lsdException w:uiPriority="99" w:name="List 3"/>
+    <w:lsdException w:uiPriority="99" w:name="List 4"/>
+    <w:lsdException w:uiPriority="99" w:name="List 5"/>
+    <w:lsdException w:uiPriority="99" w:name="List Bullet 2"/>
+    <w:lsdException w:uiPriority="99" w:name="List Bullet 3"/>
+    <w:lsdException w:uiPriority="99" w:name="List Bullet 4"/>
+    <w:lsdException w:uiPriority="99" w:name="List Bullet 5"/>
+    <w:lsdException w:uiPriority="99" w:name="List Number 2"/>
+    <w:lsdException w:uiPriority="99" w:name="List Number 3"/>
+    <w:lsdException w:uiPriority="99" w:name="List Number 4"/>
+    <w:lsdException w:uiPriority="99" w:name="List Number 5"/>
+    <w:lsdException w:qFormat="1" w:unhideWhenUsed="0" w:uiPriority="10" w:semiHidden="0" w:name="Title"/>
+    <w:lsdException w:uiPriority="99" w:name="Closing"/>
+    <w:lsdException w:uiPriority="99" w:name="Signature"/>
+    <w:lsdException w:qFormat="1" w:uiPriority="1" w:name="Default Paragraph Font"/>
+    <w:lsdException w:uiPriority="99" w:name="Body Text"/>
+    <w:lsdException w:uiPriority="99" w:name="Body Text Indent"/>
+    <w:lsdException w:uiPriority="99" w:name="List Continue"/>
+    <w:lsdException w:uiPriority="99" w:name="List Continue 2"/>
+    <w:lsdException w:uiPriority="99" w:name="List Continue 3"/>
+    <w:lsdException w:uiPriority="99" w:name="List Continue 4"/>
+    <w:lsdException w:uiPriority="99" w:name="List Continue 5"/>
+    <w:lsdException w:uiPriority="99" w:name="Message Header"/>
+    <w:lsdException w:qFormat="1" w:unhideWhenUsed="0" w:uiPriority="11" w:semiHidden="0" w:name="Subtitle"/>
+    <w:lsdException w:uiPriority="99" w:name="Salutation"/>
+    <w:lsdException w:uiPriority="99" w:name="Date"/>
+    <w:lsdException w:uiPriority="99" w:name="Body Text First Indent"/>
+    <w:lsdException w:uiPriority="99" w:name="Body Text First Indent 2"/>
+    <w:lsdException w:uiPriority="99" w:name="Note Heading"/>
+    <w:lsdException w:uiPriority="99" w:name="Body Text 2"/>
+    <w:lsdException w:uiPriority="99" w:name="Body Text 3"/>
+    <w:lsdException w:uiPriority="99" w:name="Body Text Indent 2"/>
+    <w:lsdException w:uiPriority="99" w:name="Body Text Indent 3"/>
+    <w:lsdException w:uiPriority="99" w:name="Block Text"/>
+    <w:lsdException w:uiPriority="99" w:name="Hyperlink"/>
+    <w:lsdException w:uiPriority="99" w:name="FollowedHyperlink"/>
+    <w:lsdException w:qFormat="1" w:unhideWhenUsed="0" w:uiPriority="22" w:semiHidden="0" w:name="Strong"/>
+    <w:lsdException w:qFormat="1" w:unhideWhenUsed="0" w:uiPriority="20" w:semiHidden="0" w:name="Emphasis"/>
+    <w:lsdException w:uiPriority="99" w:name="Document Map"/>
+    <w:lsdException w:uiPriority="99" w:name="Plain Text"/>
+    <w:lsdException w:uiPriority="99" w:name="E-mail Signature"/>
+    <w:lsdException w:uiPriority="99" w:name="Normal (Web)"/>
+    <w:lsdException w:uiPriority="99" w:name="HTML Acronym"/>
+    <w:lsdException w:uiPriority="99" w:name="HTML Address"/>
+    <w:lsdException w:uiPriority="99" w:name="HTML Cite"/>
+    <w:lsdException w:uiPriority="99" w:name="HTML Code"/>
+    <w:lsdException w:uiPriority="99" w:name="HTML Definition"/>
+    <w:lsdException w:uiPriority="99" w:name="HTML Keyboard"/>
+    <w:lsdException w:uiPriority="99" w:name="HTML Preformatted"/>
+    <w:lsdException w:uiPriority="99" w:name="HTML Sample"/>
+    <w:lsdException w:uiPriority="99" w:name="HTML Typewriter"/>
+    <w:lsdException w:uiPriority="99" w:name="HTML Variable"/>
+    <w:lsdException w:qFormat="1" w:uiPriority="99" w:name="Normal Table"/>
+    <w:lsdException w:uiPriority="99" w:name="annotation subject"/>
+    <w:lsdException w:uiPriority="99" w:name="Table Simple 1"/>
+    <w:lsdException w:uiPriority="99" w:name="Table Simple 2"/>
+    <w:lsdException w:uiPriority="99" w:name="Table Simple 3"/>
+    <w:lsdException w:uiPriority="99" w:name="Table Classic 1"/>
+    <w:lsdException w:uiPriority="99" w:name="Table Classic 2"/>
+    <w:lsdException w:uiPriority="99" w:name="Table Classic 3"/>
+    <w:lsdException w:uiPriority="99" w:name="Table Classic 4"/>
+    <w:lsdException w:uiPriority="99" w:name="Table Colorful 1"/>
+    <w:lsdException w:uiPriority="99" w:name="Table Colorful 2"/>
+    <w:lsdException w:uiPriority="99" w:name="Table Colorful 3"/>
+    <w:lsdException w:uiPriority="99" w:name="Table Columns 1"/>
+    <w:lsdException w:uiPriority="99" w:name="Table Columns 2"/>
+    <w:lsdException w:uiPriority="99" w:name="Table Columns 3"/>
+    <w:lsdException w:uiPriority="99" w:name="Table Columns 4"/>
+    <w:lsdException w:uiPriority="99" w:name="Table Columns 5"/>
+    <w:lsdException w:uiPriority="99" w:name="Table Grid 1"/>
+    <w:lsdException w:uiPriority="99" w:name="Table Grid 2"/>
+    <w:lsdException w:uiPriority="99" w:name="Table Grid 3"/>
+    <w:lsdException w:uiPriority="99" w:name="Table Grid 4"/>
+    <w:lsdException w:uiPriority="99" w:name="Table Grid 5"/>
+    <w:lsdException w:uiPriority="99" w:name="Table Grid 6"/>
+    <w:lsdException w:uiPriority="99" w:name="Table Grid 7"/>
+    <w:lsdException w:uiPriority="99" w:name="Table Grid 8"/>
+    <w:lsdException w:uiPriority="99" w:name="Table List 1"/>
+    <w:lsdException w:uiPriority="99" w:name="Table List 2"/>
+    <w:lsdException w:uiPriority="99" w:name="Table List 3"/>
+    <w:lsdException w:uiPriority="99" w:name="Table List 4"/>
+    <w:lsdException w:uiPriority="99" w:name="Table List 5"/>
+    <w:lsdException w:uiPriority="99" w:name="Table List 6"/>
+    <w:lsdException w:uiPriority="99" w:name="Table List 7"/>
+    <w:lsdException w:uiPriority="99" w:name="Table List 8"/>
+    <w:lsdException w:uiPriority="99" w:name="Table 3D effects 1"/>
+    <w:lsdException w:uiPriority="99" w:name="Table 3D effects 2"/>
+    <w:lsdException w:uiPriority="99" w:name="Table 3D effects 3"/>
+    <w:lsdException w:uiPriority="99" w:name="Table Contemporary"/>
+    <w:lsdException w:uiPriority="99" w:name="Table Elegant"/>
+    <w:lsdException w:uiPriority="99" w:name="Table Professional"/>
+    <w:lsdException w:uiPriority="99" w:name="Table Subtle 1"/>
+    <w:lsdException w:uiPriority="99" w:name="Table Subtle 2"/>
+    <w:lsdException w:uiPriority="99" w:name="Table Web 1"/>
+    <w:lsdException w:uiPriority="99" w:name="Table Web 2"/>
+    <w:lsdException w:uiPriority="99" w:name="Table Web 3"/>
+    <w:lsdException w:uiPriority="99" w:name="Balloon Text"/>
+    <w:lsdException w:qFormat="1" w:unhideWhenUsed="0" w:uiPriority="59" w:semiHidden="0" w:name="Table Grid"/>
+    <w:lsdException w:uiPriority="99" w:name="Table Theme"/>
+    <w:lsdException w:qFormat="1" w:unhideWhenUsed="0" w:uiPriority="34" w:semiHidden="0" w:name="List Paragraph"/>
   </w:latentStyles>
-  <w:style w:type="paragraph" w:styleId="Normal" w:default="1">
+  <w:style w:type="paragraph" w:default="1" w:styleId="1">
     <w:name w:val="Normal"/>
     <w:qFormat/>
+    <w:uiPriority w:val="0"/>
+    <w:pPr>
+      <w:spacing w:after="160" w:line="279" w:lineRule="auto"/>
+    </w:pPr>
+    <w:rPr>
+      <w:rFonts w:asciiTheme="minorHAnsi" w:hAnsiTheme="minorHAnsi" w:eastAsiaTheme="minorHAnsi" w:cstheme="minorBidi"/>
+      <w:sz w:val="24"/>
+      <w:szCs w:val="24"/>
+      <w:lang w:val="es-ES" w:eastAsia="en-US" w:bidi="ar-SA"/>
+    </w:rPr>
   </w:style>
-  <w:style w:type="character" w:styleId="DefaultParagraphFont" w:default="1">
+  <w:style w:type="character" w:default="1" w:styleId="2">
     <w:name w:val="Default Paragraph Font"/>
-    <w:uiPriority w:val="1"/>
     <w:semiHidden/>
     <w:unhideWhenUsed/>
+    <w:qFormat/>
+    <w:uiPriority w:val="1"/>
   </w:style>
-  <w:style w:type="table" w:styleId="TableNormal" w:default="1">
+  <w:style w:type="table" w:default="1" w:styleId="3">
     <w:name w:val="Normal Table"/>
-    <w:uiPriority w:val="99"/>
     <w:semiHidden/>
     <w:unhideWhenUsed/>
+    <w:qFormat/>
+    <w:uiPriority w:val="99"/>
     <w:tblPr>
-      <w:tblInd w:w="0" w:type="dxa"/>
       <w:tblCellMar>
         <w:top w:w="0" w:type="dxa"/>
         <w:left w:w="108" w:type="dxa"/>
@@ -3877,62 +3139,43 @@
       </w:tblCellMar>
     </w:tblPr>
   </w:style>
-  <w:style w:type="numbering" w:styleId="NoList" w:default="1">
-    <w:name w:val="No List"/>
+  <w:style w:type="paragraph" w:styleId="4">
+    <w:name w:val="header"/>
+    <w:basedOn w:val="1"/>
+    <w:unhideWhenUsed/>
+    <w:qFormat/>
     <w:uiPriority w:val="99"/>
-    <w:semiHidden/>
-    <w:unhideWhenUsed/>
-  </w:style>
-  <w:style w:type="paragraph" w:styleId="ListParagraph">
-    <w:uiPriority w:val="34"/>
-    <w:name w:val="List Paragraph"/>
-    <w:basedOn w:val="Normal"/>
-    <w:qFormat/>
-    <w:rsid w:val="6253C64D"/>
-    <w:pPr>
-      <w:spacing/>
-      <w:ind w:left="720"/>
-      <w:contextualSpacing/>
-    </w:pPr>
-  </w:style>
-  <w:style w:type="paragraph" w:styleId="Header">
-    <w:uiPriority w:val="99"/>
-    <w:name w:val="header"/>
-    <w:basedOn w:val="Normal"/>
-    <w:unhideWhenUsed/>
-    <w:rsid w:val="6253C64D"/>
     <w:pPr>
       <w:tabs>
-        <w:tab w:val="center" w:leader="none" w:pos="4680"/>
-        <w:tab w:val="right" w:leader="none" w:pos="9360"/>
+        <w:tab w:val="center" w:pos="4680"/>
+        <w:tab w:val="right" w:pos="9360"/>
       </w:tabs>
       <w:spacing w:after="0" w:line="240" w:lineRule="auto"/>
     </w:pPr>
   </w:style>
-  <w:style w:type="paragraph" w:styleId="Footer">
+  <w:style w:type="paragraph" w:styleId="5">
+    <w:name w:val="footer"/>
+    <w:basedOn w:val="1"/>
+    <w:unhideWhenUsed/>
+    <w:qFormat/>
     <w:uiPriority w:val="99"/>
-    <w:name w:val="footer"/>
-    <w:basedOn w:val="Normal"/>
-    <w:unhideWhenUsed/>
-    <w:rsid w:val="6253C64D"/>
     <w:pPr>
       <w:tabs>
-        <w:tab w:val="center" w:leader="none" w:pos="4680"/>
-        <w:tab w:val="right" w:leader="none" w:pos="9360"/>
+        <w:tab w:val="center" w:pos="4680"/>
+        <w:tab w:val="right" w:pos="9360"/>
       </w:tabs>
       <w:spacing w:after="0" w:line="240" w:lineRule="auto"/>
     </w:pPr>
   </w:style>
-  <w:style xmlns:w="http://schemas.openxmlformats.org/wordprocessingml/2006/main" w:type="table" w:styleId="TableGrid">
-    <w:name xmlns:w="http://schemas.openxmlformats.org/wordprocessingml/2006/main" w:val="Table Grid"/>
-    <w:basedOn xmlns:w="http://schemas.openxmlformats.org/wordprocessingml/2006/main" w:val="TableNormal"/>
-    <w:uiPriority xmlns:w="http://schemas.openxmlformats.org/wordprocessingml/2006/main" w:val="59"/>
-    <w:rsid xmlns:w="http://schemas.openxmlformats.org/wordprocessingml/2006/main" w:val="00FB4123"/>
-    <w:pPr xmlns:w="http://schemas.openxmlformats.org/wordprocessingml/2006/main">
+  <w:style w:type="table" w:styleId="6">
+    <w:name w:val="Table Grid"/>
+    <w:basedOn w:val="3"/>
+    <w:qFormat/>
+    <w:uiPriority w:val="59"/>
+    <w:pPr>
       <w:spacing w:after="0" w:line="240" w:lineRule="auto"/>
     </w:pPr>
-    <w:tblPr xmlns:w="http://schemas.openxmlformats.org/wordprocessingml/2006/main">
-      <w:tblInd w:w="0" w:type="dxa"/>
+    <w:tblPr>
       <w:tblBorders>
         <w:top w:val="single" w:color="000000" w:themeColor="text1" w:sz="4" w:space="0"/>
         <w:left w:val="single" w:color="000000" w:themeColor="text1" w:sz="4" w:space="0"/>
@@ -3949,11 +3192,21 @@
       </w:tblCellMar>
     </w:tblPr>
   </w:style>
+  <w:style w:type="paragraph" w:styleId="7">
+    <w:name w:val="List Paragraph"/>
+    <w:basedOn w:val="1"/>
+    <w:qFormat/>
+    <w:uiPriority w:val="34"/>
+    <w:pPr>
+      <w:ind w:left="720"/>
+      <w:contextualSpacing/>
+    </w:pPr>
+  </w:style>
 </w:styles>
 </file>
 
 <file path=word/theme/theme1.xml><?xml version="1.0" encoding="utf-8"?>
-<a:theme xmlns:thm15="http://schemas.microsoft.com/office/thememl/2012/main" xmlns:a="http://schemas.openxmlformats.org/drawingml/2006/main" name="Office Theme">
+<a:theme xmlns:a="http://schemas.openxmlformats.org/drawingml/2006/main" name="Office Theme">
   <a:themeElements>
     <a:clrScheme name="Office">
       <a:dk1>
@@ -3995,7 +3248,7 @@
     </a:clrScheme>
     <a:fontScheme name="Office">
       <a:majorFont>
-        <a:latin typeface="Aptos Display" panose="02110004020202020204"/>
+        <a:latin typeface="Aptos Display"/>
         <a:ea typeface=""/>
         <a:cs typeface=""/>
         <a:font script="Jpan" typeface="ＭＳ ゴシック"/>
@@ -4030,7 +3283,7 @@
         <a:font script="Geor" typeface="Sylfaen"/>
       </a:majorFont>
       <a:minorFont>
-        <a:latin typeface="Aptos" panose="02110004020202020204"/>
+        <a:latin typeface="Aptos"/>
         <a:ea typeface=""/>
         <a:cs typeface=""/>
         <a:font script="Jpan" typeface="ＭＳ 明朝"/>
@@ -4204,11 +3457,5 @@
     </a:fmtScheme>
   </a:themeElements>
   <a:objectDefaults/>
-  <a:extraClrSchemeLst/>
-  <a:extLst>
-    <a:ext uri="{05A4C25C-085E-4340-85A3-A5531E510DB2}">
-      <thm15:themeFamily xmlns:thm15="http://schemas.microsoft.com/office/thememl/2012/main" name="Office Theme" id="{62F939B6-93AF-4DB8-9C6B-D6C7DFDC589F}" vid="{4A3C46E8-61CC-4603-A589-7422A47A8E4A}"/>
-    </a:ext>
-  </a:extLst>
 </a:theme>
 </file>